--- a/docs/Team10_Release1_SRS.docx
+++ b/docs/Team10_Release1_SRS.docx
@@ -1,6 +1,6 @@
 
 <file path=word/document.xml><?xml version="1.0" encoding="utf-8"?>
-<w:document xmlns:o="urn:schemas-microsoft-com:office:office" xmlns:r="http://schemas.openxmlformats.org/officeDocument/2006/relationships" xmlns:v="urn:schemas-microsoft-com:vml" xmlns:w="http://schemas.openxmlformats.org/wordprocessingml/2006/main" xmlns:w10="urn:schemas-microsoft-com:office:word" xmlns:wp="http://schemas.openxmlformats.org/drawingml/2006/wordprocessingDrawing" xmlns:wps="http://schemas.microsoft.com/office/word/2010/wordprocessingShape" xmlns:wpg="http://schemas.microsoft.com/office/word/2010/wordprocessingGroup" xmlns:mc="http://schemas.openxmlformats.org/markup-compatibility/2006" xmlns:wp14="http://schemas.microsoft.com/office/word/2010/wordprocessingDrawing" xmlns:w14="http://schemas.microsoft.com/office/word/2010/wordml" xmlns:w15="http://schemas.microsoft.com/office/word/2012/wordml" mc:Ignorable="w14 wp14 w15">
+<w:document xmlns:o="urn:schemas-microsoft-com:office:office" xmlns:r="http://schemas.openxmlformats.org/officeDocument/2006/relationships" xmlns:v="urn:schemas-microsoft-com:vml" xmlns:w="http://schemas.openxmlformats.org/wordprocessingml/2006/main" xmlns:w10="urn:schemas-microsoft-com:office:word" xmlns:wp="http://schemas.openxmlformats.org/drawingml/2006/wordprocessingDrawing" xmlns:pic="http://schemas.openxmlformats.org/drawingml/2006/picture" xmlns:wps="http://schemas.microsoft.com/office/word/2010/wordprocessingShape" xmlns:wpg="http://schemas.microsoft.com/office/word/2010/wordprocessingGroup" xmlns:mc="http://schemas.openxmlformats.org/markup-compatibility/2006" xmlns:wp14="http://schemas.microsoft.com/office/word/2010/wordprocessingDrawing" xmlns:w14="http://schemas.microsoft.com/office/word/2010/wordml" xmlns:w15="http://schemas.microsoft.com/office/word/2012/wordml" mc:Ignorable="w14 wp14 w15">
   <w:body>
     <w:p>
       <w:pPr>
@@ -196,7 +196,7 @@
       <w:pPr>
         <w:pStyle w:val="Normal"/>
         <w:widowControl/>
-        <w:overflowPunct w:val="false"/>
+        <w:overflowPunct w:val="true"/>
         <w:jc w:val="left"/>
         <w:textAlignment w:val="auto"/>
         <w:rPr/>
@@ -291,7 +291,7 @@
         <w:gridCol w:w="1335"/>
         <w:gridCol w:w="1590"/>
         <w:gridCol w:w="4364"/>
-        <w:gridCol w:w="2631"/>
+        <w:gridCol w:w="2632"/>
       </w:tblGrid>
       <w:tr>
         <w:trPr>
@@ -389,7 +389,7 @@
         </w:tc>
         <w:tc>
           <w:tcPr>
-            <w:tcW w:w="2631" w:type="dxa"/>
+            <w:tcW w:w="2632" w:type="dxa"/>
             <w:tcBorders>
               <w:top w:val="single" w:sz="6" w:space="0" w:color="000080"/>
               <w:left w:val="single" w:sz="6" w:space="0" w:color="000080"/>
@@ -487,7 +487,7 @@
         </w:tc>
         <w:tc>
           <w:tcPr>
-            <w:tcW w:w="2631" w:type="dxa"/>
+            <w:tcW w:w="2632" w:type="dxa"/>
             <w:tcBorders>
               <w:top w:val="single" w:sz="6" w:space="0" w:color="000080"/>
               <w:left w:val="single" w:sz="6" w:space="0" w:color="000080"/>
@@ -578,7 +578,7 @@
         </w:tc>
         <w:tc>
           <w:tcPr>
-            <w:tcW w:w="2631" w:type="dxa"/>
+            <w:tcW w:w="2632" w:type="dxa"/>
             <w:tcBorders>
               <w:top w:val="single" w:sz="6" w:space="0" w:color="000080"/>
               <w:left w:val="single" w:sz="6" w:space="0" w:color="000080"/>
@@ -669,7 +669,7 @@
         </w:tc>
         <w:tc>
           <w:tcPr>
-            <w:tcW w:w="2631" w:type="dxa"/>
+            <w:tcW w:w="2632" w:type="dxa"/>
             <w:tcBorders>
               <w:top w:val="single" w:sz="6" w:space="0" w:color="000080"/>
               <w:left w:val="single" w:sz="6" w:space="0" w:color="000080"/>
@@ -760,7 +760,7 @@
         </w:tc>
         <w:tc>
           <w:tcPr>
-            <w:tcW w:w="2631" w:type="dxa"/>
+            <w:tcW w:w="2632" w:type="dxa"/>
             <w:tcBorders>
               <w:top w:val="single" w:sz="6" w:space="0" w:color="000080"/>
               <w:left w:val="single" w:sz="6" w:space="0" w:color="000080"/>
@@ -869,7 +869,7 @@
         </w:tc>
         <w:tc>
           <w:tcPr>
-            <w:tcW w:w="2631" w:type="dxa"/>
+            <w:tcW w:w="2632" w:type="dxa"/>
             <w:tcBorders>
               <w:top w:val="single" w:sz="6" w:space="0" w:color="000080"/>
               <w:left w:val="single" w:sz="6" w:space="0" w:color="000080"/>
@@ -1034,23 +1034,26 @@
           </w:r>
           <w:r>
             <w:rPr>
+              <w:rStyle w:val="IndexLink"/>
+              <w:vanish w:val="false"/>
               <w:webHidden/>
-              <w:rStyle w:val="IndexLink"/>
             </w:rPr>
             <w:instrText xml:space="preserve"> TOC \z \o "1-4" \u \h</w:instrText>
           </w:r>
           <w:r>
             <w:rPr>
+              <w:rStyle w:val="IndexLink"/>
+              <w:vanish w:val="false"/>
               <w:webHidden/>
-              <w:rStyle w:val="IndexLink"/>
             </w:rPr>
             <w:fldChar w:fldCharType="separate"/>
           </w:r>
           <w:hyperlink w:anchor="_Toc208787546">
             <w:r>
               <w:rPr>
+                <w:rStyle w:val="IndexLink"/>
+                <w:vanish w:val="false"/>
                 <w:webHidden/>
-                <w:rStyle w:val="IndexLink"/>
               </w:rPr>
               <w:t>1</w:t>
             </w:r>
@@ -1132,8 +1135,9 @@
           <w:hyperlink w:anchor="_Toc208787547">
             <w:r>
               <w:rPr>
+                <w:rStyle w:val="IndexLink"/>
+                <w:vanish w:val="false"/>
                 <w:webHidden/>
-                <w:rStyle w:val="IndexLink"/>
               </w:rPr>
               <w:t>1.1</w:t>
             </w:r>
@@ -1213,8 +1217,9 @@
           <w:hyperlink w:anchor="_Toc208787548">
             <w:r>
               <w:rPr>
+                <w:rStyle w:val="IndexLink"/>
+                <w:vanish w:val="false"/>
                 <w:webHidden/>
-                <w:rStyle w:val="IndexLink"/>
               </w:rPr>
               <w:t>1.2</w:t>
             </w:r>
@@ -1294,8 +1299,9 @@
           <w:hyperlink w:anchor="_Toc208787549">
             <w:r>
               <w:rPr>
+                <w:rStyle w:val="IndexLink"/>
+                <w:vanish w:val="false"/>
                 <w:webHidden/>
-                <w:rStyle w:val="IndexLink"/>
               </w:rPr>
               <w:t>1.3</w:t>
             </w:r>
@@ -1375,8 +1381,9 @@
           <w:hyperlink w:anchor="_Toc208787550">
             <w:r>
               <w:rPr>
+                <w:rStyle w:val="IndexLink"/>
+                <w:vanish w:val="false"/>
                 <w:webHidden/>
-                <w:rStyle w:val="IndexLink"/>
               </w:rPr>
               <w:t>1.4</w:t>
             </w:r>
@@ -1456,8 +1463,9 @@
           <w:hyperlink w:anchor="_Toc208787551">
             <w:r>
               <w:rPr>
+                <w:rStyle w:val="IndexLink"/>
+                <w:vanish w:val="false"/>
                 <w:webHidden/>
-                <w:rStyle w:val="IndexLink"/>
               </w:rPr>
               <w:t>1.5</w:t>
             </w:r>
@@ -1537,8 +1545,9 @@
           <w:hyperlink w:anchor="_Toc208787552">
             <w:r>
               <w:rPr>
+                <w:rStyle w:val="IndexLink"/>
+                <w:vanish w:val="false"/>
                 <w:webHidden/>
-                <w:rStyle w:val="IndexLink"/>
               </w:rPr>
               <w:t>1.6</w:t>
             </w:r>
@@ -1620,8 +1629,9 @@
           <w:hyperlink w:anchor="_Toc208787553">
             <w:r>
               <w:rPr>
+                <w:rStyle w:val="IndexLink"/>
+                <w:vanish w:val="false"/>
                 <w:webHidden/>
-                <w:rStyle w:val="IndexLink"/>
               </w:rPr>
               <w:t>2</w:t>
             </w:r>
@@ -1703,13 +1713,6 @@
             <w:r>
               <w:rPr>
                 <w:webHidden/>
-                <w:rStyle w:val="IndexLink"/>
-              </w:rPr>
-              <w:t>2.1 Features / Functions to be Implemented</w:t>
-            </w:r>
-            <w:r>
-              <w:rPr>
-                <w:webHidden/>
               </w:rPr>
               <w:fldChar w:fldCharType="begin"/>
             </w:r>
@@ -1729,7 +1732,9 @@
               <w:rPr>
                 <w:rStyle w:val="IndexLink"/>
                 <w:vanish w:val="false"/>
-              </w:rPr>
+                <w:webHidden/>
+              </w:rPr>
+              <w:t>2.1 Features / Functions to be Implemented</w:t>
               <w:tab/>
               <w:t>5</w:t>
             </w:r>
@@ -1763,8 +1768,9 @@
           <w:hyperlink w:anchor="_Toc208787555">
             <w:r>
               <w:rPr>
+                <w:rStyle w:val="IndexLink"/>
+                <w:vanish w:val="false"/>
                 <w:webHidden/>
-                <w:rStyle w:val="IndexLink"/>
               </w:rPr>
               <w:t>2.1</w:t>
             </w:r>
@@ -1844,8 +1850,9 @@
           <w:hyperlink w:anchor="_Toc208787556">
             <w:r>
               <w:rPr>
+                <w:rStyle w:val="IndexLink"/>
+                <w:vanish w:val="false"/>
                 <w:webHidden/>
-                <w:rStyle w:val="IndexLink"/>
                 <w:lang w:val="ru-RU"/>
               </w:rPr>
               <w:t>2.2</w:t>
@@ -1928,8 +1935,9 @@
           <w:hyperlink w:anchor="_Toc208787557">
             <w:r>
               <w:rPr>
+                <w:rStyle w:val="IndexLink"/>
+                <w:vanish w:val="false"/>
                 <w:webHidden/>
-                <w:rStyle w:val="IndexLink"/>
               </w:rPr>
               <w:t>3</w:t>
             </w:r>
@@ -2011,8 +2019,9 @@
           <w:hyperlink w:anchor="_Toc208787558">
             <w:r>
               <w:rPr>
+                <w:rStyle w:val="IndexLink"/>
+                <w:vanish w:val="false"/>
                 <w:webHidden/>
-                <w:rStyle w:val="IndexLink"/>
                 <w:lang w:val="ru-RU"/>
               </w:rPr>
               <w:t>3.1</w:t>
@@ -2093,8 +2102,9 @@
           <w:hyperlink w:anchor="_Toc208787559">
             <w:r>
               <w:rPr>
+                <w:rStyle w:val="IndexLink"/>
+                <w:vanish w:val="false"/>
                 <w:webHidden/>
-                <w:rStyle w:val="IndexLink"/>
               </w:rPr>
               <w:t>3.2</w:t>
             </w:r>
@@ -2174,8 +2184,9 @@
           <w:hyperlink w:anchor="_Toc208787560">
             <w:r>
               <w:rPr>
+                <w:rStyle w:val="IndexLink"/>
+                <w:vanish w:val="false"/>
                 <w:webHidden/>
-                <w:rStyle w:val="IndexLink"/>
               </w:rPr>
               <w:t>3.3</w:t>
             </w:r>
@@ -2255,8 +2266,9 @@
           <w:hyperlink w:anchor="_Toc208787561">
             <w:r>
               <w:rPr>
+                <w:rStyle w:val="IndexLink"/>
+                <w:vanish w:val="false"/>
                 <w:webHidden/>
-                <w:rStyle w:val="IndexLink"/>
               </w:rPr>
               <w:t>3.4</w:t>
             </w:r>
@@ -2336,8 +2348,9 @@
           <w:hyperlink w:anchor="_Toc208787562">
             <w:r>
               <w:rPr>
+                <w:rStyle w:val="IndexLink"/>
+                <w:vanish w:val="false"/>
                 <w:webHidden/>
-                <w:rStyle w:val="IndexLink"/>
               </w:rPr>
               <w:t>3.5</w:t>
             </w:r>
@@ -2417,8 +2430,9 @@
           <w:hyperlink w:anchor="_Toc208787563">
             <w:r>
               <w:rPr>
+                <w:rStyle w:val="IndexLink"/>
+                <w:vanish w:val="false"/>
                 <w:webHidden/>
-                <w:rStyle w:val="IndexLink"/>
               </w:rPr>
               <w:t>3.6</w:t>
             </w:r>
@@ -2498,8 +2512,9 @@
           <w:hyperlink w:anchor="_Toc208787564">
             <w:r>
               <w:rPr>
+                <w:rStyle w:val="IndexLink"/>
+                <w:vanish w:val="false"/>
                 <w:webHidden/>
-                <w:rStyle w:val="IndexLink"/>
                 <w:lang w:val="ru-RU"/>
               </w:rPr>
               <w:t>3.7</w:t>
@@ -2582,8 +2597,9 @@
           <w:hyperlink w:anchor="_Toc208787565">
             <w:r>
               <w:rPr>
+                <w:rStyle w:val="IndexLink"/>
+                <w:vanish w:val="false"/>
                 <w:webHidden/>
-                <w:rStyle w:val="IndexLink"/>
               </w:rPr>
               <w:t>4</w:t>
             </w:r>
@@ -2665,8 +2681,9 @@
           <w:hyperlink w:anchor="_Toc208787566">
             <w:r>
               <w:rPr>
+                <w:rStyle w:val="IndexLink"/>
+                <w:vanish w:val="false"/>
                 <w:webHidden/>
-                <w:rStyle w:val="IndexLink"/>
               </w:rPr>
               <w:t>4.1</w:t>
             </w:r>
@@ -2746,8 +2763,9 @@
           <w:hyperlink w:anchor="_Toc208787567">
             <w:r>
               <w:rPr>
+                <w:rStyle w:val="IndexLink"/>
+                <w:vanish w:val="false"/>
                 <w:webHidden/>
-                <w:rStyle w:val="IndexLink"/>
                 <w:lang w:val="ru-RU"/>
               </w:rPr>
               <w:t>4.2</w:t>
@@ -2819,7 +2837,7 @@
       <w:pPr>
         <w:pStyle w:val="Normal"/>
         <w:widowControl w:val="false"/>
-        <w:overflowPunct w:val="true"/>
+        <w:overflowPunct w:val="false"/>
         <w:bidi w:val="0"/>
         <w:spacing w:before="0" w:after="0"/>
         <w:jc w:val="both"/>
@@ -2852,15 +2870,14 @@
         <w:ind w:hanging="720" w:left="720"/>
         <w:rPr/>
       </w:pPr>
-      <w:bookmarkStart w:id="0" w:name="_Toc208787546"/>
-      <w:bookmarkStart w:id="1" w:name="_Toc38196291"/>
-      <w:bookmarkStart w:id="2" w:name="_Toc535737602"/>
-      <w:bookmarkEnd w:id="1"/>
+      <w:bookmarkStart w:id="0" w:name="_Toc38196291"/>
+      <w:bookmarkStart w:id="1" w:name="_Toc208787546"/>
+      <w:bookmarkEnd w:id="0"/>
       <w:r>
         <w:rPr/>
         <w:t>SW System Overview</w:t>
       </w:r>
-      <w:bookmarkEnd w:id="0"/>
+      <w:bookmarkEnd w:id="1"/>
     </w:p>
     <w:p>
       <w:pPr>
@@ -2868,13 +2885,11 @@
         <w:spacing w:before="280" w:after="280"/>
         <w:rPr>
           <w:rFonts w:ascii="Trebuchet MS" w:hAnsi="Trebuchet MS" w:cs="Batang"/>
-          <w:i/>
           <w:i/>
           <w:iCs/>
           <w:color w:val="008000"/>
         </w:rPr>
       </w:pPr>
-      <w:bookmarkStart w:id="3" w:name="_Toc122187883"/>
       <w:r>
         <w:rPr>
           <w:rFonts w:cs="Batang" w:ascii="Trebuchet MS" w:hAnsi="Trebuchet MS"/>
@@ -2897,31 +2912,28 @@
         <w:ind w:hanging="300" w:left="300"/>
         <w:rPr/>
       </w:pPr>
+      <w:bookmarkStart w:id="2" w:name="_Toc208787547"/>
+      <w:bookmarkStart w:id="3" w:name="_Toc122187883"/>
       <w:bookmarkStart w:id="4" w:name="_Toc535737602"/>
-      <w:bookmarkStart w:id="5" w:name="_Toc122187883"/>
-      <w:bookmarkStart w:id="6" w:name="_Toc208787547"/>
       <w:r>
         <w:rPr/>
         <w:t>Purpose</w:t>
       </w:r>
+      <w:bookmarkEnd w:id="2"/>
+      <w:bookmarkEnd w:id="3"/>
       <w:bookmarkEnd w:id="4"/>
-      <w:bookmarkEnd w:id="5"/>
-      <w:bookmarkEnd w:id="6"/>
     </w:p>
     <w:p>
       <w:pPr>
         <w:pStyle w:val="Normal"/>
         <w:rPr>
           <w:rFonts w:ascii="Trebuchet MS" w:hAnsi="Trebuchet MS" w:cs="Batang"/>
-          <w:i/>
           <w:i/>
           <w:iCs/>
           <w:color w:val="008000"/>
           <w:lang w:val="ru-RU"/>
         </w:rPr>
       </w:pPr>
-      <w:bookmarkStart w:id="7" w:name="_Toc122187884"/>
-      <w:bookmarkStart w:id="8" w:name="_Toc535737604"/>
       <w:r>
         <w:rPr>
           <w:rFonts w:cs="Batang" w:ascii="Trebuchet MS" w:hAnsi="Trebuchet MS"/>
@@ -2938,7 +2950,6 @@
         <w:rPr>
           <w:rFonts w:ascii="Trebuchet MS" w:hAnsi="Trebuchet MS" w:cs="Batang"/>
           <w:i w:val="false"/>
-          <w:i w:val="false"/>
           <w:iCs w:val="false"/>
           <w:color w:val="000000"/>
           <w:lang w:val="ru-RU"/>
@@ -2961,7 +2972,6 @@
         <w:rPr>
           <w:rFonts w:ascii="Trebuchet MS" w:hAnsi="Trebuchet MS" w:cs="Batang"/>
           <w:i w:val="false"/>
-          <w:i w:val="false"/>
           <w:iCs w:val="false"/>
           <w:color w:val="000000"/>
           <w:lang w:val="ru-RU"/>
@@ -2983,7 +2993,6 @@
         <w:rPr>
           <w:rFonts w:ascii="Trebuchet MS" w:hAnsi="Trebuchet MS" w:cs="Batang"/>
           <w:i w:val="false"/>
-          <w:i w:val="false"/>
           <w:iCs w:val="false"/>
           <w:color w:val="000000"/>
           <w:lang w:val="ru-RU"/>
@@ -2997,37 +3006,7 @@
           <w:color w:val="000000"/>
           <w:lang w:val="ru-RU"/>
         </w:rPr>
-        <w:t xml:space="preserve">The system’s purpose is to illustrate/simulate the electrical power grid and how it operates. Intendend users can be anyone who is interested in power distribution </w:t>
-      </w:r>
-      <w:r>
-        <w:rPr>
-          <w:rFonts w:cs="Batang" w:ascii="Trebuchet MS" w:hAnsi="Trebuchet MS"/>
-          <w:i w:val="false"/>
-          <w:iCs w:val="false"/>
-          <w:color w:val="000000"/>
-          <w:lang w:val="ru-RU"/>
-        </w:rPr>
-        <w:t>load balancing</w:t>
-      </w:r>
-      <w:r>
-        <w:rPr>
-          <w:rFonts w:cs="Batang" w:ascii="Trebuchet MS" w:hAnsi="Trebuchet MS"/>
-          <w:i w:val="false"/>
-          <w:iCs w:val="false"/>
-          <w:color w:val="000000"/>
-          <w:lang w:val="ru-RU"/>
-        </w:rPr>
-        <w:t xml:space="preserve">, </w:t>
-      </w:r>
-      <w:r>
-        <w:rPr>
-          <w:rFonts w:cs="Batang" w:ascii="Trebuchet MS" w:hAnsi="Trebuchet MS"/>
-          <w:i w:val="false"/>
-          <w:iCs w:val="false"/>
-          <w:color w:val="000000"/>
-          <w:lang w:val="ru-RU"/>
-        </w:rPr>
-        <w:t>but mainly grid operators and the use case can be their training for example.</w:t>
+        <w:t>The system’s purpose is to illustrate/simulate the electrical power grid and how it operates. Intendend users can be anyone who is interested in power distribution load balancing, but mainly grid operators and the use case can be their training for example.</w:t>
       </w:r>
     </w:p>
     <w:p>
@@ -3042,30 +3021,28 @@
         <w:ind w:hanging="300" w:left="300"/>
         <w:rPr/>
       </w:pPr>
-      <w:bookmarkStart w:id="9" w:name="_Toc122187884"/>
-      <w:bookmarkStart w:id="10" w:name="_Toc535737604"/>
-      <w:bookmarkStart w:id="11" w:name="_Toc208787548"/>
+      <w:bookmarkStart w:id="5" w:name="_Toc122187884"/>
+      <w:bookmarkStart w:id="6" w:name="_Toc208787548"/>
+      <w:bookmarkStart w:id="7" w:name="_Toc535737604"/>
       <w:r>
         <w:rPr/>
         <w:t>Scope</w:t>
       </w:r>
-      <w:bookmarkEnd w:id="9"/>
-      <w:bookmarkEnd w:id="10"/>
-      <w:bookmarkEnd w:id="11"/>
+      <w:bookmarkEnd w:id="5"/>
+      <w:bookmarkEnd w:id="6"/>
+      <w:bookmarkEnd w:id="7"/>
     </w:p>
     <w:p>
       <w:pPr>
         <w:pStyle w:val="Normal"/>
         <w:rPr>
           <w:rFonts w:ascii="Trebuchet MS" w:hAnsi="Trebuchet MS" w:cs="Batang"/>
-          <w:i/>
           <w:i/>
           <w:iCs/>
           <w:color w:val="008000"/>
           <w:lang w:val="ru-RU"/>
         </w:rPr>
       </w:pPr>
-      <w:bookmarkStart w:id="12" w:name="_Toc122187885"/>
       <w:r>
         <w:rPr>
           <w:rFonts w:cs="Batang" w:ascii="Trebuchet MS" w:hAnsi="Trebuchet MS"/>
@@ -3082,7 +3059,6 @@
         <w:rPr>
           <w:rFonts w:ascii="Trebuchet MS" w:hAnsi="Trebuchet MS" w:cs="Batang"/>
           <w:i w:val="false"/>
-          <w:i w:val="false"/>
           <w:iCs w:val="false"/>
           <w:color w:val="000000"/>
           <w:lang w:val="ru-RU"/>
@@ -3096,18 +3072,20 @@
           <w:color w:val="000000"/>
           <w:lang w:val="ru-RU"/>
         </w:rPr>
-        <w:t xml:space="preserve">The scope is quite large and the functionality that is currently implemented is the ability to import substation </w:t>
-      </w:r>
-      <w:r>
-        <w:rPr>
-          <w:rFonts w:cs="Batang" w:ascii="Trebuchet MS" w:hAnsi="Trebuchet MS"/>
+        <w:t xml:space="preserve">The scope is quite large and the functionality that is currently implemented is the ability to import substation and transmission line locations via OSM API. For these substations you can simulate the grid status with made up values, but within the progress of the project we will implement the simulation with some actual load values of the grid. </w:t>
+      </w:r>
+    </w:p>
+    <w:p>
+      <w:pPr>
+        <w:pStyle w:val="Normal"/>
+        <w:rPr>
+          <w:rFonts w:ascii="Trebuchet MS" w:hAnsi="Trebuchet MS" w:cs="Batang"/>
           <w:i w:val="false"/>
           <w:iCs w:val="false"/>
           <w:color w:val="000000"/>
           <w:lang w:val="ru-RU"/>
         </w:rPr>
-        <w:t xml:space="preserve">and transmission line </w:t>
-      </w:r>
+      </w:pPr>
       <w:r>
         <w:rPr>
           <w:rFonts w:cs="Batang" w:ascii="Trebuchet MS" w:hAnsi="Trebuchet MS"/>
@@ -3116,7 +3094,6 @@
           <w:color w:val="000000"/>
           <w:lang w:val="ru-RU"/>
         </w:rPr>
-        <w:t xml:space="preserve">locations via OSM API. For these substations you can simulate the grid status with made up values, but within the progress of the project we will implement the simulation with some actual load values of the grid. </w:t>
       </w:r>
     </w:p>
     <w:p>
@@ -3124,7 +3101,6 @@
         <w:pStyle w:val="Normal"/>
         <w:rPr>
           <w:rFonts w:ascii="Trebuchet MS" w:hAnsi="Trebuchet MS" w:cs="Batang"/>
-          <w:i w:val="false"/>
           <w:i w:val="false"/>
           <w:iCs w:val="false"/>
           <w:color w:val="000000"/>
@@ -3139,6 +3115,7 @@
           <w:color w:val="000000"/>
           <w:lang w:val="ru-RU"/>
         </w:rPr>
+        <w:t>With release one, the system includes only a basic terminal UI, but within the progress of the project a more sophisticated UI will be implemented.</w:t>
       </w:r>
     </w:p>
     <w:p>
@@ -3146,7 +3123,6 @@
         <w:pStyle w:val="Normal"/>
         <w:rPr>
           <w:rFonts w:ascii="Trebuchet MS" w:hAnsi="Trebuchet MS" w:cs="Batang"/>
-          <w:i w:val="false"/>
           <w:i w:val="false"/>
           <w:iCs w:val="false"/>
           <w:color w:val="000000"/>
@@ -3161,7 +3137,6 @@
           <w:color w:val="000000"/>
           <w:lang w:val="ru-RU"/>
         </w:rPr>
-        <w:t>With release one, the system includes only a basic terminal UI, but within the progress of the project a more sophisticated UI will be implemented.</w:t>
       </w:r>
     </w:p>
     <w:p>
@@ -3169,29 +3144,6 @@
         <w:pStyle w:val="Normal"/>
         <w:rPr>
           <w:rFonts w:ascii="Trebuchet MS" w:hAnsi="Trebuchet MS" w:cs="Batang"/>
-          <w:i w:val="false"/>
-          <w:i w:val="false"/>
-          <w:iCs w:val="false"/>
-          <w:color w:val="000000"/>
-          <w:lang w:val="ru-RU"/>
-        </w:rPr>
-      </w:pPr>
-      <w:r>
-        <w:rPr>
-          <w:rFonts w:cs="Batang" w:ascii="Trebuchet MS" w:hAnsi="Trebuchet MS"/>
-          <w:i w:val="false"/>
-          <w:iCs w:val="false"/>
-          <w:color w:val="000000"/>
-          <w:lang w:val="ru-RU"/>
-        </w:rPr>
-      </w:r>
-    </w:p>
-    <w:p>
-      <w:pPr>
-        <w:pStyle w:val="Normal"/>
-        <w:rPr>
-          <w:rFonts w:ascii="Trebuchet MS" w:hAnsi="Trebuchet MS" w:cs="Batang"/>
-          <w:i w:val="false"/>
           <w:i w:val="false"/>
           <w:iCs w:val="false"/>
           <w:color w:val="000000"/>
@@ -3221,21 +3173,20 @@
         <w:ind w:hanging="720" w:left="720"/>
         <w:rPr/>
       </w:pPr>
-      <w:bookmarkStart w:id="13" w:name="_Toc122187885"/>
-      <w:bookmarkStart w:id="14" w:name="_Toc208787549"/>
+      <w:bookmarkStart w:id="8" w:name="_Toc208787549"/>
+      <w:bookmarkStart w:id="9" w:name="_Toc122187885"/>
       <w:r>
         <w:rPr/>
         <w:t>Use-Case Diagram</w:t>
       </w:r>
-      <w:bookmarkEnd w:id="13"/>
-      <w:bookmarkEnd w:id="14"/>
+      <w:bookmarkEnd w:id="8"/>
+      <w:bookmarkEnd w:id="9"/>
     </w:p>
     <w:p>
       <w:pPr>
         <w:pStyle w:val="Normal"/>
         <w:rPr>
           <w:rFonts w:ascii="Trebuchet MS" w:hAnsi="Trebuchet MS" w:cs="Batang"/>
-          <w:i/>
           <w:i/>
           <w:iCs/>
           <w:color w:val="008000"/>
@@ -3257,20 +3208,23 @@
         <w:rPr>
           <w:rFonts w:ascii="Trebuchet MS" w:hAnsi="Trebuchet MS" w:cs="Batang"/>
           <w:i/>
+          <w:iCs/>
+          <w:color w:val="008000"/>
+        </w:rPr>
+      </w:pPr>
+      <w:r>
+        <w:rPr>
+          <w:rFonts w:cs="Batang" w:ascii="Trebuchet MS" w:hAnsi="Trebuchet MS"/>
           <w:i/>
           <w:iCs/>
           <w:color w:val="008000"/>
         </w:rPr>
-      </w:pPr>
-      <w:r>
-        <w:rPr/>
       </w:r>
     </w:p>
     <w:p>
       <w:pPr>
         <w:pStyle w:val="Normal"/>
         <w:rPr>
-          <w:i w:val="false"/>
           <w:i w:val="false"/>
           <w:iCs w:val="false"/>
           <w:color w:val="000000"/>
@@ -3296,27 +3250,25 @@
         <w:ind w:hanging="720" w:left="720"/>
         <w:rPr/>
       </w:pPr>
-      <w:bookmarkStart w:id="15" w:name="_Toc208787550"/>
-      <w:bookmarkStart w:id="16" w:name="_Toc122187886"/>
+      <w:bookmarkStart w:id="10" w:name="_Toc122187886"/>
+      <w:bookmarkStart w:id="11" w:name="_Toc208787550"/>
       <w:r>
         <w:rPr/>
         <w:t>General Constraints</w:t>
       </w:r>
-      <w:bookmarkEnd w:id="15"/>
-      <w:bookmarkEnd w:id="16"/>
+      <w:bookmarkEnd w:id="10"/>
+      <w:bookmarkEnd w:id="11"/>
     </w:p>
     <w:p>
       <w:pPr>
         <w:pStyle w:val="Normal"/>
         <w:rPr>
           <w:rFonts w:ascii="Trebuchet MS" w:hAnsi="Trebuchet MS" w:cs="Batang"/>
-          <w:i/>
           <w:i/>
           <w:iCs/>
           <w:color w:val="008000"/>
         </w:rPr>
       </w:pPr>
-      <w:bookmarkStart w:id="17" w:name="_Toc122187887"/>
       <w:r>
         <w:rPr>
           <w:rFonts w:cs="Batang" w:ascii="Trebuchet MS" w:hAnsi="Trebuchet MS"/>
@@ -3333,13 +3285,17 @@
         <w:rPr>
           <w:rFonts w:ascii="Trebuchet MS" w:hAnsi="Trebuchet MS" w:cs="Batang"/>
           <w:i/>
+          <w:iCs/>
+          <w:color w:val="008000"/>
+        </w:rPr>
+      </w:pPr>
+      <w:r>
+        <w:rPr>
+          <w:rFonts w:cs="Batang" w:ascii="Trebuchet MS" w:hAnsi="Trebuchet MS"/>
           <w:i/>
           <w:iCs/>
           <w:color w:val="008000"/>
         </w:rPr>
-      </w:pPr>
-      <w:r>
-        <w:rPr/>
       </w:r>
     </w:p>
     <w:p>
@@ -3348,7 +3304,6 @@
         <w:rPr>
           <w:rFonts w:ascii="Trebuchet MS" w:hAnsi="Trebuchet MS"/>
           <w:i w:val="false"/>
-          <w:i w:val="false"/>
           <w:iCs w:val="false"/>
         </w:rPr>
       </w:pPr>
@@ -3367,7 +3322,6 @@
         <w:rPr>
           <w:rFonts w:ascii="Trebuchet MS" w:hAnsi="Trebuchet MS"/>
           <w:i w:val="false"/>
-          <w:i w:val="false"/>
           <w:iCs w:val="false"/>
         </w:rPr>
       </w:pPr>
@@ -3377,15 +3331,25 @@
           <w:i w:val="false"/>
           <w:iCs w:val="false"/>
         </w:rPr>
-        <w:t xml:space="preserve">Language: C++ </w:t>
-      </w:r>
-      <w:r>
+        <w:t>Language: C++ (C++ 20)</w:t>
+      </w:r>
+    </w:p>
+    <w:p>
+      <w:pPr>
+        <w:pStyle w:val="Normal"/>
         <w:rPr>
           <w:rFonts w:ascii="Trebuchet MS" w:hAnsi="Trebuchet MS"/>
           <w:i w:val="false"/>
           <w:iCs w:val="false"/>
         </w:rPr>
-        <w:t>(C++ 20)</w:t>
+      </w:pPr>
+      <w:r>
+        <w:rPr>
+          <w:rFonts w:ascii="Trebuchet MS" w:hAnsi="Trebuchet MS"/>
+          <w:i w:val="false"/>
+          <w:iCs w:val="false"/>
+        </w:rPr>
+        <w:t>Internet access required only for OSM based imports</w:t>
       </w:r>
     </w:p>
     <w:p>
@@ -3393,26 +3357,6 @@
         <w:pStyle w:val="Normal"/>
         <w:rPr>
           <w:rFonts w:ascii="Trebuchet MS" w:hAnsi="Trebuchet MS"/>
-          <w:i w:val="false"/>
-          <w:i w:val="false"/>
-          <w:iCs w:val="false"/>
-        </w:rPr>
-      </w:pPr>
-      <w:r>
-        <w:rPr>
-          <w:rFonts w:ascii="Trebuchet MS" w:hAnsi="Trebuchet MS"/>
-          <w:i w:val="false"/>
-          <w:iCs w:val="false"/>
-        </w:rPr>
-        <w:t>Internet access required only for OSM based imports</w:t>
-      </w:r>
-    </w:p>
-    <w:p>
-      <w:pPr>
-        <w:pStyle w:val="Normal"/>
-        <w:rPr>
-          <w:rFonts w:ascii="Trebuchet MS" w:hAnsi="Trebuchet MS"/>
-          <w:i w:val="false"/>
           <w:i w:val="false"/>
           <w:iCs w:val="false"/>
         </w:rPr>
@@ -3437,27 +3381,25 @@
         <w:ind w:hanging="720" w:left="720"/>
         <w:rPr/>
       </w:pPr>
-      <w:bookmarkStart w:id="18" w:name="_Toc122187887"/>
-      <w:bookmarkStart w:id="19" w:name="_Toc208787551"/>
+      <w:bookmarkStart w:id="12" w:name="_Toc208787551"/>
+      <w:bookmarkStart w:id="13" w:name="_Toc122187887"/>
       <w:r>
         <w:rPr/>
         <w:t>Assumptions and Dependencies</w:t>
       </w:r>
-      <w:bookmarkEnd w:id="18"/>
-      <w:bookmarkEnd w:id="19"/>
+      <w:bookmarkEnd w:id="12"/>
+      <w:bookmarkEnd w:id="13"/>
     </w:p>
     <w:p>
       <w:pPr>
         <w:pStyle w:val="Normal"/>
         <w:rPr>
           <w:rFonts w:ascii="Trebuchet MS" w:hAnsi="Trebuchet MS" w:cs="Batang"/>
-          <w:i/>
           <w:i/>
           <w:iCs/>
           <w:color w:val="008000"/>
         </w:rPr>
       </w:pPr>
-      <w:bookmarkStart w:id="20" w:name="_Toc122187888"/>
       <w:r>
         <w:rPr>
           <w:rFonts w:cs="Batang" w:ascii="Trebuchet MS" w:hAnsi="Trebuchet MS"/>
@@ -3476,7 +3418,6 @@
           <w:b/>
           <w:bCs/>
           <w:i w:val="false"/>
-          <w:i w:val="false"/>
           <w:iCs w:val="false"/>
           <w:color w:val="000000"/>
         </w:rPr>
@@ -3499,7 +3440,6 @@
         <w:rPr>
           <w:rFonts w:ascii="Trebuchet MS" w:hAnsi="Trebuchet MS"/>
           <w:i w:val="false"/>
-          <w:i w:val="false"/>
           <w:iCs w:val="false"/>
           <w:color w:val="000000"/>
         </w:rPr>
@@ -3519,7 +3459,6 @@
         <w:pStyle w:val="Normal"/>
         <w:rPr>
           <w:rFonts w:ascii="Trebuchet MS" w:hAnsi="Trebuchet MS"/>
-          <w:i w:val="false"/>
           <w:i w:val="false"/>
           <w:iCs w:val="false"/>
           <w:color w:val="000000"/>
@@ -3543,7 +3482,6 @@
           <w:b/>
           <w:bCs/>
           <w:i w:val="false"/>
-          <w:i w:val="false"/>
           <w:iCs w:val="false"/>
           <w:color w:val="000000"/>
         </w:rPr>
@@ -3567,7 +3505,6 @@
           <w:b/>
           <w:bCs/>
           <w:i w:val="false"/>
-          <w:i w:val="false"/>
           <w:iCs w:val="false"/>
           <w:color w:val="000000"/>
         </w:rPr>
@@ -3592,7 +3529,6 @@
           <w:b w:val="false"/>
           <w:bCs w:val="false"/>
           <w:i w:val="false"/>
-          <w:i w:val="false"/>
           <w:iCs w:val="false"/>
           <w:color w:val="000000"/>
         </w:rPr>
@@ -3614,7 +3550,6 @@
         <w:pStyle w:val="Normal"/>
         <w:rPr>
           <w:rFonts w:ascii="Trebuchet MS" w:hAnsi="Trebuchet MS"/>
-          <w:i w:val="false"/>
           <w:i w:val="false"/>
           <w:iCs w:val="false"/>
           <w:color w:val="000000"/>
@@ -3642,21 +3577,20 @@
         <w:ind w:hanging="720" w:left="720"/>
         <w:rPr/>
       </w:pPr>
-      <w:bookmarkStart w:id="21" w:name="_Toc122187888"/>
-      <w:bookmarkStart w:id="22" w:name="_Toc208787552"/>
+      <w:bookmarkStart w:id="14" w:name="_Toc208787552"/>
+      <w:bookmarkStart w:id="15" w:name="_Toc122187888"/>
       <w:r>
         <w:rPr/>
         <w:t>Acronyms and Abbreviations</w:t>
       </w:r>
-      <w:bookmarkEnd w:id="21"/>
-      <w:bookmarkEnd w:id="22"/>
+      <w:bookmarkEnd w:id="14"/>
+      <w:bookmarkEnd w:id="15"/>
     </w:p>
     <w:p>
       <w:pPr>
         <w:pStyle w:val="Normal"/>
         <w:rPr>
           <w:rFonts w:ascii="Trebuchet MS" w:hAnsi="Trebuchet MS" w:cs="Batang"/>
-          <w:i/>
           <w:i/>
           <w:iCs/>
           <w:color w:val="008000"/>
@@ -3688,14 +3622,14 @@
         <w:tblLook w:val="01e0" w:noHBand="0" w:noVBand="0" w:firstColumn="1" w:lastRow="1" w:lastColumn="1" w:firstRow="1"/>
       </w:tblPr>
       <w:tblGrid>
-        <w:gridCol w:w="1407"/>
-        <w:gridCol w:w="6916"/>
+        <w:gridCol w:w="1406"/>
+        <w:gridCol w:w="6918"/>
       </w:tblGrid>
       <w:tr>
         <w:trPr/>
         <w:tc>
           <w:tcPr>
-            <w:tcW w:w="1407" w:type="dxa"/>
+            <w:tcW w:w="1406" w:type="dxa"/>
             <w:tcBorders>
               <w:top w:val="single" w:sz="6" w:space="0" w:color="000080"/>
               <w:left w:val="single" w:sz="6" w:space="0" w:color="000080"/>
@@ -3726,7 +3660,7 @@
         </w:tc>
         <w:tc>
           <w:tcPr>
-            <w:tcW w:w="6916" w:type="dxa"/>
+            <w:tcW w:w="6918" w:type="dxa"/>
             <w:tcBorders>
               <w:top w:val="single" w:sz="6" w:space="0" w:color="000080"/>
               <w:left w:val="single" w:sz="6" w:space="0" w:color="000080"/>
@@ -3760,7 +3694,7 @@
         <w:trPr/>
         <w:tc>
           <w:tcPr>
-            <w:tcW w:w="1407" w:type="dxa"/>
+            <w:tcW w:w="1406" w:type="dxa"/>
             <w:tcBorders>
               <w:top w:val="single" w:sz="6" w:space="0" w:color="000080"/>
               <w:left w:val="single" w:sz="6" w:space="0" w:color="000080"/>
@@ -3785,7 +3719,7 @@
         </w:tc>
         <w:tc>
           <w:tcPr>
-            <w:tcW w:w="6916" w:type="dxa"/>
+            <w:tcW w:w="6918" w:type="dxa"/>
             <w:tcBorders>
               <w:top w:val="single" w:sz="6" w:space="0" w:color="000080"/>
               <w:left w:val="single" w:sz="6" w:space="0" w:color="000080"/>
@@ -3813,7 +3747,7 @@
         <w:trPr/>
         <w:tc>
           <w:tcPr>
-            <w:tcW w:w="1407" w:type="dxa"/>
+            <w:tcW w:w="1406" w:type="dxa"/>
             <w:tcBorders>
               <w:top w:val="single" w:sz="6" w:space="0" w:color="000080"/>
               <w:left w:val="single" w:sz="6" w:space="0" w:color="000080"/>
@@ -3838,7 +3772,7 @@
         </w:tc>
         <w:tc>
           <w:tcPr>
-            <w:tcW w:w="6916" w:type="dxa"/>
+            <w:tcW w:w="6918" w:type="dxa"/>
             <w:tcBorders>
               <w:top w:val="single" w:sz="6" w:space="0" w:color="000080"/>
               <w:left w:val="single" w:sz="6" w:space="0" w:color="000080"/>
@@ -3866,7 +3800,7 @@
         <w:trPr/>
         <w:tc>
           <w:tcPr>
-            <w:tcW w:w="1407" w:type="dxa"/>
+            <w:tcW w:w="1406" w:type="dxa"/>
             <w:tcBorders>
               <w:top w:val="single" w:sz="6" w:space="0" w:color="000080"/>
               <w:left w:val="single" w:sz="6" w:space="0" w:color="000080"/>
@@ -3893,7 +3827,7 @@
         </w:tc>
         <w:tc>
           <w:tcPr>
-            <w:tcW w:w="6916" w:type="dxa"/>
+            <w:tcW w:w="6918" w:type="dxa"/>
             <w:tcBorders>
               <w:top w:val="single" w:sz="6" w:space="0" w:color="000080"/>
               <w:left w:val="single" w:sz="6" w:space="0" w:color="000080"/>
@@ -3921,7 +3855,7 @@
         <w:trPr/>
         <w:tc>
           <w:tcPr>
-            <w:tcW w:w="1407" w:type="dxa"/>
+            <w:tcW w:w="1406" w:type="dxa"/>
             <w:tcBorders>
               <w:top w:val="single" w:sz="6" w:space="0" w:color="000080"/>
               <w:left w:val="single" w:sz="6" w:space="0" w:color="000080"/>
@@ -3947,7 +3881,7 @@
         </w:tc>
         <w:tc>
           <w:tcPr>
-            <w:tcW w:w="6916" w:type="dxa"/>
+            <w:tcW w:w="6918" w:type="dxa"/>
             <w:tcBorders>
               <w:top w:val="single" w:sz="6" w:space="0" w:color="000080"/>
               <w:left w:val="single" w:sz="6" w:space="0" w:color="000080"/>
@@ -3974,7 +3908,7 @@
         <w:trPr/>
         <w:tc>
           <w:tcPr>
-            <w:tcW w:w="1407" w:type="dxa"/>
+            <w:tcW w:w="1406" w:type="dxa"/>
             <w:tcBorders>
               <w:top w:val="single" w:sz="6" w:space="0" w:color="000080"/>
               <w:left w:val="single" w:sz="6" w:space="0" w:color="000080"/>
@@ -4001,7 +3935,7 @@
         </w:tc>
         <w:tc>
           <w:tcPr>
-            <w:tcW w:w="6916" w:type="dxa"/>
+            <w:tcW w:w="6918" w:type="dxa"/>
             <w:tcBorders>
               <w:top w:val="single" w:sz="6" w:space="0" w:color="000080"/>
               <w:left w:val="single" w:sz="6" w:space="0" w:color="000080"/>
@@ -4028,7 +3962,7 @@
         <w:trPr/>
         <w:tc>
           <w:tcPr>
-            <w:tcW w:w="1407" w:type="dxa"/>
+            <w:tcW w:w="1406" w:type="dxa"/>
             <w:tcBorders>
               <w:top w:val="single" w:sz="6" w:space="0" w:color="000080"/>
               <w:left w:val="single" w:sz="6" w:space="0" w:color="000080"/>
@@ -4054,7 +3988,7 @@
         </w:tc>
         <w:tc>
           <w:tcPr>
-            <w:tcW w:w="6916" w:type="dxa"/>
+            <w:tcW w:w="6918" w:type="dxa"/>
             <w:tcBorders>
               <w:top w:val="single" w:sz="6" w:space="0" w:color="000080"/>
               <w:left w:val="single" w:sz="6" w:space="0" w:color="000080"/>
@@ -4083,7 +4017,7 @@
         </w:trPr>
         <w:tc>
           <w:tcPr>
-            <w:tcW w:w="1407" w:type="dxa"/>
+            <w:tcW w:w="1406" w:type="dxa"/>
             <w:tcBorders>
               <w:top w:val="single" w:sz="6" w:space="0" w:color="000080"/>
               <w:left w:val="single" w:sz="6" w:space="0" w:color="000080"/>
@@ -4109,7 +4043,7 @@
         </w:tc>
         <w:tc>
           <w:tcPr>
-            <w:tcW w:w="6916" w:type="dxa"/>
+            <w:tcW w:w="6918" w:type="dxa"/>
             <w:tcBorders>
               <w:top w:val="single" w:sz="6" w:space="0" w:color="000080"/>
               <w:left w:val="single" w:sz="6" w:space="0" w:color="000080"/>
@@ -4136,7 +4070,7 @@
         <w:trPr/>
         <w:tc>
           <w:tcPr>
-            <w:tcW w:w="1407" w:type="dxa"/>
+            <w:tcW w:w="1406" w:type="dxa"/>
             <w:tcBorders>
               <w:top w:val="single" w:sz="6" w:space="0" w:color="000080"/>
               <w:left w:val="single" w:sz="6" w:space="0" w:color="000080"/>
@@ -4162,7 +4096,7 @@
         </w:tc>
         <w:tc>
           <w:tcPr>
-            <w:tcW w:w="6916" w:type="dxa"/>
+            <w:tcW w:w="6918" w:type="dxa"/>
             <w:tcBorders>
               <w:top w:val="single" w:sz="6" w:space="0" w:color="000080"/>
               <w:left w:val="single" w:sz="6" w:space="0" w:color="000080"/>
@@ -4189,7 +4123,7 @@
         <w:trPr/>
         <w:tc>
           <w:tcPr>
-            <w:tcW w:w="1407" w:type="dxa"/>
+            <w:tcW w:w="1406" w:type="dxa"/>
             <w:tcBorders>
               <w:top w:val="single" w:sz="6" w:space="0" w:color="000080"/>
               <w:left w:val="single" w:sz="6" w:space="0" w:color="000080"/>
@@ -4215,7 +4149,7 @@
         </w:tc>
         <w:tc>
           <w:tcPr>
-            <w:tcW w:w="6916" w:type="dxa"/>
+            <w:tcW w:w="6918" w:type="dxa"/>
             <w:tcBorders>
               <w:top w:val="single" w:sz="6" w:space="0" w:color="000080"/>
               <w:left w:val="single" w:sz="6" w:space="0" w:color="000080"/>
@@ -4255,13 +4189,13 @@
         <w:ind w:hanging="720" w:left="720"/>
         <w:rPr/>
       </w:pPr>
-      <w:bookmarkStart w:id="23" w:name="_Toc38196291"/>
-      <w:bookmarkStart w:id="24" w:name="_Toc208787553"/>
-      <w:bookmarkStart w:id="25" w:name="_Toc122187890"/>
-      <w:bookmarkEnd w:id="23"/>
+      <w:bookmarkStart w:id="16" w:name="_Toc122187890"/>
+      <w:bookmarkStart w:id="17" w:name="_Toc208787553"/>
+      <w:bookmarkStart w:id="18" w:name="_Toc38196291_Copy_1"/>
+      <w:bookmarkEnd w:id="16"/>
+      <w:bookmarkEnd w:id="17"/>
+      <w:bookmarkEnd w:id="18"/>
       <w:r/>
-      <w:bookmarkEnd w:id="24"/>
-      <w:bookmarkEnd w:id="25"/>
       <w:r>
         <w:rPr/>
         <w:t>SW Functional Requirements</w:t>
@@ -4277,12 +4211,12 @@
         <w:ind w:hanging="576" w:left="576"/>
         <w:rPr/>
       </w:pPr>
-      <w:bookmarkStart w:id="26" w:name="_Toc208787554"/>
+      <w:bookmarkStart w:id="19" w:name="_Toc208787554"/>
       <w:r>
         <w:rPr/>
         <w:t>2.1 Features / Functions to be Implemented</w:t>
       </w:r>
-      <w:bookmarkEnd w:id="26"/>
+      <w:bookmarkEnd w:id="19"/>
     </w:p>
     <w:p>
       <w:pPr>
@@ -4290,7 +4224,6 @@
         <w:spacing w:before="280" w:after="280"/>
         <w:rPr>
           <w:rFonts w:ascii="Trebuchet MS" w:hAnsi="Trebuchet MS" w:cs="Batang"/>
-          <w:i/>
           <w:i/>
           <w:iCs/>
           <w:color w:val="008000"/>
@@ -4313,7 +4246,6 @@
         <w:rPr>
           <w:rFonts w:ascii="Trebuchet MS" w:hAnsi="Trebuchet MS" w:cs="Batang"/>
           <w:i/>
-          <w:i/>
           <w:iCs/>
           <w:color w:val="008000"/>
         </w:rPr>
@@ -4335,7 +4267,6 @@
         <w:rPr>
           <w:rFonts w:ascii="Trebuchet MS" w:hAnsi="Trebuchet MS" w:cs="Batang"/>
           <w:i/>
-          <w:i/>
           <w:iCs/>
           <w:color w:val="008000"/>
         </w:rPr>
@@ -4357,7 +4288,6 @@
         <w:rPr>
           <w:rFonts w:ascii="Trebuchet MS" w:hAnsi="Trebuchet MS" w:cs="Batang"/>
           <w:i/>
-          <w:i/>
           <w:iCs/>
           <w:color w:val="008000"/>
         </w:rPr>
@@ -4378,7 +4308,6 @@
         <w:spacing w:before="280" w:after="280"/>
         <w:rPr>
           <w:rFonts w:ascii="Trebuchet MS" w:hAnsi="Trebuchet MS" w:cs="Batang"/>
-          <w:i/>
           <w:i/>
           <w:iCs/>
           <w:color w:val="008000"/>
@@ -4405,7 +4334,6 @@
         <w:rPr>
           <w:rFonts w:ascii="Trebuchet MS" w:hAnsi="Trebuchet MS" w:cs="Batang"/>
           <w:i/>
-          <w:i/>
           <w:iCs/>
           <w:color w:val="008000"/>
         </w:rPr>
@@ -4431,7 +4359,6 @@
         <w:rPr>
           <w:rFonts w:ascii="Trebuchet MS" w:hAnsi="Trebuchet MS" w:cs="Batang"/>
           <w:i/>
-          <w:i/>
           <w:iCs/>
           <w:color w:val="008000"/>
         </w:rPr>
@@ -4457,7 +4384,6 @@
         <w:rPr>
           <w:rFonts w:ascii="Trebuchet MS" w:hAnsi="Trebuchet MS" w:cs="Batang"/>
           <w:i/>
-          <w:i/>
           <w:iCs/>
           <w:color w:val="008000"/>
         </w:rPr>
@@ -4483,7 +4409,6 @@
         <w:rPr>
           <w:rFonts w:ascii="Trebuchet MS" w:hAnsi="Trebuchet MS" w:cs="Batang"/>
           <w:i/>
-          <w:i/>
           <w:iCs/>
           <w:color w:val="008000"/>
         </w:rPr>
@@ -4509,7 +4434,6 @@
         <w:rPr>
           <w:rFonts w:ascii="Trebuchet MS" w:hAnsi="Trebuchet MS" w:cs="Batang"/>
           <w:i/>
-          <w:i/>
           <w:iCs/>
           <w:color w:val="008000"/>
         </w:rPr>
@@ -4530,7 +4454,6 @@
         <w:spacing w:before="280" w:after="280"/>
         <w:rPr>
           <w:rFonts w:ascii="Trebuchet MS" w:hAnsi="Trebuchet MS" w:cs="Batang"/>
-          <w:i/>
           <w:i/>
           <w:iCs/>
           <w:color w:val="008000"/>
@@ -4580,7 +4503,7 @@
           <w:ilvl w:val="0"/>
           <w:numId w:val="7"/>
         </w:numPr>
-        <w:spacing w:before="280" w:after="280"/>
+        <w:spacing w:before="280" w:after="0"/>
         <w:rPr>
           <w:rFonts w:ascii="Trebuchet MS" w:hAnsi="Trebuchet MS"/>
           <w:b w:val="false"/>
@@ -4601,9 +4524,17 @@
           <w:szCs w:val="20"/>
           <w:u w:val="none"/>
         </w:rPr>
-        <w:t xml:space="preserve">As a </w:t>
-      </w:r>
-      <w:r>
+        <w:t>As a user I want to run a grid simulation so that I can observe different values of the grid under operation.</w:t>
+      </w:r>
+    </w:p>
+    <w:p>
+      <w:pPr>
+        <w:pStyle w:val="BodyText"/>
+        <w:numPr>
+          <w:ilvl w:val="0"/>
+          <w:numId w:val="7"/>
+        </w:numPr>
+        <w:spacing w:before="0" w:after="0"/>
         <w:rPr>
           <w:rFonts w:ascii="Trebuchet MS" w:hAnsi="Trebuchet MS"/>
           <w:b w:val="false"/>
@@ -4613,8 +4544,7 @@
           <w:szCs w:val="20"/>
           <w:u w:val="none"/>
         </w:rPr>
-        <w:t xml:space="preserve">user </w:t>
-      </w:r>
+      </w:pPr>
       <w:r>
         <w:rPr>
           <w:rFonts w:ascii="Trebuchet MS" w:hAnsi="Trebuchet MS"/>
@@ -4625,7 +4555,7 @@
           <w:szCs w:val="20"/>
           <w:u w:val="none"/>
         </w:rPr>
-        <w:t>I want to run a grid simulation so that I can observe different values of the grid under operation.</w:t>
+        <w:t>As a user I want to import substation and transmission line locations from OSM so that I can build a grid model from real world topology.</w:t>
       </w:r>
     </w:p>
     <w:p>
@@ -4635,7 +4565,7 @@
           <w:ilvl w:val="0"/>
           <w:numId w:val="7"/>
         </w:numPr>
-        <w:spacing w:before="280" w:after="280"/>
+        <w:spacing w:before="0" w:after="0"/>
         <w:rPr>
           <w:rFonts w:ascii="Trebuchet MS" w:hAnsi="Trebuchet MS"/>
           <w:b w:val="false"/>
@@ -4656,9 +4586,17 @@
           <w:szCs w:val="20"/>
           <w:u w:val="none"/>
         </w:rPr>
-        <w:t xml:space="preserve">As a </w:t>
-      </w:r>
-      <w:r>
+        <w:t>As a user I want to export simulation results so that I can analyze outputs.</w:t>
+      </w:r>
+    </w:p>
+    <w:p>
+      <w:pPr>
+        <w:pStyle w:val="BodyText"/>
+        <w:numPr>
+          <w:ilvl w:val="0"/>
+          <w:numId w:val="7"/>
+        </w:numPr>
+        <w:spacing w:before="0" w:after="280"/>
         <w:rPr>
           <w:rFonts w:ascii="Trebuchet MS" w:hAnsi="Trebuchet MS"/>
           <w:b w:val="false"/>
@@ -4668,17 +4606,8 @@
           <w:szCs w:val="20"/>
           <w:u w:val="none"/>
         </w:rPr>
-        <w:t>user I want to import substation and transmission line locations from OSM so that I can build a grid model from real world topology.</w:t>
-      </w:r>
-    </w:p>
-    <w:p>
-      <w:pPr>
-        <w:pStyle w:val="BodyText"/>
-        <w:numPr>
-          <w:ilvl w:val="0"/>
-          <w:numId w:val="7"/>
-        </w:numPr>
-        <w:spacing w:before="280" w:after="280"/>
+      </w:pPr>
+      <w:r>
         <w:rPr>
           <w:rFonts w:ascii="Trebuchet MS" w:hAnsi="Trebuchet MS"/>
           <w:b w:val="false"/>
@@ -4688,8 +4617,44 @@
           <w:szCs w:val="20"/>
           <w:u w:val="none"/>
         </w:rPr>
-      </w:pPr>
-      <w:r>
+        <w:t>As a user I want to import real load data so that the simulation can be as accurate as possible</w:t>
+      </w:r>
+    </w:p>
+    <w:p>
+      <w:pPr>
+        <w:pStyle w:val="BodyText"/>
+        <w:spacing w:before="280" w:after="280"/>
+        <w:rPr>
+          <w:rFonts w:ascii="Trebuchet MS" w:hAnsi="Trebuchet MS"/>
+          <w:b/>
+          <w:bCs/>
+          <w:color w:val="000000"/>
+          <w:sz w:val="20"/>
+          <w:szCs w:val="20"/>
+          <w:u w:val="none"/>
+        </w:rPr>
+      </w:pPr>
+      <w:r>
+        <w:rPr>
+          <w:rFonts w:ascii="Trebuchet MS" w:hAnsi="Trebuchet MS"/>
+          <w:b/>
+          <w:bCs/>
+          <w:color w:val="000000"/>
+          <w:sz w:val="20"/>
+          <w:szCs w:val="20"/>
+          <w:u w:val="none"/>
+        </w:rPr>
+        <w:t>Functional Requirements</w:t>
+      </w:r>
+    </w:p>
+    <w:p>
+      <w:pPr>
+        <w:pStyle w:val="BodyText"/>
+        <w:numPr>
+          <w:ilvl w:val="0"/>
+          <w:numId w:val="8"/>
+        </w:numPr>
+        <w:spacing w:before="280" w:after="0"/>
         <w:rPr>
           <w:rFonts w:ascii="Trebuchet MS" w:hAnsi="Trebuchet MS"/>
           <w:b w:val="false"/>
@@ -4699,17 +4664,8 @@
           <w:szCs w:val="20"/>
           <w:u w:val="none"/>
         </w:rPr>
-        <w:t>As a user I want to export simulation results so that I can analyze outputs.</w:t>
-      </w:r>
-    </w:p>
-    <w:p>
-      <w:pPr>
-        <w:pStyle w:val="BodyText"/>
-        <w:numPr>
-          <w:ilvl w:val="0"/>
-          <w:numId w:val="7"/>
-        </w:numPr>
-        <w:spacing w:before="280" w:after="280"/>
+      </w:pPr>
+      <w:r>
         <w:rPr>
           <w:rFonts w:ascii="Trebuchet MS" w:hAnsi="Trebuchet MS"/>
           <w:b w:val="false"/>
@@ -4719,8 +4675,17 @@
           <w:szCs w:val="20"/>
           <w:u w:val="none"/>
         </w:rPr>
-      </w:pPr>
-      <w:r>
+        <w:t>The system should allow the user request a topology import for a chosen city</w:t>
+      </w:r>
+    </w:p>
+    <w:p>
+      <w:pPr>
+        <w:pStyle w:val="BodyText"/>
+        <w:numPr>
+          <w:ilvl w:val="0"/>
+          <w:numId w:val="8"/>
+        </w:numPr>
+        <w:spacing w:before="0" w:after="0"/>
         <w:rPr>
           <w:rFonts w:ascii="Trebuchet MS" w:hAnsi="Trebuchet MS"/>
           <w:b w:val="false"/>
@@ -4730,44 +4695,8 @@
           <w:szCs w:val="20"/>
           <w:u w:val="none"/>
         </w:rPr>
-        <w:t>As a user I want to import real load data so that the simulation can be as accurate as possible</w:t>
-      </w:r>
-    </w:p>
-    <w:p>
-      <w:pPr>
-        <w:pStyle w:val="BodyText"/>
-        <w:spacing w:before="280" w:after="280"/>
-        <w:rPr>
-          <w:rFonts w:ascii="Trebuchet MS" w:hAnsi="Trebuchet MS"/>
-          <w:b/>
-          <w:bCs/>
-          <w:color w:val="000000"/>
-          <w:sz w:val="20"/>
-          <w:szCs w:val="20"/>
-          <w:u w:val="none"/>
-        </w:rPr>
-      </w:pPr>
-      <w:r>
-        <w:rPr>
-          <w:rFonts w:ascii="Trebuchet MS" w:hAnsi="Trebuchet MS"/>
-          <w:b/>
-          <w:bCs/>
-          <w:color w:val="000000"/>
-          <w:sz w:val="20"/>
-          <w:szCs w:val="20"/>
-          <w:u w:val="none"/>
-        </w:rPr>
-        <w:t>Functional Requirements</w:t>
-      </w:r>
-    </w:p>
-    <w:p>
-      <w:pPr>
-        <w:pStyle w:val="BodyText"/>
-        <w:numPr>
-          <w:ilvl w:val="0"/>
-          <w:numId w:val="8"/>
-        </w:numPr>
-        <w:spacing w:before="280" w:after="280"/>
+      </w:pPr>
+      <w:r>
         <w:rPr>
           <w:rFonts w:ascii="Trebuchet MS" w:hAnsi="Trebuchet MS"/>
           <w:b w:val="false"/>
@@ -4777,8 +4706,17 @@
           <w:szCs w:val="20"/>
           <w:u w:val="none"/>
         </w:rPr>
-      </w:pPr>
-      <w:r>
+        <w:t>The system should fetch external data and generate a grid model representation for a simulation</w:t>
+      </w:r>
+    </w:p>
+    <w:p>
+      <w:pPr>
+        <w:pStyle w:val="BodyText"/>
+        <w:numPr>
+          <w:ilvl w:val="0"/>
+          <w:numId w:val="8"/>
+        </w:numPr>
+        <w:spacing w:before="0" w:after="0"/>
         <w:rPr>
           <w:rFonts w:ascii="Trebuchet MS" w:hAnsi="Trebuchet MS"/>
           <w:b w:val="false"/>
@@ -4788,17 +4726,8 @@
           <w:szCs w:val="20"/>
           <w:u w:val="none"/>
         </w:rPr>
-        <w:t>The system should allow the user request a topology import for a chosen city</w:t>
-      </w:r>
-    </w:p>
-    <w:p>
-      <w:pPr>
-        <w:pStyle w:val="BodyText"/>
-        <w:numPr>
-          <w:ilvl w:val="0"/>
-          <w:numId w:val="8"/>
-        </w:numPr>
-        <w:spacing w:before="280" w:after="280"/>
+      </w:pPr>
+      <w:r>
         <w:rPr>
           <w:rFonts w:ascii="Trebuchet MS" w:hAnsi="Trebuchet MS"/>
           <w:b w:val="false"/>
@@ -4808,6 +4737,23 @@
           <w:szCs w:val="20"/>
           <w:u w:val="none"/>
         </w:rPr>
+        <w:t>The system should simulate grid status with simulated values</w:t>
+      </w:r>
+    </w:p>
+    <w:p>
+      <w:pPr>
+        <w:pStyle w:val="BodyText"/>
+        <w:numPr>
+          <w:ilvl w:val="0"/>
+          <w:numId w:val="8"/>
+        </w:numPr>
+        <w:spacing w:before="0" w:after="0"/>
+        <w:rPr>
+          <w:rFonts w:ascii="Trebuchet MS" w:hAnsi="Trebuchet MS"/>
+          <w:color w:val="000000"/>
+          <w:sz w:val="20"/>
+          <w:szCs w:val="20"/>
+        </w:rPr>
       </w:pPr>
       <w:r>
         <w:rPr>
@@ -4819,65 +4765,6 @@
           <w:szCs w:val="20"/>
           <w:u w:val="none"/>
         </w:rPr>
-        <w:t>The system should fetch external data and generate a grid model representation for a simulation</w:t>
-      </w:r>
-    </w:p>
-    <w:p>
-      <w:pPr>
-        <w:pStyle w:val="BodyText"/>
-        <w:numPr>
-          <w:ilvl w:val="0"/>
-          <w:numId w:val="8"/>
-        </w:numPr>
-        <w:spacing w:before="280" w:after="280"/>
-        <w:rPr>
-          <w:rFonts w:ascii="Trebuchet MS" w:hAnsi="Trebuchet MS"/>
-          <w:b w:val="false"/>
-          <w:bCs w:val="false"/>
-          <w:color w:val="000000"/>
-          <w:sz w:val="20"/>
-          <w:szCs w:val="20"/>
-          <w:u w:val="none"/>
-        </w:rPr>
-      </w:pPr>
-      <w:r>
-        <w:rPr>
-          <w:rFonts w:ascii="Trebuchet MS" w:hAnsi="Trebuchet MS"/>
-          <w:b w:val="false"/>
-          <w:bCs w:val="false"/>
-          <w:color w:val="000000"/>
-          <w:sz w:val="20"/>
-          <w:szCs w:val="20"/>
-          <w:u w:val="none"/>
-        </w:rPr>
-        <w:t>The system should simulate grid status with simulated values</w:t>
-      </w:r>
-    </w:p>
-    <w:p>
-      <w:pPr>
-        <w:pStyle w:val="BodyText"/>
-        <w:numPr>
-          <w:ilvl w:val="0"/>
-          <w:numId w:val="8"/>
-        </w:numPr>
-        <w:spacing w:before="280" w:after="280"/>
-        <w:rPr>
-          <w:rFonts w:ascii="Trebuchet MS" w:hAnsi="Trebuchet MS"/>
-          <w:color w:val="000000"/>
-          <w:sz w:val="20"/>
-          <w:szCs w:val="20"/>
-        </w:rPr>
-      </w:pPr>
-      <w:r>
-        <w:rPr>
-          <w:rFonts w:ascii="Trebuchet MS" w:hAnsi="Trebuchet MS"/>
-          <w:b w:val="false"/>
-          <w:bCs w:val="false"/>
-          <w:color w:val="000000"/>
-          <w:sz w:val="20"/>
-          <w:szCs w:val="20"/>
-          <w:u w:val="none"/>
-        </w:rPr>
         <w:t>The system should provide a demo grid model that can be simulated without internet access</w:t>
       </w:r>
     </w:p>
@@ -4886,33 +4773,31 @@
         <w:pStyle w:val="Heading2"/>
         <w:rPr/>
       </w:pPr>
-      <w:bookmarkStart w:id="27" w:name="_Toc208787555"/>
-      <w:bookmarkStart w:id="28" w:name="_Installation"/>
-      <w:bookmarkStart w:id="29" w:name="_Install"/>
-      <w:bookmarkEnd w:id="28"/>
-      <w:bookmarkEnd w:id="29"/>
+      <w:bookmarkStart w:id="20" w:name="_Toc208787555"/>
+      <w:bookmarkStart w:id="21" w:name="_Install"/>
+      <w:bookmarkStart w:id="22" w:name="_Installation"/>
+      <w:bookmarkEnd w:id="21"/>
+      <w:bookmarkEnd w:id="22"/>
       <w:r>
         <w:rPr/>
         <w:t>Acceptance Criteria</w:t>
       </w:r>
-      <w:bookmarkEnd w:id="27"/>
+      <w:bookmarkEnd w:id="20"/>
     </w:p>
     <w:p>
       <w:pPr>
         <w:pStyle w:val="Normal"/>
         <w:rPr>
           <w:rFonts w:ascii="Trebuchet MS" w:hAnsi="Trebuchet MS" w:cs="Batang"/>
-          <w:i/>
           <w:i/>
           <w:iCs/>
           <w:color w:val="008000"/>
         </w:rPr>
       </w:pPr>
-      <w:bookmarkStart w:id="30" w:name="_Toc535737615"/>
-      <w:bookmarkStart w:id="31" w:name="_Toc122187895"/>
-      <w:bookmarkStart w:id="32" w:name="_Add_device"/>
-      <w:bookmarkEnd w:id="30"/>
-      <w:bookmarkEnd w:id="32"/>
+      <w:bookmarkStart w:id="23" w:name="_Add_device"/>
+      <w:bookmarkStart w:id="24" w:name="_Toc535737615"/>
+      <w:bookmarkEnd w:id="23"/>
+      <w:bookmarkEnd w:id="24"/>
       <w:r>
         <w:rPr>
           <w:rFonts w:cs="Batang" w:ascii="Trebuchet MS" w:hAnsi="Trebuchet MS"/>
@@ -4928,7 +4813,6 @@
         <w:pStyle w:val="Normal"/>
         <w:rPr>
           <w:rFonts w:ascii="Trebuchet MS" w:hAnsi="Trebuchet MS"/>
-          <w:i w:val="false"/>
           <w:i w:val="false"/>
           <w:iCs w:val="false"/>
         </w:rPr>
@@ -4951,7 +4835,6 @@
         <w:rPr>
           <w:rFonts w:ascii="Trebuchet MS" w:hAnsi="Trebuchet MS"/>
           <w:i w:val="false"/>
-          <w:i w:val="false"/>
           <w:iCs w:val="false"/>
         </w:rPr>
       </w:pPr>
@@ -4974,7 +4857,6 @@
         <w:rPr>
           <w:rFonts w:ascii="Trebuchet MS" w:hAnsi="Trebuchet MS"/>
           <w:i w:val="false"/>
-          <w:i w:val="false"/>
           <w:iCs w:val="false"/>
         </w:rPr>
       </w:pPr>
@@ -4997,7 +4879,6 @@
         <w:rPr>
           <w:rFonts w:ascii="Trebuchet MS" w:hAnsi="Trebuchet MS"/>
           <w:i w:val="false"/>
-          <w:i w:val="false"/>
           <w:iCs w:val="false"/>
         </w:rPr>
       </w:pPr>
@@ -5020,7 +4901,6 @@
         <w:rPr>
           <w:rFonts w:ascii="Trebuchet MS" w:hAnsi="Trebuchet MS"/>
           <w:i w:val="false"/>
-          <w:i w:val="false"/>
           <w:iCs w:val="false"/>
         </w:rPr>
       </w:pPr>
@@ -5040,19 +4920,18 @@
           <w:lang w:val="ru-RU"/>
         </w:rPr>
       </w:pPr>
-      <w:bookmarkStart w:id="33" w:name="_Toc208787556"/>
+      <w:bookmarkStart w:id="25" w:name="_Toc208787556"/>
       <w:r>
         <w:rPr/>
         <w:t>Implementation Requirements</w:t>
       </w:r>
-      <w:bookmarkEnd w:id="33"/>
+      <w:bookmarkEnd w:id="25"/>
     </w:p>
     <w:p>
       <w:pPr>
         <w:pStyle w:val="Normal"/>
         <w:rPr>
           <w:rFonts w:ascii="Trebuchet MS" w:hAnsi="Trebuchet MS" w:cs="Batang"/>
-          <w:i/>
           <w:i/>
           <w:iCs/>
           <w:color w:val="008000"/>
@@ -5075,7 +4954,7 @@
           <w:ilvl w:val="0"/>
           <w:numId w:val="10"/>
         </w:numPr>
-        <w:spacing w:before="280" w:after="280"/>
+        <w:spacing w:before="280" w:after="0"/>
         <w:rPr>
           <w:rFonts w:ascii="Trebuchet MS" w:hAnsi="Trebuchet MS"/>
         </w:rPr>
@@ -5094,7 +4973,7 @@
           <w:ilvl w:val="0"/>
           <w:numId w:val="10"/>
         </w:numPr>
-        <w:spacing w:before="280" w:after="280"/>
+        <w:spacing w:before="0" w:after="280"/>
         <w:rPr>
           <w:rFonts w:ascii="Trebuchet MS" w:hAnsi="Trebuchet MS"/>
         </w:rPr>
@@ -5136,14 +5015,14 @@
         <w:ind w:hanging="720" w:left="720"/>
         <w:rPr/>
       </w:pPr>
-      <w:bookmarkStart w:id="34" w:name="_Toc122187895"/>
-      <w:bookmarkStart w:id="35" w:name="_Toc208787557"/>
+      <w:bookmarkStart w:id="26" w:name="_Toc208787557"/>
+      <w:bookmarkStart w:id="27" w:name="_Toc122187895"/>
       <w:r>
         <w:rPr/>
         <w:t>SW Non-Functional Requirements</w:t>
       </w:r>
-      <w:bookmarkEnd w:id="34"/>
-      <w:bookmarkEnd w:id="35"/>
+      <w:bookmarkEnd w:id="26"/>
+      <w:bookmarkEnd w:id="27"/>
     </w:p>
     <w:p>
       <w:pPr>
@@ -5152,23 +5031,22 @@
           <w:lang w:val="ru-RU"/>
         </w:rPr>
       </w:pPr>
-      <w:bookmarkStart w:id="36" w:name="_Toc535737615"/>
-      <w:bookmarkStart w:id="37" w:name="_Toc122187924"/>
-      <w:bookmarkStart w:id="38" w:name="_Toc208787558"/>
-      <w:bookmarkEnd w:id="36"/>
-      <w:bookmarkEnd w:id="37"/>
+      <w:bookmarkStart w:id="28" w:name="_Toc208787558"/>
+      <w:bookmarkStart w:id="29" w:name="_Toc122187924"/>
+      <w:bookmarkStart w:id="30" w:name="_Toc535737615_Copy_1"/>
+      <w:bookmarkEnd w:id="29"/>
+      <w:bookmarkEnd w:id="30"/>
       <w:r>
         <w:rPr/>
         <w:t>Resource Consumption</w:t>
       </w:r>
-      <w:bookmarkEnd w:id="38"/>
+      <w:bookmarkEnd w:id="28"/>
     </w:p>
     <w:p>
       <w:pPr>
         <w:pStyle w:val="Normal"/>
         <w:rPr>
           <w:rFonts w:ascii="Trebuchet MS" w:hAnsi="Trebuchet MS" w:cs="Batang"/>
-          <w:i/>
           <w:i/>
           <w:iCs/>
           <w:color w:val="008000"/>
@@ -5190,13 +5068,17 @@
         <w:rPr>
           <w:rFonts w:ascii="Trebuchet MS" w:hAnsi="Trebuchet MS" w:cs="Batang"/>
           <w:i/>
+          <w:iCs/>
+          <w:color w:val="008000"/>
+        </w:rPr>
+      </w:pPr>
+      <w:r>
+        <w:rPr>
+          <w:rFonts w:cs="Batang" w:ascii="Trebuchet MS" w:hAnsi="Trebuchet MS"/>
           <w:i/>
           <w:iCs/>
           <w:color w:val="008000"/>
         </w:rPr>
-      </w:pPr>
-      <w:r>
-        <w:rPr/>
       </w:r>
     </w:p>
     <w:p>
@@ -5209,7 +5091,6 @@
         <w:rPr>
           <w:rFonts w:ascii="Trebuchet MS" w:hAnsi="Trebuchet MS"/>
           <w:i w:val="false"/>
-          <w:i w:val="false"/>
           <w:iCs w:val="false"/>
           <w:color w:val="000000"/>
         </w:rPr>
@@ -5234,7 +5115,6 @@
         <w:rPr>
           <w:rFonts w:ascii="Trebuchet MS" w:hAnsi="Trebuchet MS"/>
           <w:i w:val="false"/>
-          <w:i w:val="false"/>
           <w:iCs w:val="false"/>
           <w:color w:val="000000"/>
         </w:rPr>
@@ -5254,27 +5134,25 @@
         <w:pStyle w:val="Heading2"/>
         <w:rPr/>
       </w:pPr>
-      <w:bookmarkStart w:id="39" w:name="_Toc208787559"/>
+      <w:bookmarkStart w:id="31" w:name="_Toc208787559"/>
       <w:r>
         <w:rPr/>
         <w:t>License Issues</w:t>
       </w:r>
-      <w:bookmarkEnd w:id="39"/>
+      <w:bookmarkEnd w:id="31"/>
     </w:p>
     <w:p>
       <w:pPr>
         <w:pStyle w:val="Normal"/>
         <w:rPr>
           <w:rFonts w:ascii="Trebuchet MS" w:hAnsi="Trebuchet MS" w:cs="Batang"/>
-          <w:i/>
           <w:i/>
           <w:iCs/>
           <w:color w:val="008000"/>
         </w:rPr>
       </w:pPr>
-      <w:bookmarkStart w:id="40" w:name="_Toc122187924"/>
-      <w:bookmarkStart w:id="41" w:name="_Toc122187934"/>
-      <w:bookmarkEnd w:id="40"/>
+      <w:bookmarkStart w:id="32" w:name="_Toc122187924_Copy_1"/>
+      <w:bookmarkEnd w:id="32"/>
       <w:r>
         <w:rPr>
           <w:rFonts w:cs="Batang" w:ascii="Trebuchet MS" w:hAnsi="Trebuchet MS"/>
@@ -5291,528 +5169,10 @@
         <w:rPr>
           <w:rFonts w:ascii="Trebuchet MS" w:hAnsi="Trebuchet MS" w:cs="Batang"/>
           <w:i/>
-          <w:i/>
           <w:iCs/>
           <w:color w:val="008000"/>
         </w:rPr>
       </w:pPr>
-      <w:r>
-        <w:rPr/>
-      </w:r>
-    </w:p>
-    <w:p>
-      <w:pPr>
-        <w:pStyle w:val="Normal"/>
-        <w:rPr>
-          <w:i w:val="false"/>
-          <w:i w:val="false"/>
-          <w:iCs w:val="false"/>
-          <w:color w:val="000000"/>
-        </w:rPr>
-      </w:pPr>
-      <w:r>
-        <w:rPr>
-          <w:rFonts w:cs="Batang" w:ascii="Trebuchet MS" w:hAnsi="Trebuchet MS"/>
-          <w:i w:val="false"/>
-          <w:iCs w:val="false"/>
-          <w:color w:val="000000"/>
-        </w:rPr>
-        <w:t>This is free and unencumbered software released into the public domain.</w:t>
-      </w:r>
-    </w:p>
-    <w:p>
-      <w:pPr>
-        <w:pStyle w:val="Normal"/>
-        <w:rPr>
-          <w:i w:val="false"/>
-          <w:i w:val="false"/>
-          <w:iCs w:val="false"/>
-          <w:color w:val="000000"/>
-        </w:rPr>
-      </w:pPr>
-      <w:r>
-        <w:rPr>
-          <w:i w:val="false"/>
-          <w:iCs w:val="false"/>
-          <w:color w:val="000000"/>
-        </w:rPr>
-      </w:r>
-    </w:p>
-    <w:p>
-      <w:pPr>
-        <w:pStyle w:val="Normal"/>
-        <w:rPr>
-          <w:i w:val="false"/>
-          <w:i w:val="false"/>
-          <w:iCs w:val="false"/>
-          <w:color w:val="000000"/>
-        </w:rPr>
-      </w:pPr>
-      <w:r>
-        <w:rPr>
-          <w:rFonts w:cs="Batang" w:ascii="Trebuchet MS" w:hAnsi="Trebuchet MS"/>
-          <w:i w:val="false"/>
-          <w:iCs w:val="false"/>
-          <w:color w:val="000000"/>
-        </w:rPr>
-        <w:t>Anyone is free to copy, modify, publish, use, compile, sell, or</w:t>
-      </w:r>
-    </w:p>
-    <w:p>
-      <w:pPr>
-        <w:pStyle w:val="Normal"/>
-        <w:rPr>
-          <w:i w:val="false"/>
-          <w:i w:val="false"/>
-          <w:iCs w:val="false"/>
-          <w:color w:val="000000"/>
-        </w:rPr>
-      </w:pPr>
-      <w:r>
-        <w:rPr>
-          <w:rFonts w:cs="Batang" w:ascii="Trebuchet MS" w:hAnsi="Trebuchet MS"/>
-          <w:i w:val="false"/>
-          <w:iCs w:val="false"/>
-          <w:color w:val="000000"/>
-        </w:rPr>
-        <w:t>distribute this software, either in source code form or as a compiled</w:t>
-      </w:r>
-    </w:p>
-    <w:p>
-      <w:pPr>
-        <w:pStyle w:val="Normal"/>
-        <w:rPr>
-          <w:i w:val="false"/>
-          <w:i w:val="false"/>
-          <w:iCs w:val="false"/>
-          <w:color w:val="000000"/>
-        </w:rPr>
-      </w:pPr>
-      <w:r>
-        <w:rPr>
-          <w:rFonts w:cs="Batang" w:ascii="Trebuchet MS" w:hAnsi="Trebuchet MS"/>
-          <w:i w:val="false"/>
-          <w:iCs w:val="false"/>
-          <w:color w:val="000000"/>
-        </w:rPr>
-        <w:t>binary, for any purpose, commercial or non-commercial, and by any</w:t>
-      </w:r>
-    </w:p>
-    <w:p>
-      <w:pPr>
-        <w:pStyle w:val="Normal"/>
-        <w:rPr>
-          <w:i w:val="false"/>
-          <w:i w:val="false"/>
-          <w:iCs w:val="false"/>
-          <w:color w:val="000000"/>
-        </w:rPr>
-      </w:pPr>
-      <w:r>
-        <w:rPr>
-          <w:rFonts w:cs="Batang" w:ascii="Trebuchet MS" w:hAnsi="Trebuchet MS"/>
-          <w:i w:val="false"/>
-          <w:iCs w:val="false"/>
-          <w:color w:val="000000"/>
-        </w:rPr>
-        <w:t>means.</w:t>
-      </w:r>
-    </w:p>
-    <w:p>
-      <w:pPr>
-        <w:pStyle w:val="Normal"/>
-        <w:rPr>
-          <w:i w:val="false"/>
-          <w:i w:val="false"/>
-          <w:iCs w:val="false"/>
-          <w:color w:val="000000"/>
-        </w:rPr>
-      </w:pPr>
-      <w:r>
-        <w:rPr>
-          <w:i w:val="false"/>
-          <w:iCs w:val="false"/>
-          <w:color w:val="000000"/>
-        </w:rPr>
-      </w:r>
-    </w:p>
-    <w:p>
-      <w:pPr>
-        <w:pStyle w:val="Normal"/>
-        <w:rPr>
-          <w:i w:val="false"/>
-          <w:i w:val="false"/>
-          <w:iCs w:val="false"/>
-          <w:color w:val="000000"/>
-        </w:rPr>
-      </w:pPr>
-      <w:r>
-        <w:rPr>
-          <w:rFonts w:cs="Batang" w:ascii="Trebuchet MS" w:hAnsi="Trebuchet MS"/>
-          <w:i w:val="false"/>
-          <w:iCs w:val="false"/>
-          <w:color w:val="000000"/>
-        </w:rPr>
-        <w:t>In jurisdictions that recognize copyright laws, the author or authors</w:t>
-      </w:r>
-    </w:p>
-    <w:p>
-      <w:pPr>
-        <w:pStyle w:val="Normal"/>
-        <w:rPr>
-          <w:i w:val="false"/>
-          <w:i w:val="false"/>
-          <w:iCs w:val="false"/>
-          <w:color w:val="000000"/>
-        </w:rPr>
-      </w:pPr>
-      <w:r>
-        <w:rPr>
-          <w:rFonts w:cs="Batang" w:ascii="Trebuchet MS" w:hAnsi="Trebuchet MS"/>
-          <w:i w:val="false"/>
-          <w:iCs w:val="false"/>
-          <w:color w:val="000000"/>
-        </w:rPr>
-        <w:t>of this software dedicate any and all copyright interest in the</w:t>
-      </w:r>
-    </w:p>
-    <w:p>
-      <w:pPr>
-        <w:pStyle w:val="Normal"/>
-        <w:rPr>
-          <w:i w:val="false"/>
-          <w:i w:val="false"/>
-          <w:iCs w:val="false"/>
-          <w:color w:val="000000"/>
-        </w:rPr>
-      </w:pPr>
-      <w:r>
-        <w:rPr>
-          <w:rFonts w:cs="Batang" w:ascii="Trebuchet MS" w:hAnsi="Trebuchet MS"/>
-          <w:i w:val="false"/>
-          <w:iCs w:val="false"/>
-          <w:color w:val="000000"/>
-        </w:rPr>
-        <w:t>software to the public domain. We make this dedication for the benefit</w:t>
-      </w:r>
-    </w:p>
-    <w:p>
-      <w:pPr>
-        <w:pStyle w:val="Normal"/>
-        <w:rPr>
-          <w:i w:val="false"/>
-          <w:i w:val="false"/>
-          <w:iCs w:val="false"/>
-          <w:color w:val="000000"/>
-        </w:rPr>
-      </w:pPr>
-      <w:r>
-        <w:rPr>
-          <w:rFonts w:cs="Batang" w:ascii="Trebuchet MS" w:hAnsi="Trebuchet MS"/>
-          <w:i w:val="false"/>
-          <w:iCs w:val="false"/>
-          <w:color w:val="000000"/>
-        </w:rPr>
-        <w:t>of the public at large and to the detriment of our heirs and</w:t>
-      </w:r>
-    </w:p>
-    <w:p>
-      <w:pPr>
-        <w:pStyle w:val="Normal"/>
-        <w:rPr>
-          <w:i w:val="false"/>
-          <w:i w:val="false"/>
-          <w:iCs w:val="false"/>
-          <w:color w:val="000000"/>
-        </w:rPr>
-      </w:pPr>
-      <w:r>
-        <w:rPr>
-          <w:rFonts w:cs="Batang" w:ascii="Trebuchet MS" w:hAnsi="Trebuchet MS"/>
-          <w:i w:val="false"/>
-          <w:iCs w:val="false"/>
-          <w:color w:val="000000"/>
-        </w:rPr>
-        <w:t>successors. We intend this dedication to be an overt act of</w:t>
-      </w:r>
-    </w:p>
-    <w:p>
-      <w:pPr>
-        <w:pStyle w:val="Normal"/>
-        <w:rPr>
-          <w:i w:val="false"/>
-          <w:i w:val="false"/>
-          <w:iCs w:val="false"/>
-          <w:color w:val="000000"/>
-        </w:rPr>
-      </w:pPr>
-      <w:r>
-        <w:rPr>
-          <w:rFonts w:cs="Batang" w:ascii="Trebuchet MS" w:hAnsi="Trebuchet MS"/>
-          <w:i w:val="false"/>
-          <w:iCs w:val="false"/>
-          <w:color w:val="000000"/>
-        </w:rPr>
-        <w:t>relinquishment in perpetuity of all present and future rights to this</w:t>
-      </w:r>
-    </w:p>
-    <w:p>
-      <w:pPr>
-        <w:pStyle w:val="Normal"/>
-        <w:rPr>
-          <w:i w:val="false"/>
-          <w:i w:val="false"/>
-          <w:iCs w:val="false"/>
-          <w:color w:val="000000"/>
-        </w:rPr>
-      </w:pPr>
-      <w:r>
-        <w:rPr>
-          <w:rFonts w:cs="Batang" w:ascii="Trebuchet MS" w:hAnsi="Trebuchet MS"/>
-          <w:i w:val="false"/>
-          <w:iCs w:val="false"/>
-          <w:color w:val="000000"/>
-        </w:rPr>
-        <w:t>software under copyright law.</w:t>
-      </w:r>
-    </w:p>
-    <w:p>
-      <w:pPr>
-        <w:pStyle w:val="Normal"/>
-        <w:rPr>
-          <w:i w:val="false"/>
-          <w:i w:val="false"/>
-          <w:iCs w:val="false"/>
-          <w:color w:val="000000"/>
-        </w:rPr>
-      </w:pPr>
-      <w:r>
-        <w:rPr>
-          <w:i w:val="false"/>
-          <w:iCs w:val="false"/>
-          <w:color w:val="000000"/>
-        </w:rPr>
-      </w:r>
-    </w:p>
-    <w:p>
-      <w:pPr>
-        <w:pStyle w:val="Normal"/>
-        <w:rPr>
-          <w:i w:val="false"/>
-          <w:i w:val="false"/>
-          <w:iCs w:val="false"/>
-          <w:color w:val="000000"/>
-        </w:rPr>
-      </w:pPr>
-      <w:r>
-        <w:rPr>
-          <w:rFonts w:cs="Batang" w:ascii="Trebuchet MS" w:hAnsi="Trebuchet MS"/>
-          <w:i w:val="false"/>
-          <w:iCs w:val="false"/>
-          <w:color w:val="000000"/>
-        </w:rPr>
-        <w:t>THE SOFTWARE IS PROVIDED "AS IS", WITHOUT WARRANTY OF ANY KIND,</w:t>
-      </w:r>
-    </w:p>
-    <w:p>
-      <w:pPr>
-        <w:pStyle w:val="Normal"/>
-        <w:rPr>
-          <w:i w:val="false"/>
-          <w:i w:val="false"/>
-          <w:iCs w:val="false"/>
-          <w:color w:val="000000"/>
-        </w:rPr>
-      </w:pPr>
-      <w:r>
-        <w:rPr>
-          <w:rFonts w:cs="Batang" w:ascii="Trebuchet MS" w:hAnsi="Trebuchet MS"/>
-          <w:i w:val="false"/>
-          <w:iCs w:val="false"/>
-          <w:color w:val="000000"/>
-        </w:rPr>
-        <w:t>EXPRESS OR IMPLIED, INCLUDING BUT NOT LIMITED TO THE WARRANTIES OF</w:t>
-      </w:r>
-    </w:p>
-    <w:p>
-      <w:pPr>
-        <w:pStyle w:val="Normal"/>
-        <w:rPr>
-          <w:i w:val="false"/>
-          <w:i w:val="false"/>
-          <w:iCs w:val="false"/>
-          <w:color w:val="000000"/>
-        </w:rPr>
-      </w:pPr>
-      <w:r>
-        <w:rPr>
-          <w:rFonts w:cs="Batang" w:ascii="Trebuchet MS" w:hAnsi="Trebuchet MS"/>
-          <w:i w:val="false"/>
-          <w:iCs w:val="false"/>
-          <w:color w:val="000000"/>
-        </w:rPr>
-        <w:t>MERCHANTABILITY, FITNESS FOR A PARTICULAR PURPOSE AND NONINFRINGEMENT.</w:t>
-      </w:r>
-    </w:p>
-    <w:p>
-      <w:pPr>
-        <w:pStyle w:val="Normal"/>
-        <w:rPr>
-          <w:i w:val="false"/>
-          <w:i w:val="false"/>
-          <w:iCs w:val="false"/>
-          <w:color w:val="000000"/>
-        </w:rPr>
-      </w:pPr>
-      <w:r>
-        <w:rPr>
-          <w:rFonts w:cs="Batang" w:ascii="Trebuchet MS" w:hAnsi="Trebuchet MS"/>
-          <w:i w:val="false"/>
-          <w:iCs w:val="false"/>
-          <w:color w:val="000000"/>
-        </w:rPr>
-        <w:t>IN NO EVENT SHALL THE AUTHORS BE LIABLE FOR ANY CLAIM, DAMAGES OR</w:t>
-      </w:r>
-    </w:p>
-    <w:p>
-      <w:pPr>
-        <w:pStyle w:val="Normal"/>
-        <w:rPr>
-          <w:i w:val="false"/>
-          <w:i w:val="false"/>
-          <w:iCs w:val="false"/>
-          <w:color w:val="000000"/>
-        </w:rPr>
-      </w:pPr>
-      <w:r>
-        <w:rPr>
-          <w:rFonts w:cs="Batang" w:ascii="Trebuchet MS" w:hAnsi="Trebuchet MS"/>
-          <w:i w:val="false"/>
-          <w:iCs w:val="false"/>
-          <w:color w:val="000000"/>
-        </w:rPr>
-        <w:t>OTHER LIABILITY, WHETHER IN AN ACTION OF CONTRACT, TORT OR OTHERWISE,</w:t>
-      </w:r>
-    </w:p>
-    <w:p>
-      <w:pPr>
-        <w:pStyle w:val="Normal"/>
-        <w:rPr>
-          <w:i w:val="false"/>
-          <w:i w:val="false"/>
-          <w:iCs w:val="false"/>
-          <w:color w:val="000000"/>
-        </w:rPr>
-      </w:pPr>
-      <w:r>
-        <w:rPr>
-          <w:rFonts w:cs="Batang" w:ascii="Trebuchet MS" w:hAnsi="Trebuchet MS"/>
-          <w:i w:val="false"/>
-          <w:iCs w:val="false"/>
-          <w:color w:val="000000"/>
-        </w:rPr>
-        <w:t>ARISING FROM, OUT OF OR IN CONNECTION WITH THE SOFTWARE OR THE USE OR</w:t>
-      </w:r>
-    </w:p>
-    <w:p>
-      <w:pPr>
-        <w:pStyle w:val="Normal"/>
-        <w:rPr>
-          <w:i w:val="false"/>
-          <w:i w:val="false"/>
-          <w:iCs w:val="false"/>
-          <w:color w:val="000000"/>
-        </w:rPr>
-      </w:pPr>
-      <w:r>
-        <w:rPr>
-          <w:rFonts w:cs="Batang" w:ascii="Trebuchet MS" w:hAnsi="Trebuchet MS"/>
-          <w:i w:val="false"/>
-          <w:iCs w:val="false"/>
-          <w:color w:val="000000"/>
-        </w:rPr>
-        <w:t>OTHER DEALINGS IN THE SOFTWARE.</w:t>
-      </w:r>
-    </w:p>
-    <w:p>
-      <w:pPr>
-        <w:pStyle w:val="Normal"/>
-        <w:rPr>
-          <w:i w:val="false"/>
-          <w:i w:val="false"/>
-          <w:iCs w:val="false"/>
-          <w:color w:val="000000"/>
-        </w:rPr>
-      </w:pPr>
-      <w:r>
-        <w:rPr>
-          <w:i w:val="false"/>
-          <w:iCs w:val="false"/>
-          <w:color w:val="000000"/>
-        </w:rPr>
-      </w:r>
-    </w:p>
-    <w:p>
-      <w:pPr>
-        <w:pStyle w:val="Normal"/>
-        <w:rPr>
-          <w:i w:val="false"/>
-          <w:i w:val="false"/>
-          <w:iCs w:val="false"/>
-          <w:color w:val="000000"/>
-        </w:rPr>
-      </w:pPr>
-      <w:r>
-        <w:rPr>
-          <w:rFonts w:cs="Batang" w:ascii="Trebuchet MS" w:hAnsi="Trebuchet MS"/>
-          <w:i w:val="false"/>
-          <w:iCs w:val="false"/>
-          <w:color w:val="000000"/>
-        </w:rPr>
-        <w:t>For more information, please refer to &lt;https://unlicense.org&gt;</w:t>
-      </w:r>
-    </w:p>
-    <w:p>
-      <w:pPr>
-        <w:pStyle w:val="Normal"/>
-        <w:rPr>
-          <w:rFonts w:ascii="Trebuchet MS" w:hAnsi="Trebuchet MS" w:cs="Batang"/>
-          <w:i/>
-          <w:i/>
-          <w:iCs/>
-          <w:color w:val="008000"/>
-        </w:rPr>
-      </w:pPr>
-      <w:r>
-        <w:rPr/>
-      </w:r>
-    </w:p>
-    <w:p>
-      <w:pPr>
-        <w:pStyle w:val="Heading2"/>
-        <w:rPr/>
-      </w:pPr>
-      <w:bookmarkStart w:id="42" w:name="_Toc122187934"/>
-      <w:bookmarkStart w:id="43" w:name="_Toc208787560"/>
-      <w:r>
-        <w:rPr/>
-        <w:t>Coding Standard</w:t>
-      </w:r>
-      <w:bookmarkEnd w:id="42"/>
-      <w:bookmarkEnd w:id="43"/>
-    </w:p>
-    <w:p>
-      <w:pPr>
-        <w:pStyle w:val="Normal"/>
-        <w:rPr>
-          <w:rFonts w:ascii="Trebuchet MS" w:hAnsi="Trebuchet MS" w:cs="Batang"/>
-          <w:i/>
-          <w:i/>
-          <w:iCs/>
-          <w:color w:val="008000"/>
-        </w:rPr>
-      </w:pPr>
-      <w:bookmarkStart w:id="44" w:name="_Toc122187938"/>
       <w:r>
         <w:rPr>
           <w:rFonts w:cs="Batang" w:ascii="Trebuchet MS" w:hAnsi="Trebuchet MS"/>
@@ -5820,191 +5180,461 @@
           <w:iCs/>
           <w:color w:val="008000"/>
         </w:rPr>
-        <w:t>Define coding style and standards that must be followed.</w:t>
       </w:r>
     </w:p>
     <w:p>
       <w:pPr>
         <w:pStyle w:val="Normal"/>
         <w:rPr>
+          <w:i w:val="false"/>
+          <w:iCs w:val="false"/>
+          <w:color w:val="000000"/>
+        </w:rPr>
+      </w:pPr>
+      <w:r>
+        <w:rPr>
+          <w:rFonts w:cs="Batang" w:ascii="Trebuchet MS" w:hAnsi="Trebuchet MS"/>
+          <w:i w:val="false"/>
+          <w:iCs w:val="false"/>
+          <w:color w:val="000000"/>
+        </w:rPr>
+        <w:t>This is free and unencumbered software released into the public domain.</w:t>
+      </w:r>
+    </w:p>
+    <w:p>
+      <w:pPr>
+        <w:pStyle w:val="Normal"/>
+        <w:rPr>
+          <w:i w:val="false"/>
+          <w:iCs w:val="false"/>
+          <w:color w:val="000000"/>
+        </w:rPr>
+      </w:pPr>
+      <w:r>
+        <w:rPr>
+          <w:i w:val="false"/>
+          <w:iCs w:val="false"/>
+          <w:color w:val="000000"/>
+        </w:rPr>
+      </w:r>
+    </w:p>
+    <w:p>
+      <w:pPr>
+        <w:pStyle w:val="Normal"/>
+        <w:rPr>
+          <w:i w:val="false"/>
+          <w:iCs w:val="false"/>
+          <w:color w:val="000000"/>
+        </w:rPr>
+      </w:pPr>
+      <w:r>
+        <w:rPr>
+          <w:rFonts w:cs="Batang" w:ascii="Trebuchet MS" w:hAnsi="Trebuchet MS"/>
+          <w:i w:val="false"/>
+          <w:iCs w:val="false"/>
+          <w:color w:val="000000"/>
+        </w:rPr>
+        <w:t>Anyone is free to copy, modify, publish, use, compile, sell, or</w:t>
+      </w:r>
+    </w:p>
+    <w:p>
+      <w:pPr>
+        <w:pStyle w:val="Normal"/>
+        <w:rPr>
+          <w:i w:val="false"/>
+          <w:iCs w:val="false"/>
+          <w:color w:val="000000"/>
+        </w:rPr>
+      </w:pPr>
+      <w:r>
+        <w:rPr>
+          <w:rFonts w:cs="Batang" w:ascii="Trebuchet MS" w:hAnsi="Trebuchet MS"/>
+          <w:i w:val="false"/>
+          <w:iCs w:val="false"/>
+          <w:color w:val="000000"/>
+        </w:rPr>
+        <w:t>distribute this software, either in source code form or as a compiled</w:t>
+      </w:r>
+    </w:p>
+    <w:p>
+      <w:pPr>
+        <w:pStyle w:val="Normal"/>
+        <w:rPr>
+          <w:i w:val="false"/>
+          <w:iCs w:val="false"/>
+          <w:color w:val="000000"/>
+        </w:rPr>
+      </w:pPr>
+      <w:r>
+        <w:rPr>
+          <w:rFonts w:cs="Batang" w:ascii="Trebuchet MS" w:hAnsi="Trebuchet MS"/>
+          <w:i w:val="false"/>
+          <w:iCs w:val="false"/>
+          <w:color w:val="000000"/>
+        </w:rPr>
+        <w:t>binary, for any purpose, commercial or non-commercial, and by any</w:t>
+      </w:r>
+    </w:p>
+    <w:p>
+      <w:pPr>
+        <w:pStyle w:val="Normal"/>
+        <w:rPr>
+          <w:i w:val="false"/>
+          <w:iCs w:val="false"/>
+          <w:color w:val="000000"/>
+        </w:rPr>
+      </w:pPr>
+      <w:r>
+        <w:rPr>
+          <w:rFonts w:cs="Batang" w:ascii="Trebuchet MS" w:hAnsi="Trebuchet MS"/>
+          <w:i w:val="false"/>
+          <w:iCs w:val="false"/>
+          <w:color w:val="000000"/>
+        </w:rPr>
+        <w:t>means.</w:t>
+      </w:r>
+    </w:p>
+    <w:p>
+      <w:pPr>
+        <w:pStyle w:val="Normal"/>
+        <w:rPr>
+          <w:i w:val="false"/>
+          <w:iCs w:val="false"/>
+          <w:color w:val="000000"/>
+        </w:rPr>
+      </w:pPr>
+      <w:r>
+        <w:rPr>
+          <w:i w:val="false"/>
+          <w:iCs w:val="false"/>
+          <w:color w:val="000000"/>
+        </w:rPr>
+      </w:r>
+    </w:p>
+    <w:p>
+      <w:pPr>
+        <w:pStyle w:val="Normal"/>
+        <w:rPr>
+          <w:i w:val="false"/>
+          <w:iCs w:val="false"/>
+          <w:color w:val="000000"/>
+        </w:rPr>
+      </w:pPr>
+      <w:r>
+        <w:rPr>
+          <w:rFonts w:cs="Batang" w:ascii="Trebuchet MS" w:hAnsi="Trebuchet MS"/>
+          <w:i w:val="false"/>
+          <w:iCs w:val="false"/>
+          <w:color w:val="000000"/>
+        </w:rPr>
+        <w:t>In jurisdictions that recognize copyright laws, the author or authors</w:t>
+      </w:r>
+    </w:p>
+    <w:p>
+      <w:pPr>
+        <w:pStyle w:val="Normal"/>
+        <w:rPr>
+          <w:i w:val="false"/>
+          <w:iCs w:val="false"/>
+          <w:color w:val="000000"/>
+        </w:rPr>
+      </w:pPr>
+      <w:r>
+        <w:rPr>
+          <w:rFonts w:cs="Batang" w:ascii="Trebuchet MS" w:hAnsi="Trebuchet MS"/>
+          <w:i w:val="false"/>
+          <w:iCs w:val="false"/>
+          <w:color w:val="000000"/>
+        </w:rPr>
+        <w:t>of this software dedicate any and all copyright interest in the</w:t>
+      </w:r>
+    </w:p>
+    <w:p>
+      <w:pPr>
+        <w:pStyle w:val="Normal"/>
+        <w:rPr>
+          <w:i w:val="false"/>
+          <w:iCs w:val="false"/>
+          <w:color w:val="000000"/>
+        </w:rPr>
+      </w:pPr>
+      <w:r>
+        <w:rPr>
+          <w:rFonts w:cs="Batang" w:ascii="Trebuchet MS" w:hAnsi="Trebuchet MS"/>
+          <w:i w:val="false"/>
+          <w:iCs w:val="false"/>
+          <w:color w:val="000000"/>
+        </w:rPr>
+        <w:t>software to the public domain. We make this dedication for the benefit</w:t>
+      </w:r>
+    </w:p>
+    <w:p>
+      <w:pPr>
+        <w:pStyle w:val="Normal"/>
+        <w:rPr>
+          <w:i w:val="false"/>
+          <w:iCs w:val="false"/>
+          <w:color w:val="000000"/>
+        </w:rPr>
+      </w:pPr>
+      <w:r>
+        <w:rPr>
+          <w:rFonts w:cs="Batang" w:ascii="Trebuchet MS" w:hAnsi="Trebuchet MS"/>
+          <w:i w:val="false"/>
+          <w:iCs w:val="false"/>
+          <w:color w:val="000000"/>
+        </w:rPr>
+        <w:t>of the public at large and to the detriment of our heirs and</w:t>
+      </w:r>
+    </w:p>
+    <w:p>
+      <w:pPr>
+        <w:pStyle w:val="Normal"/>
+        <w:rPr>
+          <w:i w:val="false"/>
+          <w:iCs w:val="false"/>
+          <w:color w:val="000000"/>
+        </w:rPr>
+      </w:pPr>
+      <w:r>
+        <w:rPr>
+          <w:rFonts w:cs="Batang" w:ascii="Trebuchet MS" w:hAnsi="Trebuchet MS"/>
+          <w:i w:val="false"/>
+          <w:iCs w:val="false"/>
+          <w:color w:val="000000"/>
+        </w:rPr>
+        <w:t>successors. We intend this dedication to be an overt act of</w:t>
+      </w:r>
+    </w:p>
+    <w:p>
+      <w:pPr>
+        <w:pStyle w:val="Normal"/>
+        <w:rPr>
+          <w:i w:val="false"/>
+          <w:iCs w:val="false"/>
+          <w:color w:val="000000"/>
+        </w:rPr>
+      </w:pPr>
+      <w:r>
+        <w:rPr>
+          <w:rFonts w:cs="Batang" w:ascii="Trebuchet MS" w:hAnsi="Trebuchet MS"/>
+          <w:i w:val="false"/>
+          <w:iCs w:val="false"/>
+          <w:color w:val="000000"/>
+        </w:rPr>
+        <w:t>relinquishment in perpetuity of all present and future rights to this</w:t>
+      </w:r>
+    </w:p>
+    <w:p>
+      <w:pPr>
+        <w:pStyle w:val="Normal"/>
+        <w:rPr>
+          <w:i w:val="false"/>
+          <w:iCs w:val="false"/>
+          <w:color w:val="000000"/>
+        </w:rPr>
+      </w:pPr>
+      <w:r>
+        <w:rPr>
+          <w:rFonts w:cs="Batang" w:ascii="Trebuchet MS" w:hAnsi="Trebuchet MS"/>
+          <w:i w:val="false"/>
+          <w:iCs w:val="false"/>
+          <w:color w:val="000000"/>
+        </w:rPr>
+        <w:t>software under copyright law.</w:t>
+      </w:r>
+    </w:p>
+    <w:p>
+      <w:pPr>
+        <w:pStyle w:val="Normal"/>
+        <w:rPr>
+          <w:i w:val="false"/>
+          <w:iCs w:val="false"/>
+          <w:color w:val="000000"/>
+        </w:rPr>
+      </w:pPr>
+      <w:r>
+        <w:rPr>
+          <w:i w:val="false"/>
+          <w:iCs w:val="false"/>
+          <w:color w:val="000000"/>
+        </w:rPr>
+      </w:r>
+    </w:p>
+    <w:p>
+      <w:pPr>
+        <w:pStyle w:val="Normal"/>
+        <w:rPr>
+          <w:i w:val="false"/>
+          <w:iCs w:val="false"/>
+          <w:color w:val="000000"/>
+        </w:rPr>
+      </w:pPr>
+      <w:r>
+        <w:rPr>
+          <w:rFonts w:cs="Batang" w:ascii="Trebuchet MS" w:hAnsi="Trebuchet MS"/>
+          <w:i w:val="false"/>
+          <w:iCs w:val="false"/>
+          <w:color w:val="000000"/>
+        </w:rPr>
+        <w:t>THE SOFTWARE IS PROVIDED "AS IS", WITHOUT WARRANTY OF ANY KIND,</w:t>
+      </w:r>
+    </w:p>
+    <w:p>
+      <w:pPr>
+        <w:pStyle w:val="Normal"/>
+        <w:rPr>
+          <w:i w:val="false"/>
+          <w:iCs w:val="false"/>
+          <w:color w:val="000000"/>
+        </w:rPr>
+      </w:pPr>
+      <w:r>
+        <w:rPr>
+          <w:rFonts w:cs="Batang" w:ascii="Trebuchet MS" w:hAnsi="Trebuchet MS"/>
+          <w:i w:val="false"/>
+          <w:iCs w:val="false"/>
+          <w:color w:val="000000"/>
+        </w:rPr>
+        <w:t>EXPRESS OR IMPLIED, INCLUDING BUT NOT LIMITED TO THE WARRANTIES OF</w:t>
+      </w:r>
+    </w:p>
+    <w:p>
+      <w:pPr>
+        <w:pStyle w:val="Normal"/>
+        <w:rPr>
+          <w:i w:val="false"/>
+          <w:iCs w:val="false"/>
+          <w:color w:val="000000"/>
+        </w:rPr>
+      </w:pPr>
+      <w:r>
+        <w:rPr>
+          <w:rFonts w:cs="Batang" w:ascii="Trebuchet MS" w:hAnsi="Trebuchet MS"/>
+          <w:i w:val="false"/>
+          <w:iCs w:val="false"/>
+          <w:color w:val="000000"/>
+        </w:rPr>
+        <w:t>MERCHANTABILITY, FITNESS FOR A PARTICULAR PURPOSE AND NONINFRINGEMENT.</w:t>
+      </w:r>
+    </w:p>
+    <w:p>
+      <w:pPr>
+        <w:pStyle w:val="Normal"/>
+        <w:rPr>
+          <w:i w:val="false"/>
+          <w:iCs w:val="false"/>
+          <w:color w:val="000000"/>
+        </w:rPr>
+      </w:pPr>
+      <w:r>
+        <w:rPr>
+          <w:rFonts w:cs="Batang" w:ascii="Trebuchet MS" w:hAnsi="Trebuchet MS"/>
+          <w:i w:val="false"/>
+          <w:iCs w:val="false"/>
+          <w:color w:val="000000"/>
+        </w:rPr>
+        <w:t>IN NO EVENT SHALL THE AUTHORS BE LIABLE FOR ANY CLAIM, DAMAGES OR</w:t>
+      </w:r>
+    </w:p>
+    <w:p>
+      <w:pPr>
+        <w:pStyle w:val="Normal"/>
+        <w:rPr>
+          <w:i w:val="false"/>
+          <w:iCs w:val="false"/>
+          <w:color w:val="000000"/>
+        </w:rPr>
+      </w:pPr>
+      <w:r>
+        <w:rPr>
+          <w:rFonts w:cs="Batang" w:ascii="Trebuchet MS" w:hAnsi="Trebuchet MS"/>
+          <w:i w:val="false"/>
+          <w:iCs w:val="false"/>
+          <w:color w:val="000000"/>
+        </w:rPr>
+        <w:t>OTHER LIABILITY, WHETHER IN AN ACTION OF CONTRACT, TORT OR OTHERWISE,</w:t>
+      </w:r>
+    </w:p>
+    <w:p>
+      <w:pPr>
+        <w:pStyle w:val="Normal"/>
+        <w:rPr>
+          <w:i w:val="false"/>
+          <w:iCs w:val="false"/>
+          <w:color w:val="000000"/>
+        </w:rPr>
+      </w:pPr>
+      <w:r>
+        <w:rPr>
+          <w:rFonts w:cs="Batang" w:ascii="Trebuchet MS" w:hAnsi="Trebuchet MS"/>
+          <w:i w:val="false"/>
+          <w:iCs w:val="false"/>
+          <w:color w:val="000000"/>
+        </w:rPr>
+        <w:t>ARISING FROM, OUT OF OR IN CONNECTION WITH THE SOFTWARE OR THE USE OR</w:t>
+      </w:r>
+    </w:p>
+    <w:p>
+      <w:pPr>
+        <w:pStyle w:val="Normal"/>
+        <w:rPr>
+          <w:i w:val="false"/>
+          <w:iCs w:val="false"/>
+          <w:color w:val="000000"/>
+        </w:rPr>
+      </w:pPr>
+      <w:r>
+        <w:rPr>
+          <w:rFonts w:cs="Batang" w:ascii="Trebuchet MS" w:hAnsi="Trebuchet MS"/>
+          <w:i w:val="false"/>
+          <w:iCs w:val="false"/>
+          <w:color w:val="000000"/>
+        </w:rPr>
+        <w:t>OTHER DEALINGS IN THE SOFTWARE.</w:t>
+      </w:r>
+    </w:p>
+    <w:p>
+      <w:pPr>
+        <w:pStyle w:val="Normal"/>
+        <w:rPr>
+          <w:i w:val="false"/>
+          <w:iCs w:val="false"/>
+          <w:color w:val="000000"/>
+        </w:rPr>
+      </w:pPr>
+      <w:r>
+        <w:rPr>
+          <w:i w:val="false"/>
+          <w:iCs w:val="false"/>
+          <w:color w:val="000000"/>
+        </w:rPr>
+      </w:r>
+    </w:p>
+    <w:p>
+      <w:pPr>
+        <w:pStyle w:val="Normal"/>
+        <w:rPr>
+          <w:i w:val="false"/>
+          <w:iCs w:val="false"/>
+          <w:color w:val="000000"/>
+        </w:rPr>
+      </w:pPr>
+      <w:r>
+        <w:rPr>
+          <w:rFonts w:cs="Batang" w:ascii="Trebuchet MS" w:hAnsi="Trebuchet MS"/>
+          <w:i w:val="false"/>
+          <w:iCs w:val="false"/>
+          <w:color w:val="000000"/>
+        </w:rPr>
+        <w:t>For more information, please refer to &lt;https://unlicense.org&gt;</w:t>
+      </w:r>
+    </w:p>
+    <w:p>
+      <w:pPr>
+        <w:pStyle w:val="Normal"/>
+        <w:rPr>
           <w:rFonts w:ascii="Trebuchet MS" w:hAnsi="Trebuchet MS" w:cs="Batang"/>
-          <w:i/>
-          <w:i/>
-          <w:iCs/>
-          <w:color w:val="008000"/>
-        </w:rPr>
-      </w:pPr>
-      <w:r>
-        <w:rPr/>
-      </w:r>
-    </w:p>
-    <w:p>
-      <w:pPr>
-        <w:pStyle w:val="Normal"/>
-        <w:rPr>
-          <w:rFonts w:ascii="Trebuchet MS" w:hAnsi="Trebuchet MS"/>
-          <w:i w:val="false"/>
-          <w:i w:val="false"/>
-          <w:iCs w:val="false"/>
-          <w:sz w:val="20"/>
-          <w:szCs w:val="20"/>
-        </w:rPr>
-      </w:pPr>
-      <w:r>
-        <w:rPr>
-          <w:rFonts w:ascii="Trebuchet MS" w:hAnsi="Trebuchet MS"/>
-          <w:i w:val="false"/>
-          <w:iCs w:val="false"/>
-          <w:sz w:val="20"/>
-          <w:szCs w:val="20"/>
-        </w:rPr>
-        <w:t>Naming:</w:t>
-      </w:r>
-    </w:p>
-    <w:p>
-      <w:pPr>
-        <w:pStyle w:val="Normal"/>
-        <w:rPr>
-          <w:rFonts w:ascii="Trebuchet MS" w:hAnsi="Trebuchet MS"/>
-          <w:i w:val="false"/>
-          <w:i w:val="false"/>
-          <w:iCs w:val="false"/>
-          <w:sz w:val="20"/>
-          <w:szCs w:val="20"/>
-        </w:rPr>
-      </w:pPr>
-      <w:r>
-        <w:rPr>
-          <w:rFonts w:ascii="Trebuchet MS" w:hAnsi="Trebuchet MS"/>
-          <w:i w:val="false"/>
-          <w:iCs w:val="false"/>
-          <w:sz w:val="20"/>
-          <w:szCs w:val="20"/>
-        </w:rPr>
-        <w:t>Classes: PascalCase</w:t>
-      </w:r>
-    </w:p>
-    <w:p>
-      <w:pPr>
-        <w:pStyle w:val="Normal"/>
-        <w:rPr>
-          <w:rFonts w:ascii="Trebuchet MS" w:hAnsi="Trebuchet MS"/>
-          <w:i w:val="false"/>
-          <w:i w:val="false"/>
-          <w:iCs w:val="false"/>
-          <w:sz w:val="20"/>
-          <w:szCs w:val="20"/>
-        </w:rPr>
-      </w:pPr>
-      <w:r>
-        <w:rPr>
-          <w:rFonts w:ascii="Trebuchet MS" w:hAnsi="Trebuchet MS"/>
-          <w:i w:val="false"/>
-          <w:iCs w:val="false"/>
-          <w:sz w:val="20"/>
-          <w:szCs w:val="20"/>
-        </w:rPr>
-        <w:t>Functions: camelCase</w:t>
-      </w:r>
-    </w:p>
-    <w:p>
-      <w:pPr>
-        <w:pStyle w:val="Normal"/>
-        <w:rPr>
-          <w:rFonts w:ascii="Trebuchet MS" w:hAnsi="Trebuchet MS"/>
-          <w:i w:val="false"/>
-          <w:i w:val="false"/>
-          <w:iCs w:val="false"/>
-          <w:sz w:val="20"/>
-          <w:szCs w:val="20"/>
-        </w:rPr>
-      </w:pPr>
-      <w:r>
-        <w:rPr>
-          <w:rFonts w:ascii="Trebuchet MS" w:hAnsi="Trebuchet MS"/>
-          <w:i w:val="false"/>
-          <w:iCs w:val="false"/>
-          <w:sz w:val="20"/>
-          <w:szCs w:val="20"/>
-        </w:rPr>
-        <w:t xml:space="preserve">Member variables: m_ </w:t>
-      </w:r>
-      <w:r>
-        <w:rPr>
-          <w:rFonts w:ascii="Trebuchet MS" w:hAnsi="Trebuchet MS"/>
-          <w:i w:val="false"/>
-          <w:iCs w:val="false"/>
-          <w:sz w:val="20"/>
-          <w:szCs w:val="20"/>
-        </w:rPr>
-        <w:t>prefix</w:t>
-      </w:r>
-    </w:p>
-    <w:p>
-      <w:pPr>
-        <w:pStyle w:val="Normal"/>
-        <w:rPr>
-          <w:rFonts w:ascii="Trebuchet MS" w:hAnsi="Trebuchet MS"/>
-          <w:i w:val="false"/>
-          <w:i w:val="false"/>
-          <w:iCs w:val="false"/>
-          <w:sz w:val="20"/>
-          <w:szCs w:val="20"/>
-        </w:rPr>
-      </w:pPr>
-      <w:r>
-        <w:rPr>
-          <w:rFonts w:ascii="Trebuchet MS" w:hAnsi="Trebuchet MS"/>
-          <w:i w:val="false"/>
-          <w:iCs w:val="false"/>
-          <w:sz w:val="20"/>
-          <w:szCs w:val="20"/>
-        </w:rPr>
-        <w:t>File exclusive static variables: s_ prefix</w:t>
-      </w:r>
-    </w:p>
-    <w:p>
-      <w:pPr>
-        <w:pStyle w:val="Normal"/>
-        <w:rPr>
-          <w:rFonts w:ascii="Trebuchet MS" w:hAnsi="Trebuchet MS"/>
-          <w:i w:val="false"/>
-          <w:i w:val="false"/>
-          <w:iCs w:val="false"/>
-          <w:sz w:val="20"/>
-          <w:szCs w:val="20"/>
-        </w:rPr>
-      </w:pPr>
-      <w:r>
-        <w:rPr>
-          <w:rFonts w:ascii="Trebuchet MS" w:hAnsi="Trebuchet MS"/>
-          <w:i w:val="false"/>
-          <w:iCs w:val="false"/>
-          <w:sz w:val="20"/>
-          <w:szCs w:val="20"/>
-        </w:rPr>
-      </w:r>
-    </w:p>
-    <w:p>
-      <w:pPr>
-        <w:pStyle w:val="Heading2"/>
-        <w:rPr/>
-      </w:pPr>
-      <w:bookmarkStart w:id="45" w:name="_Toc122187938"/>
-      <w:bookmarkStart w:id="46" w:name="_Toc208787561"/>
-      <w:r>
-        <w:rPr/>
-        <w:t>Modular Design</w:t>
-      </w:r>
-      <w:bookmarkEnd w:id="45"/>
-      <w:bookmarkEnd w:id="46"/>
-    </w:p>
-    <w:p>
-      <w:pPr>
-        <w:pStyle w:val="Normal"/>
-        <w:rPr>
-          <w:rFonts w:ascii="Trebuchet MS" w:hAnsi="Trebuchet MS" w:cs="Batang"/>
-          <w:i/>
           <w:i/>
           <w:iCs/>
           <w:color w:val="008000"/>
@@ -6017,22 +5647,243 @@
           <w:iCs/>
           <w:color w:val="008000"/>
         </w:rPr>
-        <w:t>Specify architectural requirements such as modularity, extensibility, and maintainability.</w:t>
-      </w:r>
+      </w:r>
+    </w:p>
+    <w:p>
+      <w:pPr>
+        <w:pStyle w:val="Heading2"/>
+        <w:rPr/>
+      </w:pPr>
+      <w:bookmarkStart w:id="33" w:name="_Toc208787560"/>
+      <w:bookmarkStart w:id="34" w:name="_Toc122187934"/>
+      <w:r>
+        <w:rPr/>
+        <w:t>Coding Standard</w:t>
+      </w:r>
+      <w:bookmarkEnd w:id="33"/>
+      <w:bookmarkEnd w:id="34"/>
     </w:p>
     <w:p>
       <w:pPr>
         <w:pStyle w:val="Normal"/>
         <w:rPr>
           <w:rFonts w:ascii="Trebuchet MS" w:hAnsi="Trebuchet MS" w:cs="Batang"/>
-          <w:i/>
           <w:i/>
           <w:iCs/>
           <w:color w:val="008000"/>
         </w:rPr>
       </w:pPr>
       <w:r>
+        <w:rPr>
+          <w:rFonts w:cs="Batang" w:ascii="Trebuchet MS" w:hAnsi="Trebuchet MS"/>
+          <w:i/>
+          <w:iCs/>
+          <w:color w:val="008000"/>
+        </w:rPr>
+        <w:t>Define coding style and standards that must be followed.</w:t>
+      </w:r>
+    </w:p>
+    <w:p>
+      <w:pPr>
+        <w:pStyle w:val="Normal"/>
+        <w:rPr>
+          <w:rFonts w:ascii="Trebuchet MS" w:hAnsi="Trebuchet MS" w:cs="Batang"/>
+          <w:i/>
+          <w:iCs/>
+          <w:color w:val="008000"/>
+        </w:rPr>
+      </w:pPr>
+      <w:r>
+        <w:rPr>
+          <w:rFonts w:cs="Batang" w:ascii="Trebuchet MS" w:hAnsi="Trebuchet MS"/>
+          <w:i/>
+          <w:iCs/>
+          <w:color w:val="008000"/>
+        </w:rPr>
+      </w:r>
+    </w:p>
+    <w:p>
+      <w:pPr>
+        <w:pStyle w:val="Normal"/>
+        <w:rPr>
+          <w:rFonts w:ascii="Trebuchet MS" w:hAnsi="Trebuchet MS"/>
+          <w:i w:val="false"/>
+          <w:iCs w:val="false"/>
+          <w:sz w:val="20"/>
+          <w:szCs w:val="20"/>
+        </w:rPr>
+      </w:pPr>
+      <w:r>
+        <w:rPr>
+          <w:rFonts w:ascii="Trebuchet MS" w:hAnsi="Trebuchet MS"/>
+          <w:i w:val="false"/>
+          <w:iCs w:val="false"/>
+          <w:sz w:val="20"/>
+          <w:szCs w:val="20"/>
+        </w:rPr>
+        <w:t>Naming:</w:t>
+      </w:r>
+    </w:p>
+    <w:p>
+      <w:pPr>
+        <w:pStyle w:val="Normal"/>
+        <w:rPr>
+          <w:rFonts w:ascii="Trebuchet MS" w:hAnsi="Trebuchet MS"/>
+          <w:i w:val="false"/>
+          <w:iCs w:val="false"/>
+          <w:sz w:val="20"/>
+          <w:szCs w:val="20"/>
+        </w:rPr>
+      </w:pPr>
+      <w:r>
+        <w:rPr>
+          <w:rFonts w:ascii="Trebuchet MS" w:hAnsi="Trebuchet MS"/>
+          <w:i w:val="false"/>
+          <w:iCs w:val="false"/>
+          <w:sz w:val="20"/>
+          <w:szCs w:val="20"/>
+        </w:rPr>
+        <w:t>Classes: PascalCase</w:t>
+      </w:r>
+    </w:p>
+    <w:p>
+      <w:pPr>
+        <w:pStyle w:val="Normal"/>
+        <w:rPr>
+          <w:rFonts w:ascii="Trebuchet MS" w:hAnsi="Trebuchet MS"/>
+          <w:i w:val="false"/>
+          <w:iCs w:val="false"/>
+          <w:sz w:val="20"/>
+          <w:szCs w:val="20"/>
+        </w:rPr>
+      </w:pPr>
+      <w:r>
+        <w:rPr>
+          <w:rFonts w:ascii="Trebuchet MS" w:hAnsi="Trebuchet MS"/>
+          <w:i w:val="false"/>
+          <w:iCs w:val="false"/>
+          <w:sz w:val="20"/>
+          <w:szCs w:val="20"/>
+        </w:rPr>
+        <w:t>Functions: camelCase</w:t>
+      </w:r>
+    </w:p>
+    <w:p>
+      <w:pPr>
+        <w:pStyle w:val="Normal"/>
+        <w:rPr>
+          <w:rFonts w:ascii="Trebuchet MS" w:hAnsi="Trebuchet MS"/>
+          <w:i w:val="false"/>
+          <w:iCs w:val="false"/>
+          <w:sz w:val="20"/>
+          <w:szCs w:val="20"/>
+        </w:rPr>
+      </w:pPr>
+      <w:r>
+        <w:rPr>
+          <w:rFonts w:ascii="Trebuchet MS" w:hAnsi="Trebuchet MS"/>
+          <w:i w:val="false"/>
+          <w:iCs w:val="false"/>
+          <w:sz w:val="20"/>
+          <w:szCs w:val="20"/>
+        </w:rPr>
+        <w:t>Member variables: m_ prefix</w:t>
+      </w:r>
+    </w:p>
+    <w:p>
+      <w:pPr>
+        <w:pStyle w:val="Normal"/>
+        <w:rPr>
+          <w:rFonts w:ascii="Trebuchet MS" w:hAnsi="Trebuchet MS"/>
+          <w:i w:val="false"/>
+          <w:iCs w:val="false"/>
+          <w:sz w:val="20"/>
+          <w:szCs w:val="20"/>
+        </w:rPr>
+      </w:pPr>
+      <w:r>
+        <w:rPr>
+          <w:rFonts w:ascii="Trebuchet MS" w:hAnsi="Trebuchet MS"/>
+          <w:i w:val="false"/>
+          <w:iCs w:val="false"/>
+          <w:sz w:val="20"/>
+          <w:szCs w:val="20"/>
+        </w:rPr>
+        <w:t>File exclusive static variables: s_ prefix</w:t>
+      </w:r>
+    </w:p>
+    <w:p>
+      <w:pPr>
+        <w:pStyle w:val="Normal"/>
+        <w:rPr>
+          <w:rFonts w:ascii="Trebuchet MS" w:hAnsi="Trebuchet MS"/>
+          <w:i w:val="false"/>
+          <w:iCs w:val="false"/>
+          <w:sz w:val="20"/>
+          <w:szCs w:val="20"/>
+        </w:rPr>
+      </w:pPr>
+      <w:r>
+        <w:rPr>
+          <w:rFonts w:ascii="Trebuchet MS" w:hAnsi="Trebuchet MS"/>
+          <w:i w:val="false"/>
+          <w:iCs w:val="false"/>
+          <w:sz w:val="20"/>
+          <w:szCs w:val="20"/>
+        </w:rPr>
+      </w:r>
+    </w:p>
+    <w:p>
+      <w:pPr>
+        <w:pStyle w:val="Heading2"/>
         <w:rPr/>
+      </w:pPr>
+      <w:bookmarkStart w:id="35" w:name="_Toc208787561"/>
+      <w:bookmarkStart w:id="36" w:name="_Toc122187938"/>
+      <w:r>
+        <w:rPr/>
+        <w:t>Modular Design</w:t>
+      </w:r>
+      <w:bookmarkEnd w:id="35"/>
+      <w:bookmarkEnd w:id="36"/>
+    </w:p>
+    <w:p>
+      <w:pPr>
+        <w:pStyle w:val="Normal"/>
+        <w:rPr>
+          <w:rFonts w:ascii="Trebuchet MS" w:hAnsi="Trebuchet MS" w:cs="Batang"/>
+          <w:i/>
+          <w:iCs/>
+          <w:color w:val="008000"/>
+        </w:rPr>
+      </w:pPr>
+      <w:r>
+        <w:rPr>
+          <w:rFonts w:cs="Batang" w:ascii="Trebuchet MS" w:hAnsi="Trebuchet MS"/>
+          <w:i/>
+          <w:iCs/>
+          <w:color w:val="008000"/>
+        </w:rPr>
+        <w:t>Specify architectural requirements such as modularity, extensibility, and maintainability.</w:t>
+      </w:r>
+    </w:p>
+    <w:p>
+      <w:pPr>
+        <w:pStyle w:val="Normal"/>
+        <w:rPr>
+          <w:rFonts w:ascii="Trebuchet MS" w:hAnsi="Trebuchet MS" w:cs="Batang"/>
+          <w:i/>
+          <w:iCs/>
+          <w:color w:val="008000"/>
+        </w:rPr>
+      </w:pPr>
+      <w:r>
+        <w:rPr>
+          <w:rFonts w:cs="Batang" w:ascii="Trebuchet MS" w:hAnsi="Trebuchet MS"/>
+          <w:i/>
+          <w:iCs/>
+          <w:color w:val="008000"/>
+        </w:rPr>
       </w:r>
     </w:p>
     <w:p>
@@ -6045,7 +5896,6 @@
         <w:rPr>
           <w:rFonts w:ascii="Trebuchet MS" w:hAnsi="Trebuchet MS"/>
           <w:i w:val="false"/>
-          <w:i w:val="false"/>
           <w:iCs w:val="false"/>
           <w:color w:val="000000"/>
         </w:rPr>
@@ -6070,7 +5920,6 @@
         <w:rPr>
           <w:rFonts w:ascii="Trebuchet MS" w:hAnsi="Trebuchet MS"/>
           <w:i w:val="false"/>
-          <w:i w:val="false"/>
           <w:iCs w:val="false"/>
           <w:color w:val="000000"/>
         </w:rPr>
@@ -6090,34 +5939,6 @@
         <w:pStyle w:val="Normal"/>
         <w:rPr>
           <w:rFonts w:ascii="Trebuchet MS" w:hAnsi="Trebuchet MS" w:cs="Batang"/>
-          <w:i/>
-          <w:i/>
-          <w:iCs/>
-          <w:color w:val="008000"/>
-        </w:rPr>
-      </w:pPr>
-      <w:r>
-        <w:rPr/>
-      </w:r>
-    </w:p>
-    <w:p>
-      <w:pPr>
-        <w:pStyle w:val="Heading2"/>
-        <w:rPr/>
-      </w:pPr>
-      <w:bookmarkStart w:id="47" w:name="_Toc208787562"/>
-      <w:r>
-        <w:rPr/>
-        <w:t>Reliability</w:t>
-      </w:r>
-      <w:bookmarkEnd w:id="47"/>
-    </w:p>
-    <w:p>
-      <w:pPr>
-        <w:pStyle w:val="Normal"/>
-        <w:rPr>
-          <w:rFonts w:ascii="Trebuchet MS" w:hAnsi="Trebuchet MS" w:cs="Batang"/>
-          <w:i/>
           <w:i/>
           <w:iCs/>
           <w:color w:val="008000"/>
@@ -6130,83 +5951,6 @@
           <w:iCs/>
           <w:color w:val="008000"/>
         </w:rPr>
-        <w:t>Define requirements for reliability, error handling, and fault tolerance.</w:t>
-      </w:r>
-    </w:p>
-    <w:p>
-      <w:pPr>
-        <w:pStyle w:val="Normal"/>
-        <w:rPr>
-          <w:rFonts w:ascii="Trebuchet MS" w:hAnsi="Trebuchet MS" w:cs="Batang"/>
-          <w:i/>
-          <w:i/>
-          <w:iCs/>
-          <w:color w:val="008000"/>
-        </w:rPr>
-      </w:pPr>
-      <w:r>
-        <w:rPr/>
-      </w:r>
-    </w:p>
-    <w:p>
-      <w:pPr>
-        <w:pStyle w:val="Normal"/>
-        <w:rPr>
-          <w:rFonts w:ascii="Trebuchet MS" w:hAnsi="Trebuchet MS"/>
-          <w:b w:val="false"/>
-          <w:bCs w:val="false"/>
-          <w:i w:val="false"/>
-          <w:i w:val="false"/>
-          <w:iCs w:val="false"/>
-        </w:rPr>
-      </w:pPr>
-      <w:r>
-        <w:rPr>
-          <w:rFonts w:ascii="Trebuchet MS" w:hAnsi="Trebuchet MS"/>
-          <w:b w:val="false"/>
-          <w:bCs w:val="false"/>
-          <w:i w:val="false"/>
-          <w:iCs w:val="false"/>
-        </w:rPr>
-        <w:t>The system should not crash or fail upon false input, it should not result in undefined behavior.</w:t>
-      </w:r>
-    </w:p>
-    <w:p>
-      <w:pPr>
-        <w:pStyle w:val="Normal"/>
-        <w:rPr>
-          <w:rFonts w:ascii="Trebuchet MS" w:hAnsi="Trebuchet MS"/>
-          <w:b w:val="false"/>
-          <w:bCs w:val="false"/>
-          <w:i w:val="false"/>
-          <w:i w:val="false"/>
-          <w:iCs w:val="false"/>
-        </w:rPr>
-      </w:pPr>
-      <w:r>
-        <w:rPr>
-          <w:rFonts w:ascii="Trebuchet MS" w:hAnsi="Trebuchet MS"/>
-          <w:b w:val="false"/>
-          <w:bCs w:val="false"/>
-          <w:i w:val="false"/>
-          <w:iCs w:val="false"/>
-        </w:rPr>
-        <w:t>Network failures shall not crash the simulator.</w:t>
-      </w:r>
-    </w:p>
-    <w:p>
-      <w:pPr>
-        <w:pStyle w:val="Normal"/>
-        <w:rPr>
-          <w:rFonts w:ascii="Trebuchet MS" w:hAnsi="Trebuchet MS" w:cs="Batang"/>
-          <w:i/>
-          <w:i/>
-          <w:iCs/>
-          <w:color w:val="008000"/>
-        </w:rPr>
-      </w:pPr>
-      <w:r>
-        <w:rPr/>
       </w:r>
     </w:p>
     <w:p>
@@ -6214,19 +5958,18 @@
         <w:pStyle w:val="Heading2"/>
         <w:rPr/>
       </w:pPr>
-      <w:bookmarkStart w:id="48" w:name="_Toc208787563"/>
+      <w:bookmarkStart w:id="37" w:name="_Toc208787562"/>
       <w:r>
         <w:rPr/>
-        <w:t>Portability</w:t>
-      </w:r>
-      <w:bookmarkEnd w:id="48"/>
+        <w:t>Reliability</w:t>
+      </w:r>
+      <w:bookmarkEnd w:id="37"/>
     </w:p>
     <w:p>
       <w:pPr>
         <w:pStyle w:val="Normal"/>
         <w:rPr>
           <w:rFonts w:ascii="Trebuchet MS" w:hAnsi="Trebuchet MS" w:cs="Batang"/>
-          <w:i/>
           <w:i/>
           <w:iCs/>
           <w:color w:val="008000"/>
@@ -6239,7 +5982,7 @@
           <w:iCs/>
           <w:color w:val="008000"/>
         </w:rPr>
-        <w:t>List target platforms and environments where the system should operate.</w:t>
+        <w:t>Define requirements for reliability, error handling, and fault tolerance.</w:t>
       </w:r>
     </w:p>
     <w:p>
@@ -6247,89 +5990,6 @@
         <w:pStyle w:val="Normal"/>
         <w:rPr>
           <w:rFonts w:ascii="Trebuchet MS" w:hAnsi="Trebuchet MS" w:cs="Batang"/>
-          <w:i/>
-          <w:i/>
-          <w:iCs/>
-          <w:color w:val="008000"/>
-        </w:rPr>
-      </w:pPr>
-      <w:r>
-        <w:rPr/>
-      </w:r>
-    </w:p>
-    <w:p>
-      <w:pPr>
-        <w:pStyle w:val="Normal"/>
-        <w:rPr>
-          <w:rFonts w:ascii="Trebuchet MS" w:hAnsi="Trebuchet MS"/>
-          <w:i w:val="false"/>
-          <w:i w:val="false"/>
-          <w:iCs w:val="false"/>
-        </w:rPr>
-      </w:pPr>
-      <w:r>
-        <w:rPr>
-          <w:rFonts w:ascii="Trebuchet MS" w:hAnsi="Trebuchet MS"/>
-          <w:i w:val="false"/>
-          <w:iCs w:val="false"/>
-        </w:rPr>
-        <w:t>The project should compile on both Linux and Windows</w:t>
-      </w:r>
-    </w:p>
-    <w:p>
-      <w:pPr>
-        <w:pStyle w:val="Normal"/>
-        <w:rPr>
-          <w:rFonts w:ascii="Trebuchet MS" w:hAnsi="Trebuchet MS"/>
-          <w:i w:val="false"/>
-          <w:i w:val="false"/>
-          <w:iCs w:val="false"/>
-        </w:rPr>
-      </w:pPr>
-      <w:r>
-        <w:rPr>
-          <w:rFonts w:ascii="Trebuchet MS" w:hAnsi="Trebuchet MS"/>
-          <w:i w:val="false"/>
-          <w:iCs w:val="false"/>
-        </w:rPr>
-        <w:t>Platform specific networking should work without undefined behavior</w:t>
-      </w:r>
-    </w:p>
-    <w:p>
-      <w:pPr>
-        <w:pStyle w:val="Normal"/>
-        <w:rPr>
-          <w:rFonts w:ascii="Trebuchet MS" w:hAnsi="Trebuchet MS" w:cs="Batang"/>
-          <w:i/>
-          <w:i/>
-          <w:iCs/>
-          <w:color w:val="008000"/>
-        </w:rPr>
-      </w:pPr>
-      <w:r>
-        <w:rPr/>
-      </w:r>
-    </w:p>
-    <w:p>
-      <w:pPr>
-        <w:pStyle w:val="Heading2"/>
-        <w:rPr>
-          <w:lang w:val="ru-RU"/>
-        </w:rPr>
-      </w:pPr>
-      <w:bookmarkStart w:id="49" w:name="_Toc208787564"/>
-      <w:r>
-        <w:rPr/>
-        <w:t>General Operational Guidelines</w:t>
-      </w:r>
-      <w:bookmarkEnd w:id="49"/>
-    </w:p>
-    <w:p>
-      <w:pPr>
-        <w:pStyle w:val="Normal"/>
-        <w:rPr>
-          <w:rFonts w:ascii="Trebuchet MS" w:hAnsi="Trebuchet MS" w:cs="Batang"/>
-          <w:i/>
           <w:i/>
           <w:iCs/>
           <w:color w:val="008000"/>
@@ -6342,31 +6002,128 @@
           <w:iCs/>
           <w:color w:val="008000"/>
         </w:rPr>
-        <w:t>Provide guidelines for scalability, robustness, ease of use, and maintainability.</w:t>
       </w:r>
     </w:p>
     <w:p>
       <w:pPr>
         <w:pStyle w:val="Normal"/>
         <w:rPr>
+          <w:rFonts w:ascii="Trebuchet MS" w:hAnsi="Trebuchet MS"/>
+          <w:b w:val="false"/>
+          <w:bCs w:val="false"/>
+          <w:i w:val="false"/>
+          <w:iCs w:val="false"/>
+        </w:rPr>
+      </w:pPr>
+      <w:r>
+        <w:rPr>
+          <w:rFonts w:ascii="Trebuchet MS" w:hAnsi="Trebuchet MS"/>
+          <w:b w:val="false"/>
+          <w:bCs w:val="false"/>
+          <w:i w:val="false"/>
+          <w:iCs w:val="false"/>
+        </w:rPr>
+        <w:t>The system should not crash or fail upon false input, it should not result in undefined behavior.</w:t>
+      </w:r>
+    </w:p>
+    <w:p>
+      <w:pPr>
+        <w:pStyle w:val="Normal"/>
+        <w:rPr>
+          <w:rFonts w:ascii="Trebuchet MS" w:hAnsi="Trebuchet MS"/>
+          <w:b w:val="false"/>
+          <w:bCs w:val="false"/>
+          <w:i w:val="false"/>
+          <w:iCs w:val="false"/>
+        </w:rPr>
+      </w:pPr>
+      <w:r>
+        <w:rPr>
+          <w:rFonts w:ascii="Trebuchet MS" w:hAnsi="Trebuchet MS"/>
+          <w:b w:val="false"/>
+          <w:bCs w:val="false"/>
+          <w:i w:val="false"/>
+          <w:iCs w:val="false"/>
+        </w:rPr>
+        <w:t>Network failures shall not crash the simulator.</w:t>
+      </w:r>
+    </w:p>
+    <w:p>
+      <w:pPr>
+        <w:pStyle w:val="Normal"/>
+        <w:rPr>
           <w:rFonts w:ascii="Trebuchet MS" w:hAnsi="Trebuchet MS" w:cs="Batang"/>
-          <w:i/>
           <w:i/>
           <w:iCs/>
           <w:color w:val="008000"/>
         </w:rPr>
       </w:pPr>
       <w:r>
+        <w:rPr>
+          <w:rFonts w:cs="Batang" w:ascii="Trebuchet MS" w:hAnsi="Trebuchet MS"/>
+          <w:i/>
+          <w:iCs/>
+          <w:color w:val="008000"/>
+        </w:rPr>
+      </w:r>
+    </w:p>
+    <w:p>
+      <w:pPr>
+        <w:pStyle w:val="Heading2"/>
         <w:rPr/>
-      </w:r>
+      </w:pPr>
+      <w:bookmarkStart w:id="38" w:name="_Toc208787563"/>
+      <w:r>
+        <w:rPr/>
+        <w:t>Portability</w:t>
+      </w:r>
+      <w:bookmarkEnd w:id="38"/>
     </w:p>
     <w:p>
       <w:pPr>
         <w:pStyle w:val="Normal"/>
         <w:rPr>
+          <w:rFonts w:ascii="Trebuchet MS" w:hAnsi="Trebuchet MS" w:cs="Batang"/>
+          <w:i/>
+          <w:iCs/>
+          <w:color w:val="008000"/>
+        </w:rPr>
+      </w:pPr>
+      <w:r>
+        <w:rPr>
+          <w:rFonts w:cs="Batang" w:ascii="Trebuchet MS" w:hAnsi="Trebuchet MS"/>
+          <w:i/>
+          <w:iCs/>
+          <w:color w:val="008000"/>
+        </w:rPr>
+        <w:t>List target platforms and environments where the system should operate.</w:t>
+      </w:r>
+    </w:p>
+    <w:p>
+      <w:pPr>
+        <w:pStyle w:val="Normal"/>
+        <w:rPr>
+          <w:rFonts w:ascii="Trebuchet MS" w:hAnsi="Trebuchet MS" w:cs="Batang"/>
+          <w:i/>
+          <w:iCs/>
+          <w:color w:val="008000"/>
+        </w:rPr>
+      </w:pPr>
+      <w:r>
+        <w:rPr>
+          <w:rFonts w:cs="Batang" w:ascii="Trebuchet MS" w:hAnsi="Trebuchet MS"/>
+          <w:i/>
+          <w:iCs/>
+          <w:color w:val="008000"/>
+        </w:rPr>
+      </w:r>
+    </w:p>
+    <w:p>
+      <w:pPr>
+        <w:pStyle w:val="Normal"/>
+        <w:rPr>
           <w:rFonts w:ascii="Trebuchet MS" w:hAnsi="Trebuchet MS"/>
           <w:i w:val="false"/>
-          <w:i w:val="false"/>
           <w:iCs w:val="false"/>
         </w:rPr>
       </w:pPr>
@@ -6376,6 +6133,114 @@
           <w:i w:val="false"/>
           <w:iCs w:val="false"/>
         </w:rPr>
+        <w:t>The project should compile on both Linux and Windows</w:t>
+      </w:r>
+    </w:p>
+    <w:p>
+      <w:pPr>
+        <w:pStyle w:val="Normal"/>
+        <w:rPr>
+          <w:rFonts w:ascii="Trebuchet MS" w:hAnsi="Trebuchet MS"/>
+          <w:i w:val="false"/>
+          <w:iCs w:val="false"/>
+        </w:rPr>
+      </w:pPr>
+      <w:r>
+        <w:rPr>
+          <w:rFonts w:ascii="Trebuchet MS" w:hAnsi="Trebuchet MS"/>
+          <w:i w:val="false"/>
+          <w:iCs w:val="false"/>
+        </w:rPr>
+        <w:t>Platform specific networking should work without undefined behavior</w:t>
+      </w:r>
+    </w:p>
+    <w:p>
+      <w:pPr>
+        <w:pStyle w:val="Normal"/>
+        <w:rPr>
+          <w:rFonts w:ascii="Trebuchet MS" w:hAnsi="Trebuchet MS" w:cs="Batang"/>
+          <w:i/>
+          <w:iCs/>
+          <w:color w:val="008000"/>
+        </w:rPr>
+      </w:pPr>
+      <w:r>
+        <w:rPr>
+          <w:rFonts w:cs="Batang" w:ascii="Trebuchet MS" w:hAnsi="Trebuchet MS"/>
+          <w:i/>
+          <w:iCs/>
+          <w:color w:val="008000"/>
+        </w:rPr>
+      </w:r>
+    </w:p>
+    <w:p>
+      <w:pPr>
+        <w:pStyle w:val="Heading2"/>
+        <w:rPr>
+          <w:lang w:val="ru-RU"/>
+        </w:rPr>
+      </w:pPr>
+      <w:bookmarkStart w:id="39" w:name="_Toc208787564"/>
+      <w:r>
+        <w:rPr/>
+        <w:t>General Operational Guidelines</w:t>
+      </w:r>
+      <w:bookmarkEnd w:id="39"/>
+    </w:p>
+    <w:p>
+      <w:pPr>
+        <w:pStyle w:val="Normal"/>
+        <w:rPr>
+          <w:rFonts w:ascii="Trebuchet MS" w:hAnsi="Trebuchet MS" w:cs="Batang"/>
+          <w:i/>
+          <w:iCs/>
+          <w:color w:val="008000"/>
+        </w:rPr>
+      </w:pPr>
+      <w:r>
+        <w:rPr>
+          <w:rFonts w:cs="Batang" w:ascii="Trebuchet MS" w:hAnsi="Trebuchet MS"/>
+          <w:i/>
+          <w:iCs/>
+          <w:color w:val="008000"/>
+        </w:rPr>
+        <w:t>Provide guidelines for scalability, robustness, ease of use, and maintainability.</w:t>
+      </w:r>
+    </w:p>
+    <w:p>
+      <w:pPr>
+        <w:pStyle w:val="Normal"/>
+        <w:rPr>
+          <w:rFonts w:ascii="Trebuchet MS" w:hAnsi="Trebuchet MS" w:cs="Batang"/>
+          <w:i/>
+          <w:iCs/>
+          <w:color w:val="008000"/>
+        </w:rPr>
+      </w:pPr>
+      <w:r>
+        <w:rPr>
+          <w:rFonts w:cs="Batang" w:ascii="Trebuchet MS" w:hAnsi="Trebuchet MS"/>
+          <w:i/>
+          <w:iCs/>
+          <w:color w:val="008000"/>
+        </w:rPr>
+      </w:r>
+    </w:p>
+    <w:p>
+      <w:pPr>
+        <w:pStyle w:val="Normal"/>
+        <w:rPr>
+          <w:rFonts w:ascii="Trebuchet MS" w:hAnsi="Trebuchet MS"/>
+          <w:i w:val="false"/>
+          <w:iCs w:val="false"/>
+        </w:rPr>
+      </w:pPr>
+      <w:r>
+        <w:rPr>
+          <w:rFonts w:ascii="Trebuchet MS" w:hAnsi="Trebuchet MS"/>
+          <w:i w:val="false"/>
+          <w:iCs w:val="false"/>
+        </w:rPr>
         <w:t>The system provides minimal, clear instructions for running demo mode, importing topology, running running simulation etc.</w:t>
       </w:r>
     </w:p>
@@ -6384,7 +6249,6 @@
         <w:pStyle w:val="Normal"/>
         <w:rPr>
           <w:rFonts w:ascii="Trebuchet MS" w:hAnsi="Trebuchet MS"/>
-          <w:i w:val="false"/>
           <w:i w:val="false"/>
           <w:iCs w:val="false"/>
         </w:rPr>
@@ -6402,24 +6266,24 @@
         <w:pStyle w:val="Heading1"/>
         <w:rPr/>
       </w:pPr>
-      <w:bookmarkStart w:id="50" w:name="_Toc208787565"/>
+      <w:bookmarkStart w:id="40" w:name="_Toc208787565"/>
       <w:r>
         <w:rPr/>
         <w:t>SW Design Artifacts</w:t>
       </w:r>
-      <w:bookmarkEnd w:id="50"/>
+      <w:bookmarkEnd w:id="40"/>
     </w:p>
     <w:p>
       <w:pPr>
         <w:pStyle w:val="Heading2"/>
         <w:rPr/>
       </w:pPr>
-      <w:bookmarkStart w:id="51" w:name="_Toc208787566"/>
+      <w:bookmarkStart w:id="41" w:name="_Toc208787566"/>
       <w:r>
         <w:rPr/>
         <w:t>CRC Cards (Class–Responsibility–Collaboration)</w:t>
       </w:r>
-      <w:bookmarkEnd w:id="51"/>
+      <w:bookmarkEnd w:id="41"/>
     </w:p>
     <w:p>
       <w:pPr>
@@ -6427,7 +6291,6 @@
         <w:spacing w:before="280" w:after="280"/>
         <w:rPr>
           <w:rFonts w:ascii="Trebuchet MS" w:hAnsi="Trebuchet MS" w:cs="Batang"/>
-          <w:i/>
           <w:i/>
           <w:iCs/>
           <w:color w:val="008000"/>
@@ -6470,7 +6333,7 @@
           <w:ilvl w:val="0"/>
           <w:numId w:val="13"/>
         </w:numPr>
-        <w:spacing w:before="280" w:after="280"/>
+        <w:spacing w:before="280" w:after="0"/>
         <w:rPr>
           <w:b w:val="false"/>
           <w:bCs w:val="false"/>
@@ -6496,7 +6359,7 @@
           <w:ilvl w:val="1"/>
           <w:numId w:val="13"/>
         </w:numPr>
-        <w:spacing w:before="280" w:after="280"/>
+        <w:spacing w:before="0" w:after="0"/>
         <w:rPr>
           <w:b w:val="false"/>
           <w:bCs w:val="false"/>
@@ -6522,7 +6385,7 @@
           <w:ilvl w:val="0"/>
           <w:numId w:val="13"/>
         </w:numPr>
-        <w:spacing w:before="280" w:after="280"/>
+        <w:spacing w:before="0" w:after="0"/>
         <w:rPr>
           <w:b w:val="false"/>
           <w:bCs w:val="false"/>
@@ -6548,7 +6411,7 @@
           <w:ilvl w:val="1"/>
           <w:numId w:val="13"/>
         </w:numPr>
-        <w:spacing w:before="280" w:after="280"/>
+        <w:spacing w:before="0" w:after="280"/>
         <w:rPr>
           <w:b w:val="false"/>
           <w:bCs w:val="false"/>
@@ -6596,7 +6459,7 @@
           <w:ilvl w:val="0"/>
           <w:numId w:val="14"/>
         </w:numPr>
-        <w:spacing w:before="280" w:after="280"/>
+        <w:spacing w:before="280" w:after="0"/>
         <w:rPr>
           <w:b w:val="false"/>
           <w:bCs w:val="false"/>
@@ -6622,7 +6485,7 @@
           <w:ilvl w:val="1"/>
           <w:numId w:val="14"/>
         </w:numPr>
-        <w:spacing w:before="280" w:after="280"/>
+        <w:spacing w:before="0" w:after="0"/>
         <w:rPr>
           <w:b w:val="false"/>
           <w:bCs w:val="false"/>
@@ -6648,7 +6511,7 @@
           <w:ilvl w:val="0"/>
           <w:numId w:val="14"/>
         </w:numPr>
-        <w:spacing w:before="280" w:after="280"/>
+        <w:spacing w:before="0" w:after="0"/>
         <w:rPr>
           <w:b w:val="false"/>
           <w:bCs w:val="false"/>
@@ -6674,7 +6537,7 @@
           <w:ilvl w:val="1"/>
           <w:numId w:val="14"/>
         </w:numPr>
-        <w:spacing w:before="280" w:after="280"/>
+        <w:spacing w:before="0" w:after="280"/>
         <w:rPr>
           <w:b w:val="false"/>
           <w:bCs w:val="false"/>
@@ -6722,7 +6585,7 @@
           <w:ilvl w:val="0"/>
           <w:numId w:val="15"/>
         </w:numPr>
-        <w:spacing w:before="280" w:after="280"/>
+        <w:spacing w:before="280" w:after="0"/>
         <w:rPr>
           <w:b w:val="false"/>
           <w:bCs w:val="false"/>
@@ -6748,7 +6611,7 @@
           <w:ilvl w:val="1"/>
           <w:numId w:val="15"/>
         </w:numPr>
-        <w:spacing w:before="280" w:after="280"/>
+        <w:spacing w:before="0" w:after="0"/>
         <w:rPr>
           <w:b w:val="false"/>
           <w:bCs w:val="false"/>
@@ -6774,7 +6637,7 @@
           <w:ilvl w:val="0"/>
           <w:numId w:val="15"/>
         </w:numPr>
-        <w:spacing w:before="280" w:after="280"/>
+        <w:spacing w:before="0" w:after="0"/>
         <w:rPr>
           <w:b w:val="false"/>
           <w:bCs w:val="false"/>
@@ -6800,7 +6663,7 @@
           <w:ilvl w:val="1"/>
           <w:numId w:val="15"/>
         </w:numPr>
-        <w:spacing w:before="280" w:after="280"/>
+        <w:spacing w:before="0" w:after="280"/>
         <w:rPr>
           <w:b w:val="false"/>
           <w:bCs w:val="false"/>
@@ -6848,7 +6711,7 @@
           <w:ilvl w:val="0"/>
           <w:numId w:val="16"/>
         </w:numPr>
-        <w:spacing w:before="280" w:after="280"/>
+        <w:spacing w:before="280" w:after="0"/>
         <w:rPr>
           <w:b w:val="false"/>
           <w:bCs w:val="false"/>
@@ -6874,7 +6737,7 @@
           <w:ilvl w:val="1"/>
           <w:numId w:val="16"/>
         </w:numPr>
-        <w:spacing w:before="280" w:after="280"/>
+        <w:spacing w:before="0" w:after="0"/>
         <w:rPr>
           <w:b w:val="false"/>
           <w:bCs w:val="false"/>
@@ -6900,7 +6763,7 @@
           <w:ilvl w:val="0"/>
           <w:numId w:val="16"/>
         </w:numPr>
-        <w:spacing w:before="280" w:after="280"/>
+        <w:spacing w:before="0" w:after="0"/>
         <w:rPr>
           <w:b w:val="false"/>
           <w:bCs w:val="false"/>
@@ -6926,7 +6789,7 @@
           <w:ilvl w:val="1"/>
           <w:numId w:val="16"/>
         </w:numPr>
-        <w:spacing w:before="280" w:after="280"/>
+        <w:spacing w:before="0" w:after="280"/>
         <w:rPr>
           <w:b w:val="false"/>
           <w:bCs w:val="false"/>
@@ -6951,7 +6814,6 @@
         <w:spacing w:before="280" w:after="280"/>
         <w:rPr>
           <w:rFonts w:ascii="Trebuchet MS" w:hAnsi="Trebuchet MS" w:cs="Batang"/>
-          <w:i/>
           <w:i/>
           <w:iCs/>
           <w:color w:val="008000"/>
@@ -6959,44 +6821,28 @@
         </w:rPr>
       </w:pPr>
       <w:r>
-        <w:rPr/>
-      </w:r>
-    </w:p>
-    <w:p>
-      <w:pPr>
-        <w:pStyle w:val="Heading2"/>
-        <w:rPr>
-          <w:lang w:val="ru-RU"/>
-        </w:rPr>
-      </w:pPr>
-      <w:bookmarkStart w:id="52" w:name="_Toc208787567"/>
-      <w:r>
-        <w:rPr/>
-        <w:t>Conceptual UML Diagram (entities &amp; relationships)</w:t>
-      </w:r>
-      <w:bookmarkEnd w:id="52"/>
-    </w:p>
-    <w:p>
-      <w:pPr>
-        <w:pStyle w:val="BodyText"/>
-        <w:spacing w:before="280" w:after="280"/>
-        <w:rPr>
-          <w:rFonts w:ascii="Trebuchet MS" w:hAnsi="Trebuchet MS" w:cs="Batang"/>
-          <w:i/>
-          <w:i/>
-          <w:iCs/>
-          <w:color w:val="008000"/>
-        </w:rPr>
-      </w:pPr>
-      <w:r>
         <w:rPr>
           <w:rFonts w:cs="Batang" w:ascii="Trebuchet MS" w:hAnsi="Trebuchet MS"/>
           <w:i/>
           <w:iCs/>
           <w:color w:val="008000"/>
-        </w:rPr>
-        <w:t>Draw a conceptual class diagram with key entities and their relationships; focus on nouns from User Stories/Use Cases, omit methods and low-level details.</w:t>
-      </w:r>
+          <w:lang w:val="ru-RU"/>
+        </w:rPr>
+      </w:r>
+    </w:p>
+    <w:p>
+      <w:pPr>
+        <w:pStyle w:val="Heading2"/>
+        <w:rPr>
+          <w:lang w:val="ru-RU"/>
+        </w:rPr>
+      </w:pPr>
+      <w:bookmarkStart w:id="42" w:name="_Toc208787567"/>
+      <w:r>
+        <w:rPr/>
+        <w:t>Conceptual UML Diagram (entities &amp; relationships)</w:t>
+      </w:r>
+      <w:bookmarkEnd w:id="42"/>
     </w:p>
     <w:p>
       <w:pPr>
@@ -7004,7 +6850,6 @@
         <w:spacing w:before="280" w:after="280"/>
         <w:rPr>
           <w:rFonts w:ascii="Trebuchet MS" w:hAnsi="Trebuchet MS" w:cs="Batang"/>
-          <w:i/>
           <w:i/>
           <w:iCs/>
           <w:color w:val="008000"/>
@@ -7017,15 +6862,82 @@
           <w:iCs/>
           <w:color w:val="008000"/>
         </w:rPr>
+        <w:t>Draw a conceptual class diagram with key entities and their relationships; focus on nouns from User Stories/Use Cases, omit methods and low-level details.</w:t>
+      </w:r>
+    </w:p>
+    <w:p>
+      <w:pPr>
+        <w:pStyle w:val="BodyText"/>
+        <w:spacing w:before="280" w:after="280"/>
+        <w:rPr>
+          <w:rFonts w:ascii="Trebuchet MS" w:hAnsi="Trebuchet MS" w:cs="Batang"/>
+          <w:i/>
+          <w:iCs/>
+          <w:color w:val="008000"/>
+        </w:rPr>
+      </w:pPr>
+      <w:r>
+        <w:rPr>
+          <w:rFonts w:cs="Batang" w:ascii="Trebuchet MS" w:hAnsi="Trebuchet MS"/>
+          <w:i/>
+          <w:iCs/>
+          <w:color w:val="008000"/>
+        </w:rPr>
+        <w:drawing>
+          <wp:anchor distT="0" distB="0" distL="0" distR="0" simplePos="0" relativeHeight="3" behindDoc="0" locked="0" layoutInCell="0" allowOverlap="1">
+            <wp:simplePos x="0" y="0"/>
+            <wp:positionH relativeFrom="column">
+              <wp:posOffset>-748665</wp:posOffset>
+            </wp:positionH>
+            <wp:positionV relativeFrom="paragraph">
+              <wp:posOffset>-137795</wp:posOffset>
+            </wp:positionV>
+            <wp:extent cx="7560310" cy="1600835"/>
+            <wp:effectExtent l="0" t="0" r="0" b="0"/>
+            <wp:wrapSquare wrapText="largest"/>
+            <wp:docPr id="1" name="Image1"/>
+            <wp:cNvGraphicFramePr>
+              <a:graphicFrameLocks xmlns:a="http://schemas.openxmlformats.org/drawingml/2006/main" noChangeAspect="1"/>
+            </wp:cNvGraphicFramePr>
+            <a:graphic xmlns:a="http://schemas.openxmlformats.org/drawingml/2006/main">
+              <a:graphicData uri="http://schemas.openxmlformats.org/drawingml/2006/picture">
+                <pic:pic xmlns:pic="http://schemas.openxmlformats.org/drawingml/2006/picture">
+                  <pic:nvPicPr>
+                    <pic:cNvPr id="1" name="Image1"/>
+                    <pic:cNvPicPr>
+                      <a:picLocks noChangeAspect="1" noChangeArrowheads="1"/>
+                    </pic:cNvPicPr>
+                  </pic:nvPicPr>
+                  <pic:blipFill>
+                    <a:blip r:embed="rId2"/>
+                    <a:stretch>
+                      <a:fillRect/>
+                    </a:stretch>
+                  </pic:blipFill>
+                  <pic:spPr bwMode="auto">
+                    <a:xfrm>
+                      <a:off x="0" y="0"/>
+                      <a:ext cx="7560310" cy="1600835"/>
+                    </a:xfrm>
+                    <a:prstGeom prst="rect">
+                      <a:avLst/>
+                    </a:prstGeom>
+                    <a:noFill/>
+                  </pic:spPr>
+                </pic:pic>
+              </a:graphicData>
+            </a:graphic>
+          </wp:anchor>
+        </w:drawing>
       </w:r>
     </w:p>
     <w:sectPr>
-      <w:headerReference w:type="even" r:id="rId2"/>
-      <w:headerReference w:type="default" r:id="rId3"/>
-      <w:headerReference w:type="first" r:id="rId4"/>
-      <w:footerReference w:type="even" r:id="rId5"/>
-      <w:footerReference w:type="default" r:id="rId6"/>
-      <w:footerReference w:type="first" r:id="rId7"/>
+      <w:headerReference w:type="even" r:id="rId3"/>
+      <w:headerReference w:type="default" r:id="rId4"/>
+      <w:headerReference w:type="first" r:id="rId5"/>
+      <w:footerReference w:type="even" r:id="rId6"/>
+      <w:footerReference w:type="default" r:id="rId7"/>
+      <w:footerReference w:type="first" r:id="rId8"/>
       <w:type w:val="nextPage"/>
       <w:pgSz w:w="11906" w:h="16838"/>
       <w:pgMar w:left="1134" w:right="851" w:gutter="0" w:header="284" w:top="851" w:footer="113" w:bottom="567"/>
@@ -7040,7 +6952,7 @@
 </file>
 
 <file path=word/footer1.xml><?xml version="1.0" encoding="utf-8"?>
-<w:ftr xmlns:o="urn:schemas-microsoft-com:office:office" xmlns:r="http://schemas.openxmlformats.org/officeDocument/2006/relationships" xmlns:v="urn:schemas-microsoft-com:vml" xmlns:w="http://schemas.openxmlformats.org/wordprocessingml/2006/main" xmlns:w10="urn:schemas-microsoft-com:office:word" xmlns:wp="http://schemas.openxmlformats.org/drawingml/2006/wordprocessingDrawing" xmlns:wps="http://schemas.microsoft.com/office/word/2010/wordprocessingShape" xmlns:wpg="http://schemas.microsoft.com/office/word/2010/wordprocessingGroup" xmlns:mc="http://schemas.openxmlformats.org/markup-compatibility/2006" xmlns:wp14="http://schemas.microsoft.com/office/word/2010/wordprocessingDrawing" xmlns:w14="http://schemas.microsoft.com/office/word/2010/wordml" xmlns:w15="http://schemas.microsoft.com/office/word/2012/wordml" mc:Ignorable="w14 wp14 w15">
+<w:ftr xmlns:o="urn:schemas-microsoft-com:office:office" xmlns:r="http://schemas.openxmlformats.org/officeDocument/2006/relationships" xmlns:v="urn:schemas-microsoft-com:vml" xmlns:w="http://schemas.openxmlformats.org/wordprocessingml/2006/main" xmlns:w10="urn:schemas-microsoft-com:office:word" xmlns:wp="http://schemas.openxmlformats.org/drawingml/2006/wordprocessingDrawing" xmlns:pic="http://schemas.openxmlformats.org/drawingml/2006/picture" xmlns:wps="http://schemas.microsoft.com/office/word/2010/wordprocessingShape" xmlns:wpg="http://schemas.microsoft.com/office/word/2010/wordprocessingGroup" xmlns:mc="http://schemas.openxmlformats.org/markup-compatibility/2006" xmlns:wp14="http://schemas.microsoft.com/office/word/2010/wordprocessingDrawing" xmlns:w14="http://schemas.microsoft.com/office/word/2010/wordml" xmlns:w15="http://schemas.microsoft.com/office/word/2012/wordml" mc:Ignorable="w14 wp14 w15">
   <w:p>
     <w:pPr>
       <w:pStyle w:val="Footer"/>
@@ -7055,7 +6967,7 @@
 </file>
 
 <file path=word/footer2.xml><?xml version="1.0" encoding="utf-8"?>
-<w:ftr xmlns:o="urn:schemas-microsoft-com:office:office" xmlns:r="http://schemas.openxmlformats.org/officeDocument/2006/relationships" xmlns:v="urn:schemas-microsoft-com:vml" xmlns:w="http://schemas.openxmlformats.org/wordprocessingml/2006/main" xmlns:w10="urn:schemas-microsoft-com:office:word" xmlns:wp="http://schemas.openxmlformats.org/drawingml/2006/wordprocessingDrawing" xmlns:wps="http://schemas.microsoft.com/office/word/2010/wordprocessingShape" xmlns:wpg="http://schemas.microsoft.com/office/word/2010/wordprocessingGroup" xmlns:mc="http://schemas.openxmlformats.org/markup-compatibility/2006" xmlns:wp14="http://schemas.microsoft.com/office/word/2010/wordprocessingDrawing" xmlns:w14="http://schemas.microsoft.com/office/word/2010/wordml" xmlns:w15="http://schemas.microsoft.com/office/word/2012/wordml" mc:Ignorable="w14 wp14 w15">
+<w:ftr xmlns:o="urn:schemas-microsoft-com:office:office" xmlns:r="http://schemas.openxmlformats.org/officeDocument/2006/relationships" xmlns:v="urn:schemas-microsoft-com:vml" xmlns:w="http://schemas.openxmlformats.org/wordprocessingml/2006/main" xmlns:w10="urn:schemas-microsoft-com:office:word" xmlns:wp="http://schemas.openxmlformats.org/drawingml/2006/wordprocessingDrawing" xmlns:pic="http://schemas.openxmlformats.org/drawingml/2006/picture" xmlns:wps="http://schemas.microsoft.com/office/word/2010/wordprocessingShape" xmlns:wpg="http://schemas.microsoft.com/office/word/2010/wordprocessingGroup" xmlns:mc="http://schemas.openxmlformats.org/markup-compatibility/2006" xmlns:wp14="http://schemas.microsoft.com/office/word/2010/wordprocessingDrawing" xmlns:w14="http://schemas.microsoft.com/office/word/2010/wordml" xmlns:w15="http://schemas.microsoft.com/office/word/2012/wordml" mc:Ignorable="w14 wp14 w15">
   <w:tbl>
     <w:tblPr>
       <w:tblW w:w="5000" w:type="pct"/>
@@ -7071,15 +6983,15 @@
       <w:tblLook w:val="0000" w:noHBand="0" w:noVBand="0" w:firstColumn="0" w:lastRow="0" w:lastColumn="0" w:firstRow="0"/>
     </w:tblPr>
     <w:tblGrid>
-      <w:gridCol w:w="5916"/>
+      <w:gridCol w:w="5915"/>
       <w:gridCol w:w="2296"/>
-      <w:gridCol w:w="1709"/>
+      <w:gridCol w:w="1710"/>
     </w:tblGrid>
     <w:tr>
       <w:trPr/>
       <w:tc>
         <w:tcPr>
-          <w:tcW w:w="5916" w:type="dxa"/>
+          <w:tcW w:w="5915" w:type="dxa"/>
           <w:tcBorders>
             <w:top w:val="single" w:sz="12" w:space="0" w:color="000000"/>
           </w:tcBorders>
@@ -7131,7 +7043,7 @@
       </w:tc>
       <w:tc>
         <w:tcPr>
-          <w:tcW w:w="1709" w:type="dxa"/>
+          <w:tcW w:w="1710" w:type="dxa"/>
           <w:tcBorders>
             <w:top w:val="single" w:sz="12" w:space="0" w:color="000000"/>
           </w:tcBorders>
@@ -7165,32 +7077,32 @@
           <w:r>
             <w:rPr>
               <w:rStyle w:val="PageNumber"/>
+              <w:rFonts w:cs="Arial"/>
               <w:bCs/>
-              <w:rFonts w:cs="Arial"/>
             </w:rPr>
             <w:instrText xml:space="preserve"> PAGE </w:instrText>
           </w:r>
           <w:r>
             <w:rPr>
               <w:rStyle w:val="PageNumber"/>
+              <w:rFonts w:cs="Arial"/>
               <w:bCs/>
-              <w:rFonts w:cs="Arial"/>
             </w:rPr>
             <w:fldChar w:fldCharType="separate"/>
           </w:r>
           <w:r>
             <w:rPr>
               <w:rStyle w:val="PageNumber"/>
+              <w:rFonts w:cs="Arial"/>
               <w:bCs/>
-              <w:rFonts w:cs="Arial"/>
             </w:rPr>
-            <w:t>11</w:t>
+            <w:t>9</w:t>
           </w:r>
           <w:r>
             <w:rPr>
               <w:rStyle w:val="PageNumber"/>
+              <w:rFonts w:cs="Arial"/>
               <w:bCs/>
-              <w:rFonts w:cs="Arial"/>
             </w:rPr>
             <w:fldChar w:fldCharType="end"/>
           </w:r>
@@ -7213,32 +7125,32 @@
           <w:r>
             <w:rPr>
               <w:rStyle w:val="PageNumber"/>
+              <w:rFonts w:cs="Arial"/>
               <w:bCs/>
-              <w:rFonts w:cs="Arial"/>
             </w:rPr>
             <w:instrText xml:space="preserve"> NUMPAGES </w:instrText>
           </w:r>
           <w:r>
             <w:rPr>
               <w:rStyle w:val="PageNumber"/>
+              <w:rFonts w:cs="Arial"/>
               <w:bCs/>
-              <w:rFonts w:cs="Arial"/>
             </w:rPr>
             <w:fldChar w:fldCharType="separate"/>
           </w:r>
           <w:r>
             <w:rPr>
               <w:rStyle w:val="PageNumber"/>
+              <w:rFonts w:cs="Arial"/>
               <w:bCs/>
-              <w:rFonts w:cs="Arial"/>
             </w:rPr>
-            <w:t>11</w:t>
+            <w:t>10</w:t>
           </w:r>
           <w:r>
             <w:rPr>
               <w:rStyle w:val="PageNumber"/>
+              <w:rFonts w:cs="Arial"/>
               <w:bCs/>
-              <w:rFonts w:cs="Arial"/>
             </w:rPr>
             <w:fldChar w:fldCharType="end"/>
           </w:r>
@@ -7267,7 +7179,7 @@
 </file>
 
 <file path=word/footer3.xml><?xml version="1.0" encoding="utf-8"?>
-<w:ftr xmlns:o="urn:schemas-microsoft-com:office:office" xmlns:r="http://schemas.openxmlformats.org/officeDocument/2006/relationships" xmlns:v="urn:schemas-microsoft-com:vml" xmlns:w="http://schemas.openxmlformats.org/wordprocessingml/2006/main" xmlns:w10="urn:schemas-microsoft-com:office:word" xmlns:wp="http://schemas.openxmlformats.org/drawingml/2006/wordprocessingDrawing" xmlns:wps="http://schemas.microsoft.com/office/word/2010/wordprocessingShape" xmlns:wpg="http://schemas.microsoft.com/office/word/2010/wordprocessingGroup" xmlns:mc="http://schemas.openxmlformats.org/markup-compatibility/2006" xmlns:wp14="http://schemas.microsoft.com/office/word/2010/wordprocessingDrawing" xmlns:w14="http://schemas.microsoft.com/office/word/2010/wordml" xmlns:w15="http://schemas.microsoft.com/office/word/2012/wordml" mc:Ignorable="w14 wp14 w15">
+<w:ftr xmlns:o="urn:schemas-microsoft-com:office:office" xmlns:r="http://schemas.openxmlformats.org/officeDocument/2006/relationships" xmlns:v="urn:schemas-microsoft-com:vml" xmlns:w="http://schemas.openxmlformats.org/wordprocessingml/2006/main" xmlns:w10="urn:schemas-microsoft-com:office:word" xmlns:wp="http://schemas.openxmlformats.org/drawingml/2006/wordprocessingDrawing" xmlns:pic="http://schemas.openxmlformats.org/drawingml/2006/picture" xmlns:wps="http://schemas.microsoft.com/office/word/2010/wordprocessingShape" xmlns:wpg="http://schemas.microsoft.com/office/word/2010/wordprocessingGroup" xmlns:mc="http://schemas.openxmlformats.org/markup-compatibility/2006" xmlns:wp14="http://schemas.microsoft.com/office/word/2010/wordprocessingDrawing" xmlns:w14="http://schemas.microsoft.com/office/word/2010/wordml" xmlns:w15="http://schemas.microsoft.com/office/word/2012/wordml" mc:Ignorable="w14 wp14 w15">
   <w:tbl>
     <w:tblPr>
       <w:tblW w:w="8306" w:type="dxa"/>
@@ -7284,7 +7196,7 @@
     </w:tblPr>
     <w:tblGrid>
       <w:gridCol w:w="1999"/>
-      <w:gridCol w:w="6306"/>
+      <w:gridCol w:w="6307"/>
     </w:tblGrid>
     <w:tr>
       <w:trPr>
@@ -7314,7 +7226,7 @@
       </w:tc>
       <w:tc>
         <w:tcPr>
-          <w:tcW w:w="6306" w:type="dxa"/>
+          <w:tcW w:w="6307" w:type="dxa"/>
           <w:tcBorders>
             <w:top w:val="single" w:sz="12" w:space="0" w:color="000000"/>
             <w:left w:val="single" w:sz="12" w:space="0" w:color="000000"/>
@@ -7367,7 +7279,7 @@
       </w:tc>
       <w:tc>
         <w:tcPr>
-          <w:tcW w:w="6306" w:type="dxa"/>
+          <w:tcW w:w="6307" w:type="dxa"/>
           <w:tcBorders>
             <w:top w:val="single" w:sz="12" w:space="0" w:color="000000"/>
             <w:left w:val="single" w:sz="12" w:space="0" w:color="000000"/>
@@ -7416,7 +7328,7 @@
       </w:tc>
       <w:tc>
         <w:tcPr>
-          <w:tcW w:w="6306" w:type="dxa"/>
+          <w:tcW w:w="6307" w:type="dxa"/>
           <w:tcBorders>
             <w:top w:val="single" w:sz="12" w:space="0" w:color="000000"/>
             <w:left w:val="single" w:sz="12" w:space="0" w:color="000000"/>
@@ -7464,7 +7376,7 @@
       </w:tc>
       <w:tc>
         <w:tcPr>
-          <w:tcW w:w="6306" w:type="dxa"/>
+          <w:tcW w:w="6307" w:type="dxa"/>
           <w:tcBorders>
             <w:top w:val="single" w:sz="12" w:space="0" w:color="000000"/>
             <w:left w:val="single" w:sz="12" w:space="0" w:color="000000"/>
@@ -7536,15 +7448,15 @@
       <w:tblLook w:val="0000" w:noHBand="0" w:noVBand="0" w:firstColumn="0" w:lastRow="0" w:lastColumn="0" w:firstRow="0"/>
     </w:tblPr>
     <w:tblGrid>
-      <w:gridCol w:w="5916"/>
+      <w:gridCol w:w="5915"/>
       <w:gridCol w:w="2296"/>
-      <w:gridCol w:w="1709"/>
+      <w:gridCol w:w="1710"/>
     </w:tblGrid>
     <w:tr>
       <w:trPr/>
       <w:tc>
         <w:tcPr>
-          <w:tcW w:w="5916" w:type="dxa"/>
+          <w:tcW w:w="5915" w:type="dxa"/>
           <w:tcBorders>
             <w:top w:val="single" w:sz="12" w:space="0" w:color="000000"/>
           </w:tcBorders>
@@ -7596,7 +7508,7 @@
       </w:tc>
       <w:tc>
         <w:tcPr>
-          <w:tcW w:w="1709" w:type="dxa"/>
+          <w:tcW w:w="1710" w:type="dxa"/>
           <w:tcBorders>
             <w:top w:val="single" w:sz="12" w:space="0" w:color="000000"/>
           </w:tcBorders>
@@ -7630,32 +7542,32 @@
           <w:r>
             <w:rPr>
               <w:rStyle w:val="PageNumber"/>
+              <w:rFonts w:cs="Arial"/>
               <w:bCs/>
-              <w:rFonts w:cs="Arial"/>
             </w:rPr>
             <w:instrText xml:space="preserve"> PAGE </w:instrText>
           </w:r>
           <w:r>
             <w:rPr>
               <w:rStyle w:val="PageNumber"/>
+              <w:rFonts w:cs="Arial"/>
               <w:bCs/>
-              <w:rFonts w:cs="Arial"/>
             </w:rPr>
             <w:fldChar w:fldCharType="separate"/>
           </w:r>
           <w:r>
             <w:rPr>
               <w:rStyle w:val="PageNumber"/>
+              <w:rFonts w:cs="Arial"/>
               <w:bCs/>
-              <w:rFonts w:cs="Arial"/>
             </w:rPr>
             <w:t>1</w:t>
           </w:r>
           <w:r>
             <w:rPr>
               <w:rStyle w:val="PageNumber"/>
+              <w:rFonts w:cs="Arial"/>
               <w:bCs/>
-              <w:rFonts w:cs="Arial"/>
             </w:rPr>
             <w:fldChar w:fldCharType="end"/>
           </w:r>
@@ -7678,32 +7590,32 @@
           <w:r>
             <w:rPr>
               <w:rStyle w:val="PageNumber"/>
+              <w:rFonts w:cs="Arial"/>
               <w:bCs/>
-              <w:rFonts w:cs="Arial"/>
             </w:rPr>
             <w:instrText xml:space="preserve"> NUMPAGES </w:instrText>
           </w:r>
           <w:r>
             <w:rPr>
               <w:rStyle w:val="PageNumber"/>
+              <w:rFonts w:cs="Arial"/>
               <w:bCs/>
-              <w:rFonts w:cs="Arial"/>
             </w:rPr>
             <w:fldChar w:fldCharType="separate"/>
           </w:r>
           <w:r>
             <w:rPr>
               <w:rStyle w:val="PageNumber"/>
+              <w:rFonts w:cs="Arial"/>
               <w:bCs/>
-              <w:rFonts w:cs="Arial"/>
             </w:rPr>
-            <w:t>11</w:t>
+            <w:t>10</w:t>
           </w:r>
           <w:r>
             <w:rPr>
               <w:rStyle w:val="PageNumber"/>
+              <w:rFonts w:cs="Arial"/>
               <w:bCs/>
-              <w:rFonts w:cs="Arial"/>
             </w:rPr>
             <w:fldChar w:fldCharType="end"/>
           </w:r>
@@ -7732,7 +7644,7 @@
 </file>
 
 <file path=word/header1.xml><?xml version="1.0" encoding="utf-8"?>
-<w:hdr xmlns:o="urn:schemas-microsoft-com:office:office" xmlns:r="http://schemas.openxmlformats.org/officeDocument/2006/relationships" xmlns:v="urn:schemas-microsoft-com:vml" xmlns:w="http://schemas.openxmlformats.org/wordprocessingml/2006/main" xmlns:w10="urn:schemas-microsoft-com:office:word" xmlns:wp="http://schemas.openxmlformats.org/drawingml/2006/wordprocessingDrawing" xmlns:wps="http://schemas.microsoft.com/office/word/2010/wordprocessingShape" xmlns:wpg="http://schemas.microsoft.com/office/word/2010/wordprocessingGroup" xmlns:mc="http://schemas.openxmlformats.org/markup-compatibility/2006" xmlns:wp14="http://schemas.microsoft.com/office/word/2010/wordprocessingDrawing" xmlns:w14="http://schemas.microsoft.com/office/word/2010/wordml" xmlns:w15="http://schemas.microsoft.com/office/word/2012/wordml" mc:Ignorable="w14 wp14 w15">
+<w:hdr xmlns:o="urn:schemas-microsoft-com:office:office" xmlns:r="http://schemas.openxmlformats.org/officeDocument/2006/relationships" xmlns:v="urn:schemas-microsoft-com:vml" xmlns:w="http://schemas.openxmlformats.org/wordprocessingml/2006/main" xmlns:w10="urn:schemas-microsoft-com:office:word" xmlns:wp="http://schemas.openxmlformats.org/drawingml/2006/wordprocessingDrawing" xmlns:pic="http://schemas.openxmlformats.org/drawingml/2006/picture" xmlns:wps="http://schemas.microsoft.com/office/word/2010/wordprocessingShape" xmlns:wpg="http://schemas.microsoft.com/office/word/2010/wordprocessingGroup" xmlns:mc="http://schemas.openxmlformats.org/markup-compatibility/2006" xmlns:wp14="http://schemas.microsoft.com/office/word/2010/wordprocessingDrawing" xmlns:w14="http://schemas.microsoft.com/office/word/2010/wordml" xmlns:w15="http://schemas.microsoft.com/office/word/2012/wordml" mc:Ignorable="w14 wp14 w15">
   <w:p>
     <w:pPr>
       <w:pStyle w:val="Header"/>
@@ -7746,7 +7658,7 @@
 </file>
 
 <file path=word/header2.xml><?xml version="1.0" encoding="utf-8"?>
-<w:hdr xmlns:o="urn:schemas-microsoft-com:office:office" xmlns:r="http://schemas.openxmlformats.org/officeDocument/2006/relationships" xmlns:v="urn:schemas-microsoft-com:vml" xmlns:w="http://schemas.openxmlformats.org/wordprocessingml/2006/main" xmlns:w10="urn:schemas-microsoft-com:office:word" xmlns:wp="http://schemas.openxmlformats.org/drawingml/2006/wordprocessingDrawing" xmlns:wps="http://schemas.microsoft.com/office/word/2010/wordprocessingShape" xmlns:wpg="http://schemas.microsoft.com/office/word/2010/wordprocessingGroup" xmlns:mc="http://schemas.openxmlformats.org/markup-compatibility/2006" xmlns:wp14="http://schemas.microsoft.com/office/word/2010/wordprocessingDrawing" xmlns:w14="http://schemas.microsoft.com/office/word/2010/wordml" xmlns:w15="http://schemas.microsoft.com/office/word/2012/wordml" mc:Ignorable="w14 wp14 w15">
+<w:hdr xmlns:o="urn:schemas-microsoft-com:office:office" xmlns:r="http://schemas.openxmlformats.org/officeDocument/2006/relationships" xmlns:v="urn:schemas-microsoft-com:vml" xmlns:w="http://schemas.openxmlformats.org/wordprocessingml/2006/main" xmlns:w10="urn:schemas-microsoft-com:office:word" xmlns:wp="http://schemas.openxmlformats.org/drawingml/2006/wordprocessingDrawing" xmlns:pic="http://schemas.openxmlformats.org/drawingml/2006/picture" xmlns:wps="http://schemas.microsoft.com/office/word/2010/wordprocessingShape" xmlns:wpg="http://schemas.microsoft.com/office/word/2010/wordprocessingGroup" xmlns:mc="http://schemas.openxmlformats.org/markup-compatibility/2006" xmlns:wp14="http://schemas.microsoft.com/office/word/2010/wordprocessingDrawing" xmlns:w14="http://schemas.microsoft.com/office/word/2010/wordml" xmlns:w15="http://schemas.microsoft.com/office/word/2012/wordml" mc:Ignorable="w14 wp14 w15">
   <w:tbl>
     <w:tblPr>
       <w:tblW w:w="4750" w:type="pct"/>
@@ -7763,7 +7675,7 @@
     </w:tblPr>
     <w:tblGrid>
       <w:gridCol w:w="6167"/>
-      <w:gridCol w:w="3256"/>
+      <w:gridCol w:w="3257"/>
     </w:tblGrid>
     <w:tr>
       <w:trPr/>
@@ -7787,7 +7699,7 @@
       </w:tc>
       <w:tc>
         <w:tcPr>
-          <w:tcW w:w="3256" w:type="dxa"/>
+          <w:tcW w:w="3257" w:type="dxa"/>
           <w:tcBorders>
             <w:bottom w:val="single" w:sz="12" w:space="0" w:color="000000"/>
           </w:tcBorders>
@@ -7825,7 +7737,7 @@
 </file>
 
 <file path=word/header3.xml><?xml version="1.0" encoding="utf-8"?>
-<w:hdr xmlns:o="urn:schemas-microsoft-com:office:office" xmlns:r="http://schemas.openxmlformats.org/officeDocument/2006/relationships" xmlns:v="urn:schemas-microsoft-com:vml" xmlns:w="http://schemas.openxmlformats.org/wordprocessingml/2006/main" xmlns:w10="urn:schemas-microsoft-com:office:word" xmlns:wp="http://schemas.openxmlformats.org/drawingml/2006/wordprocessingDrawing" xmlns:wps="http://schemas.microsoft.com/office/word/2010/wordprocessingShape" xmlns:wpg="http://schemas.microsoft.com/office/word/2010/wordprocessingGroup" xmlns:mc="http://schemas.openxmlformats.org/markup-compatibility/2006" xmlns:wp14="http://schemas.microsoft.com/office/word/2010/wordprocessingDrawing" xmlns:w14="http://schemas.microsoft.com/office/word/2010/wordml" xmlns:w15="http://schemas.microsoft.com/office/word/2012/wordml" mc:Ignorable="w14 wp14 w15">
+<w:hdr xmlns:o="urn:schemas-microsoft-com:office:office" xmlns:r="http://schemas.openxmlformats.org/officeDocument/2006/relationships" xmlns:v="urn:schemas-microsoft-com:vml" xmlns:w="http://schemas.openxmlformats.org/wordprocessingml/2006/main" xmlns:w10="urn:schemas-microsoft-com:office:word" xmlns:wp="http://schemas.openxmlformats.org/drawingml/2006/wordprocessingDrawing" xmlns:pic="http://schemas.openxmlformats.org/drawingml/2006/picture" xmlns:wps="http://schemas.microsoft.com/office/word/2010/wordprocessingShape" xmlns:wpg="http://schemas.microsoft.com/office/word/2010/wordprocessingGroup" xmlns:mc="http://schemas.openxmlformats.org/markup-compatibility/2006" xmlns:wp14="http://schemas.microsoft.com/office/word/2010/wordprocessingDrawing" xmlns:w14="http://schemas.microsoft.com/office/word/2010/wordml" xmlns:w15="http://schemas.microsoft.com/office/word/2012/wordml" mc:Ignorable="w14 wp14 w15">
   <w:tbl>
     <w:tblPr>
       <w:tblW w:w="4750" w:type="pct"/>
@@ -7842,7 +7754,7 @@
     </w:tblPr>
     <w:tblGrid>
       <w:gridCol w:w="6167"/>
-      <w:gridCol w:w="3256"/>
+      <w:gridCol w:w="3257"/>
     </w:tblGrid>
     <w:tr>
       <w:trPr/>
@@ -7866,7 +7778,7 @@
       </w:tc>
       <w:tc>
         <w:tcPr>
-          <w:tcW w:w="3256" w:type="dxa"/>
+          <w:tcW w:w="3257" w:type="dxa"/>
           <w:tcBorders>
             <w:bottom w:val="single" w:sz="12" w:space="0" w:color="000000"/>
           </w:tcBorders>
@@ -7902,120 +7814,120 @@
   <w:abstractNum w:abstractNumId="1">
     <w:lvl w:ilvl="0">
       <w:start w:val="1"/>
+      <w:numFmt w:val="decimal"/>
       <w:pStyle w:val="Heading1"/>
+      <w:lvlText w:val="%1"/>
+      <w:lvlJc w:val="left"/>
+      <w:pPr>
+        <w:tabs>
+          <w:tab w:val="num" w:pos="432"/>
+        </w:tabs>
+        <w:ind w:left="432" w:hanging="432"/>
+      </w:pPr>
+      <w:rPr/>
+    </w:lvl>
+    <w:lvl w:ilvl="1">
+      <w:start w:val="1"/>
       <w:numFmt w:val="decimal"/>
-      <w:lvlText w:val="%1"/>
-      <w:lvlJc w:val="left"/>
-      <w:pPr>
-        <w:tabs>
-          <w:tab w:val="num" w:pos="432"/>
-        </w:tabs>
-        <w:ind w:left="432" w:hanging="432"/>
+      <w:pStyle w:val="Heading2"/>
+      <w:lvlText w:val="%1.%2"/>
+      <w:lvlJc w:val="left"/>
+      <w:pPr>
+        <w:tabs>
+          <w:tab w:val="num" w:pos="576"/>
+        </w:tabs>
+        <w:ind w:left="576" w:hanging="576"/>
       </w:pPr>
       <w:rPr/>
     </w:lvl>
-    <w:lvl w:ilvl="1">
-      <w:start w:val="1"/>
-      <w:pStyle w:val="Heading2"/>
+    <w:lvl w:ilvl="2">
+      <w:start w:val="1"/>
       <w:numFmt w:val="decimal"/>
-      <w:lvlText w:val="%1.%2"/>
-      <w:lvlJc w:val="left"/>
-      <w:pPr>
-        <w:tabs>
-          <w:tab w:val="num" w:pos="576"/>
-        </w:tabs>
-        <w:ind w:left="576" w:hanging="576"/>
+      <w:pStyle w:val="Heading3"/>
+      <w:lvlText w:val="%1.%2.%3"/>
+      <w:lvlJc w:val="left"/>
+      <w:pPr>
+        <w:tabs>
+          <w:tab w:val="num" w:pos="720"/>
+        </w:tabs>
+        <w:ind w:left="720" w:hanging="720"/>
       </w:pPr>
       <w:rPr/>
     </w:lvl>
-    <w:lvl w:ilvl="2">
-      <w:start w:val="1"/>
-      <w:pStyle w:val="Heading3"/>
+    <w:lvl w:ilvl="3">
+      <w:start w:val="1"/>
       <w:numFmt w:val="decimal"/>
-      <w:lvlText w:val="%1.%2.%3"/>
-      <w:lvlJc w:val="left"/>
-      <w:pPr>
-        <w:tabs>
-          <w:tab w:val="num" w:pos="720"/>
-        </w:tabs>
-        <w:ind w:left="720" w:hanging="720"/>
+      <w:pStyle w:val="Heading4"/>
+      <w:lvlText w:val="%1.%2.%3.%4"/>
+      <w:lvlJc w:val="left"/>
+      <w:pPr>
+        <w:tabs>
+          <w:tab w:val="num" w:pos="864"/>
+        </w:tabs>
+        <w:ind w:left="864" w:hanging="864"/>
       </w:pPr>
       <w:rPr/>
     </w:lvl>
-    <w:lvl w:ilvl="3">
-      <w:start w:val="1"/>
-      <w:pStyle w:val="Heading4"/>
+    <w:lvl w:ilvl="4">
+      <w:start w:val="1"/>
       <w:numFmt w:val="decimal"/>
-      <w:lvlText w:val="%1.%2.%3.%4"/>
-      <w:lvlJc w:val="left"/>
-      <w:pPr>
-        <w:tabs>
-          <w:tab w:val="num" w:pos="864"/>
-        </w:tabs>
-        <w:ind w:left="864" w:hanging="864"/>
+      <w:pStyle w:val="Heading5"/>
+      <w:lvlText w:val="%1.%2.%3.%4.%5"/>
+      <w:lvlJc w:val="left"/>
+      <w:pPr>
+        <w:tabs>
+          <w:tab w:val="num" w:pos="1008"/>
+        </w:tabs>
+        <w:ind w:left="1008" w:hanging="1008"/>
       </w:pPr>
       <w:rPr/>
     </w:lvl>
-    <w:lvl w:ilvl="4">
-      <w:start w:val="1"/>
-      <w:pStyle w:val="Heading5"/>
+    <w:lvl w:ilvl="5">
+      <w:start w:val="1"/>
       <w:numFmt w:val="decimal"/>
-      <w:lvlText w:val="%1.%2.%3.%4.%5"/>
-      <w:lvlJc w:val="left"/>
-      <w:pPr>
-        <w:tabs>
-          <w:tab w:val="num" w:pos="1008"/>
-        </w:tabs>
-        <w:ind w:left="1008" w:hanging="1008"/>
+      <w:pStyle w:val="Heading6"/>
+      <w:lvlText w:val="%1.%2.%3.%4.%5.%6"/>
+      <w:lvlJc w:val="left"/>
+      <w:pPr>
+        <w:tabs>
+          <w:tab w:val="num" w:pos="1152"/>
+        </w:tabs>
+        <w:ind w:left="1152" w:hanging="1152"/>
       </w:pPr>
       <w:rPr/>
     </w:lvl>
-    <w:lvl w:ilvl="5">
-      <w:start w:val="1"/>
-      <w:pStyle w:val="Heading6"/>
+    <w:lvl w:ilvl="6">
+      <w:start w:val="1"/>
       <w:numFmt w:val="decimal"/>
-      <w:lvlText w:val="%1.%2.%3.%4.%5.%6"/>
-      <w:lvlJc w:val="left"/>
-      <w:pPr>
-        <w:tabs>
-          <w:tab w:val="num" w:pos="1152"/>
-        </w:tabs>
-        <w:ind w:left="1152" w:hanging="1152"/>
+      <w:pStyle w:val="Heading7"/>
+      <w:lvlText w:val="%1.%2.%3.%4.%5.%6.%7"/>
+      <w:lvlJc w:val="left"/>
+      <w:pPr>
+        <w:tabs>
+          <w:tab w:val="num" w:pos="1296"/>
+        </w:tabs>
+        <w:ind w:left="1296" w:hanging="1296"/>
       </w:pPr>
       <w:rPr/>
     </w:lvl>
-    <w:lvl w:ilvl="6">
-      <w:start w:val="1"/>
-      <w:pStyle w:val="Heading7"/>
+    <w:lvl w:ilvl="7">
+      <w:start w:val="1"/>
       <w:numFmt w:val="decimal"/>
-      <w:lvlText w:val="%1.%2.%3.%4.%5.%6.%7"/>
-      <w:lvlJc w:val="left"/>
-      <w:pPr>
-        <w:tabs>
-          <w:tab w:val="num" w:pos="1296"/>
-        </w:tabs>
-        <w:ind w:left="1296" w:hanging="1296"/>
+      <w:pStyle w:val="Heading8"/>
+      <w:lvlText w:val="%1.%2.%3.%4.%5.%6.%7.%8"/>
+      <w:lvlJc w:val="left"/>
+      <w:pPr>
+        <w:tabs>
+          <w:tab w:val="num" w:pos="1440"/>
+        </w:tabs>
+        <w:ind w:left="1440" w:hanging="1440"/>
       </w:pPr>
       <w:rPr/>
     </w:lvl>
-    <w:lvl w:ilvl="7">
-      <w:start w:val="1"/>
-      <w:pStyle w:val="Heading8"/>
+    <w:lvl w:ilvl="8">
+      <w:start w:val="1"/>
       <w:numFmt w:val="decimal"/>
-      <w:lvlText w:val="%1.%2.%3.%4.%5.%6.%7.%8"/>
-      <w:lvlJc w:val="left"/>
-      <w:pPr>
-        <w:tabs>
-          <w:tab w:val="num" w:pos="1440"/>
-        </w:tabs>
-        <w:ind w:left="1440" w:hanging="1440"/>
-      </w:pPr>
-      <w:rPr/>
-    </w:lvl>
-    <w:lvl w:ilvl="8">
-      <w:start w:val="1"/>
       <w:pStyle w:val="Heading9"/>
-      <w:numFmt w:val="decimal"/>
       <w:lvlText w:val="%1.%2.%3.%4.%5.%6.%7.%8.%9"/>
       <w:lvlJc w:val="left"/>
       <w:pPr>
@@ -8293,6 +8205,7 @@
         </w:tabs>
         <w:ind w:left="1080" w:hanging="360"/>
       </w:pPr>
+      <w:rPr/>
     </w:lvl>
     <w:lvl w:ilvl="2">
       <w:start w:val="1"/>
@@ -8305,6 +8218,7 @@
         </w:tabs>
         <w:ind w:left="1440" w:hanging="360"/>
       </w:pPr>
+      <w:rPr/>
     </w:lvl>
     <w:lvl w:ilvl="3">
       <w:start w:val="1"/>
@@ -8317,6 +8231,7 @@
         </w:tabs>
         <w:ind w:left="1800" w:hanging="360"/>
       </w:pPr>
+      <w:rPr/>
     </w:lvl>
     <w:lvl w:ilvl="4">
       <w:start w:val="1"/>
@@ -8329,6 +8244,7 @@
         </w:tabs>
         <w:ind w:left="2160" w:hanging="360"/>
       </w:pPr>
+      <w:rPr/>
     </w:lvl>
     <w:lvl w:ilvl="5">
       <w:start w:val="1"/>
@@ -8341,6 +8257,7 @@
         </w:tabs>
         <w:ind w:left="2520" w:hanging="360"/>
       </w:pPr>
+      <w:rPr/>
     </w:lvl>
     <w:lvl w:ilvl="6">
       <w:start w:val="1"/>
@@ -8353,6 +8270,7 @@
         </w:tabs>
         <w:ind w:left="2880" w:hanging="360"/>
       </w:pPr>
+      <w:rPr/>
     </w:lvl>
     <w:lvl w:ilvl="7">
       <w:start w:val="1"/>
@@ -8365,6 +8283,7 @@
         </w:tabs>
         <w:ind w:left="3240" w:hanging="360"/>
       </w:pPr>
+      <w:rPr/>
     </w:lvl>
     <w:lvl w:ilvl="8">
       <w:start w:val="1"/>
@@ -8377,6 +8296,7 @@
         </w:tabs>
         <w:ind w:left="3600" w:hanging="360"/>
       </w:pPr>
+      <w:rPr/>
     </w:lvl>
   </w:abstractNum>
   <w:abstractNum w:abstractNumId="5">
@@ -8406,6 +8326,7 @@
         </w:tabs>
         <w:ind w:left="1080" w:hanging="360"/>
       </w:pPr>
+      <w:rPr/>
     </w:lvl>
     <w:lvl w:ilvl="2">
       <w:start w:val="1"/>
@@ -8418,6 +8339,7 @@
         </w:tabs>
         <w:ind w:left="1440" w:hanging="360"/>
       </w:pPr>
+      <w:rPr/>
     </w:lvl>
     <w:lvl w:ilvl="3">
       <w:start w:val="1"/>
@@ -8430,6 +8352,7 @@
         </w:tabs>
         <w:ind w:left="1800" w:hanging="360"/>
       </w:pPr>
+      <w:rPr/>
     </w:lvl>
     <w:lvl w:ilvl="4">
       <w:start w:val="1"/>
@@ -8442,6 +8365,7 @@
         </w:tabs>
         <w:ind w:left="2160" w:hanging="360"/>
       </w:pPr>
+      <w:rPr/>
     </w:lvl>
     <w:lvl w:ilvl="5">
       <w:start w:val="1"/>
@@ -8454,6 +8378,7 @@
         </w:tabs>
         <w:ind w:left="2520" w:hanging="360"/>
       </w:pPr>
+      <w:rPr/>
     </w:lvl>
     <w:lvl w:ilvl="6">
       <w:start w:val="1"/>
@@ -8466,6 +8391,7 @@
         </w:tabs>
         <w:ind w:left="2880" w:hanging="360"/>
       </w:pPr>
+      <w:rPr/>
     </w:lvl>
     <w:lvl w:ilvl="7">
       <w:start w:val="1"/>
@@ -8478,6 +8404,7 @@
         </w:tabs>
         <w:ind w:left="3240" w:hanging="360"/>
       </w:pPr>
+      <w:rPr/>
     </w:lvl>
     <w:lvl w:ilvl="8">
       <w:start w:val="1"/>
@@ -8490,6 +8417,7 @@
         </w:tabs>
         <w:ind w:left="3600" w:hanging="360"/>
       </w:pPr>
+      <w:rPr/>
     </w:lvl>
   </w:abstractNum>
   <w:abstractNum w:abstractNumId="6">
@@ -10358,14 +10286,15 @@
     <w:rsid w:val="00d44a55"/>
     <w:pPr>
       <w:widowControl w:val="false"/>
-      <w:overflowPunct w:val="true"/>
+      <w:suppressAutoHyphens w:val="true"/>
+      <w:overflowPunct w:val="false"/>
       <w:bidi w:val="0"/>
       <w:spacing w:before="0" w:after="0"/>
       <w:jc w:val="both"/>
       <w:textAlignment w:val="baseline"/>
     </w:pPr>
     <w:rPr>
-      <w:rFonts w:eastAsia="Gulim" w:ascii="Times New Roman" w:hAnsi="Times New Roman" w:cs="Times New Roman"/>
+      <w:rFonts w:ascii="Times New Roman" w:hAnsi="Times New Roman" w:eastAsia="Gulim" w:cs="Times New Roman"/>
       <w:color w:val="auto"/>
       <w:kern w:val="0"/>
       <w:sz w:val="20"/>
@@ -10374,7 +10303,7 @@
     </w:rPr>
   </w:style>
   <w:style w:type="paragraph" w:styleId="Heading1">
-    <w:name w:val="Heading 1"/>
+    <w:name w:val="heading 1"/>
     <w:basedOn w:val="Normal"/>
     <w:next w:val="BodyText"/>
     <w:qFormat/>
@@ -10405,7 +10334,7 @@
     </w:rPr>
   </w:style>
   <w:style w:type="paragraph" w:styleId="Heading2">
-    <w:name w:val="Heading 2"/>
+    <w:name w:val="heading 2"/>
     <w:basedOn w:val="Normal"/>
     <w:next w:val="BodyText"/>
     <w:qFormat/>
@@ -10432,7 +10361,7 @@
     </w:rPr>
   </w:style>
   <w:style w:type="paragraph" w:styleId="Heading3">
-    <w:name w:val="Heading 3"/>
+    <w:name w:val="heading 3"/>
     <w:basedOn w:val="Normal"/>
     <w:next w:val="BodyText"/>
     <w:qFormat/>
@@ -10455,7 +10384,7 @@
     </w:rPr>
   </w:style>
   <w:style w:type="paragraph" w:styleId="Heading4">
-    <w:name w:val="Heading 4"/>
+    <w:name w:val="heading 4"/>
     <w:basedOn w:val="Normal"/>
     <w:next w:val="BodyText"/>
     <w:qFormat/>
@@ -10477,7 +10406,7 @@
     </w:rPr>
   </w:style>
   <w:style w:type="paragraph" w:styleId="Heading5">
-    <w:name w:val="Heading 5"/>
+    <w:name w:val="heading 5"/>
     <w:basedOn w:val="Normal"/>
     <w:next w:val="BodyText"/>
     <w:qFormat/>
@@ -10500,7 +10429,7 @@
     </w:rPr>
   </w:style>
   <w:style w:type="paragraph" w:styleId="Heading6">
-    <w:name w:val="Heading 6"/>
+    <w:name w:val="heading 6"/>
     <w:basedOn w:val="Normal"/>
     <w:next w:val="BodyText"/>
     <w:qFormat/>
@@ -10521,7 +10450,7 @@
     </w:rPr>
   </w:style>
   <w:style w:type="paragraph" w:styleId="Heading7">
-    <w:name w:val="Heading 7"/>
+    <w:name w:val="heading 7"/>
     <w:basedOn w:val="Normal"/>
     <w:next w:val="BodyText"/>
     <w:qFormat/>
@@ -10540,7 +10469,7 @@
     </w:rPr>
   </w:style>
   <w:style w:type="paragraph" w:styleId="Heading8">
-    <w:name w:val="Heading 8"/>
+    <w:name w:val="heading 8"/>
     <w:basedOn w:val="Normal"/>
     <w:next w:val="BodyText"/>
     <w:qFormat/>
@@ -10561,7 +10490,7 @@
     </w:rPr>
   </w:style>
   <w:style w:type="paragraph" w:styleId="Heading9">
-    <w:name w:val="Heading 9"/>
+    <w:name w:val="heading 9"/>
     <w:basedOn w:val="Normal"/>
     <w:next w:val="BodyText"/>
     <w:qFormat/>
@@ -10589,7 +10518,7 @@
     <w:rPr/>
   </w:style>
   <w:style w:type="character" w:styleId="PageNumber">
-    <w:name w:val="Page Number"/>
+    <w:name w:val="page number"/>
     <w:basedOn w:val="DefaultParagraphFont"/>
     <w:rsid w:val="00c155b1"/>
     <w:rPr/>
@@ -10702,8 +10631,8 @@
     <w:qFormat/>
     <w:rPr/>
   </w:style>
-  <w:style w:type="character" w:styleId="Bullets">
-    <w:name w:val="Bullets"/>
+  <w:style w:type="character" w:styleId="Bulletsuser">
+    <w:name w:val="Bullets (user)"/>
     <w:qFormat/>
     <w:rPr>
       <w:rFonts w:ascii="OpenSymbol" w:hAnsi="OpenSymbol" w:eastAsia="OpenSymbol" w:cs="OpenSymbol"/>
@@ -10751,7 +10680,7 @@
     </w:rPr>
   </w:style>
   <w:style w:type="paragraph" w:styleId="Caption">
-    <w:name w:val="Caption"/>
+    <w:name w:val="caption"/>
     <w:basedOn w:val="Normal"/>
     <w:next w:val="Normal"/>
     <w:qFormat/>
@@ -10783,7 +10712,7 @@
     <w:rPr/>
   </w:style>
   <w:style w:type="paragraph" w:styleId="Header">
-    <w:name w:val="Header"/>
+    <w:name w:val="header"/>
     <w:basedOn w:val="Normal"/>
     <w:rsid w:val="00141a49"/>
     <w:pPr>
@@ -10798,7 +10727,7 @@
     </w:rPr>
   </w:style>
   <w:style w:type="paragraph" w:styleId="Footer">
-    <w:name w:val="Footer"/>
+    <w:name w:val="footer"/>
     <w:basedOn w:val="Normal"/>
     <w:rsid w:val="00d44a55"/>
     <w:pPr>
@@ -10896,7 +10825,7 @@
     </w:rPr>
   </w:style>
   <w:style w:type="paragraph" w:styleId="TOC1">
-    <w:name w:val="TOC 1"/>
+    <w:name w:val="toc 1"/>
     <w:basedOn w:val="Normal"/>
     <w:next w:val="Normal"/>
     <w:autoRedefine/>
@@ -10913,7 +10842,7 @@
     </w:rPr>
   </w:style>
   <w:style w:type="paragraph" w:styleId="TOC2">
-    <w:name w:val="TOC 2"/>
+    <w:name w:val="toc 2"/>
     <w:basedOn w:val="Normal"/>
     <w:next w:val="Normal"/>
     <w:autoRedefine/>
@@ -10928,7 +10857,7 @@
     </w:rPr>
   </w:style>
   <w:style w:type="paragraph" w:styleId="TOC3">
-    <w:name w:val="TOC 3"/>
+    <w:name w:val="toc 3"/>
     <w:basedOn w:val="Normal"/>
     <w:next w:val="Normal"/>
     <w:autoRedefine/>
@@ -10944,7 +10873,7 @@
     </w:rPr>
   </w:style>
   <w:style w:type="paragraph" w:styleId="TOC4">
-    <w:name w:val="TOC 4"/>
+    <w:name w:val="toc 4"/>
     <w:basedOn w:val="Normal"/>
     <w:next w:val="Normal"/>
     <w:autoRedefine/>
@@ -10960,7 +10889,7 @@
     </w:rPr>
   </w:style>
   <w:style w:type="paragraph" w:styleId="TOC5">
-    <w:name w:val="TOC 5"/>
+    <w:name w:val="toc 5"/>
     <w:basedOn w:val="Normal"/>
     <w:next w:val="Normal"/>
     <w:autoRedefine/>
@@ -10976,7 +10905,7 @@
     </w:rPr>
   </w:style>
   <w:style w:type="paragraph" w:styleId="TOC6">
-    <w:name w:val="TOC 6"/>
+    <w:name w:val="toc 6"/>
     <w:basedOn w:val="Normal"/>
     <w:next w:val="Normal"/>
     <w:autoRedefine/>
@@ -10992,7 +10921,7 @@
     </w:rPr>
   </w:style>
   <w:style w:type="paragraph" w:styleId="TOC7">
-    <w:name w:val="TOC 7"/>
+    <w:name w:val="toc 7"/>
     <w:basedOn w:val="Normal"/>
     <w:next w:val="Normal"/>
     <w:autoRedefine/>
@@ -11008,7 +10937,7 @@
     </w:rPr>
   </w:style>
   <w:style w:type="paragraph" w:styleId="TOC8">
-    <w:name w:val="TOC 8"/>
+    <w:name w:val="toc 8"/>
     <w:basedOn w:val="Normal"/>
     <w:next w:val="Normal"/>
     <w:autoRedefine/>
@@ -11024,7 +10953,7 @@
     </w:rPr>
   </w:style>
   <w:style w:type="paragraph" w:styleId="TOC9">
-    <w:name w:val="TOC 9"/>
+    <w:name w:val="toc 9"/>
     <w:basedOn w:val="Normal"/>
     <w:next w:val="Normal"/>
     <w:autoRedefine/>
@@ -11086,13 +11015,14 @@
     <w:rsid w:val="001b17e2"/>
     <w:pPr>
       <w:widowControl/>
+      <w:suppressAutoHyphens w:val="true"/>
       <w:bidi w:val="0"/>
       <w:spacing w:before="0" w:after="0"/>
       <w:ind w:left="708"/>
       <w:jc w:val="both"/>
     </w:pPr>
     <w:rPr>
-      <w:rFonts w:eastAsia="Gulim" w:ascii="Times New Roman" w:hAnsi="Times New Roman" w:cs="Times New Roman"/>
+      <w:rFonts w:ascii="Times New Roman" w:hAnsi="Times New Roman" w:eastAsia="Gulim" w:cs="Times New Roman"/>
       <w:color w:val="auto"/>
       <w:kern w:val="0"/>
       <w:sz w:val="20"/>
@@ -11133,6 +11063,7 @@
     <w:rsid w:val="001401a1"/>
     <w:pPr>
       <w:widowControl w:val="false"/>
+      <w:suppressAutoHyphens w:val="true"/>
       <w:bidi w:val="0"/>
       <w:spacing w:lineRule="atLeast" w:line="400" w:before="0" w:after="0"/>
       <w:jc w:val="both"/>
@@ -11183,7 +11114,7 @@
     <w:rsid w:val="00745bb3"/>
     <w:pPr>
       <w:widowControl/>
-      <w:overflowPunct w:val="false"/>
+      <w:overflowPunct w:val="true"/>
       <w:ind w:left="400"/>
       <w:textAlignment w:val="auto"/>
     </w:pPr>
@@ -11199,7 +11130,7 @@
     <w:pPr>
       <w:keepLines/>
       <w:widowControl/>
-      <w:overflowPunct w:val="false"/>
+      <w:overflowPunct w:val="true"/>
       <w:spacing w:before="120" w:after="240"/>
       <w:textAlignment w:val="auto"/>
     </w:pPr>
@@ -11215,7 +11146,7 @@
     <w:rsid w:val="00745bb3"/>
     <w:pPr>
       <w:widowControl/>
-      <w:overflowPunct w:val="false"/>
+      <w:overflowPunct w:val="true"/>
       <w:jc w:val="center"/>
       <w:textAlignment w:val="center"/>
     </w:pPr>
@@ -11266,7 +11197,7 @@
       <w:tabs>
         <w:tab w:val="clear" w:pos="708"/>
       </w:tabs>
-      <w:overflowPunct w:val="false"/>
+      <w:overflowPunct w:val="true"/>
       <w:spacing w:lineRule="auto" w:line="276" w:before="0" w:after="200"/>
       <w:ind w:hanging="0" w:left="0"/>
       <w:contextualSpacing/>
@@ -11279,6 +11210,13 @@
       <w:szCs w:val="22"/>
       <w:lang w:eastAsia="en-US"/>
     </w:rPr>
+  </w:style>
+  <w:style w:type="paragraph" w:styleId="FrameContentsuser">
+    <w:name w:val="Frame Contents (user)"/>
+    <w:basedOn w:val="Normal"/>
+    <w:qFormat/>
+    <w:pPr/>
+    <w:rPr/>
   </w:style>
   <w:style w:type="paragraph" w:styleId="FrameContents">
     <w:name w:val="Frame Contents"/>
